--- a/FD03-EPIS-Informe Especificación Requerimientos.docx
+++ b/FD03-EPIS-Informe Especificación Requerimientos.docx
@@ -1,6 +1,6 @@
 
 <file path=word/document.xml><?xml version="1.0" encoding="utf-8"?>
-<w:document xmlns:wpc="http://schemas.microsoft.com/office/word/2010/wordprocessingCanvas" xmlns:cx="http://schemas.microsoft.com/office/drawing/2014/chartex" xmlns:cx1="http://schemas.microsoft.com/office/drawing/2015/9/8/chartex" xmlns:cx2="http://schemas.microsoft.com/office/drawing/2015/10/21/chartex" xmlns:cx3="http://schemas.microsoft.com/office/drawing/2016/5/9/chartex" xmlns:cx4="http://schemas.microsoft.com/office/drawing/2016/5/10/chartex" xmlns:cx5="http://schemas.microsoft.com/office/drawing/2016/5/11/chartex" xmlns:cx6="http://schemas.microsoft.com/office/drawing/2016/5/12/chartex" xmlns:cx7="http://schemas.microsoft.com/office/drawing/2016/5/13/chartex" xmlns:cx8="http://schemas.microsoft.com/office/drawing/2016/5/14/chartex" xmlns:mc="http://schemas.openxmlformats.org/markup-compatibility/2006" xmlns:aink="http://schemas.microsoft.com/office/drawing/2016/ink" xmlns:am3d="http://schemas.microsoft.com/office/drawing/2017/model3d" xmlns:o="urn:schemas-microsoft-com:office:office" xmlns:r="http://schemas.openxmlformats.org/officeDocument/2006/relationships" xmlns:m="http://schemas.openxmlformats.org/officeDocument/2006/math" xmlns:v="urn:schemas-microsoft-com:vml" xmlns:wp14="http://schemas.microsoft.com/office/word/2010/wordprocessingDrawing" xmlns:wp="http://schemas.openxmlformats.org/drawingml/2006/wordprocessingDrawing" xmlns:w10="urn:schemas-microsoft-com:office:word" xmlns:w="http://schemas.openxmlformats.org/wordprocessingml/2006/main" xmlns:w14="http://schemas.microsoft.com/office/word/2010/wordml" xmlns:w15="http://schemas.microsoft.com/office/word/2012/wordml" xmlns:w16cex="http://schemas.microsoft.com/office/word/2018/wordml/cex" xmlns:w16cid="http://schemas.microsoft.com/office/word/2016/wordml/cid" xmlns:w16="http://schemas.microsoft.com/office/word/2018/wordml" xmlns:w16sdtdh="http://schemas.microsoft.com/office/word/2020/wordml/sdtdatahash" xmlns:w16se="http://schemas.microsoft.com/office/word/2015/wordml/symex" xmlns:wpg="http://schemas.microsoft.com/office/word/2010/wordprocessingGroup" xmlns:wpi="http://schemas.microsoft.com/office/word/2010/wordprocessingInk" xmlns:wne="http://schemas.microsoft.com/office/word/2006/wordml" xmlns:wps="http://schemas.microsoft.com/office/word/2010/wordprocessingShape" mc:Ignorable="w14 w15 w16se w16cid w16 w16cex w16sdtdh wp14">
+<w:document xmlns:wpc="http://schemas.microsoft.com/office/word/2010/wordprocessingCanvas" xmlns:cx="http://schemas.microsoft.com/office/drawing/2014/chartex" xmlns:cx1="http://schemas.microsoft.com/office/drawing/2015/9/8/chartex" xmlns:cx2="http://schemas.microsoft.com/office/drawing/2015/10/21/chartex" xmlns:cx3="http://schemas.microsoft.com/office/drawing/2016/5/9/chartex" xmlns:cx4="http://schemas.microsoft.com/office/drawing/2016/5/10/chartex" xmlns:cx5="http://schemas.microsoft.com/office/drawing/2016/5/11/chartex" xmlns:cx6="http://schemas.microsoft.com/office/drawing/2016/5/12/chartex" xmlns:cx7="http://schemas.microsoft.com/office/drawing/2016/5/13/chartex" xmlns:cx8="http://schemas.microsoft.com/office/drawing/2016/5/14/chartex" xmlns:mc="http://schemas.openxmlformats.org/markup-compatibility/2006" xmlns:aink="http://schemas.microsoft.com/office/drawing/2016/ink" xmlns:am3d="http://schemas.microsoft.com/office/drawing/2017/model3d" xmlns:o="urn:schemas-microsoft-com:office:office" xmlns:r="http://schemas.openxmlformats.org/officeDocument/2006/relationships" xmlns:m="http://schemas.openxmlformats.org/officeDocument/2006/math" xmlns:v="urn:schemas-microsoft-com:vml" xmlns:wp14="http://schemas.microsoft.com/office/word/2010/wordprocessingDrawing" xmlns:wp="http://schemas.openxmlformats.org/drawingml/2006/wordprocessingDrawing" xmlns:w10="urn:schemas-microsoft-com:office:word" xmlns:w="http://schemas.openxmlformats.org/wordprocessingml/2006/main" xmlns:w14="http://schemas.microsoft.com/office/word/2010/wordml" xmlns:w15="http://schemas.microsoft.com/office/word/2012/wordml" xmlns:w16cid="http://schemas.microsoft.com/office/word/2016/wordml/cid" xmlns:w16se="http://schemas.microsoft.com/office/word/2015/wordml/symex" xmlns:wpg="http://schemas.microsoft.com/office/word/2010/wordprocessingGroup" xmlns:wpi="http://schemas.microsoft.com/office/word/2010/wordprocessingInk" xmlns:wne="http://schemas.microsoft.com/office/word/2006/wordml" xmlns:wps="http://schemas.microsoft.com/office/word/2010/wordprocessingShape" mc:Ignorable="w14 w15 w16se w16cid wp14">
   <w:body>
     <w:p>
       <w:pPr>
@@ -108,6 +108,9 @@
           <w:szCs w:val="40"/>
         </w:rPr>
       </w:pPr>
+      <w:bookmarkStart w:id="0" w:name="_Hlk228303347"/>
+      <w:bookmarkStart w:id="1" w:name="_Hlk228303423"/>
+      <w:bookmarkStart w:id="2" w:name="_GoBack"/>
       <w:r>
         <w:rPr>
           <w:rFonts w:ascii="Arial" w:hAnsi="Arial" w:cs="Arial"/>
@@ -267,7 +270,6 @@
         </w:rPr>
         <w:t>Proyecto “</w:t>
       </w:r>
-      <w:proofErr w:type="spellStart"/>
       <w:r>
         <w:rPr>
           <w:rFonts w:ascii="Times New Roman" w:eastAsia="Arial" w:hAnsi="Times New Roman" w:cs="Times New Roman"/>
@@ -276,18 +278,7 @@
           <w:sz w:val="32"/>
           <w:szCs w:val="32"/>
         </w:rPr>
-        <w:t>Dashboard</w:t>
-      </w:r>
-      <w:proofErr w:type="spellEnd"/>
-      <w:r>
-        <w:rPr>
-          <w:rFonts w:ascii="Times New Roman" w:eastAsia="Arial" w:hAnsi="Times New Roman" w:cs="Times New Roman"/>
-          <w:b/>
-          <w:bCs/>
-          <w:sz w:val="32"/>
-          <w:szCs w:val="32"/>
-        </w:rPr>
-        <w:t xml:space="preserve"> de análisis electoral y evaluación de planes de gobierno </w:t>
+        <w:t xml:space="preserve">Dashboard de análisis electoral y evaluación de planes de gobierno </w:t>
       </w:r>
       <w:r>
         <w:rPr>
@@ -547,8 +538,8 @@
           <w:szCs w:val="28"/>
         </w:rPr>
       </w:pPr>
-      <w:bookmarkStart w:id="0" w:name="_heading=h.nnfm59ukuacf" w:colFirst="0" w:colLast="0"/>
-      <w:bookmarkEnd w:id="0"/>
+      <w:bookmarkStart w:id="3" w:name="_heading=h.nnfm59ukuacf" w:colFirst="0" w:colLast="0"/>
+      <w:bookmarkEnd w:id="3"/>
       <w:r>
         <w:rPr>
           <w:rFonts w:ascii="Times New Roman" w:eastAsia="Arial" w:hAnsi="Times New Roman" w:cs="Times New Roman"/>
@@ -777,6 +768,8 @@
         <w:t>2026</w:t>
       </w:r>
     </w:p>
+    <w:bookmarkEnd w:id="1"/>
+    <w:bookmarkEnd w:id="2"/>
     <w:p>
       <w:pPr>
         <w:spacing w:after="0"/>
@@ -790,6 +783,7 @@
         </w:rPr>
       </w:pPr>
     </w:p>
+    <w:bookmarkEnd w:id="0"/>
     <w:p>
       <w:pPr>
         <w:spacing w:after="0"/>
@@ -1964,7 +1958,7 @@
           <w:r>
             <w:fldChar w:fldCharType="separate"/>
           </w:r>
-          <w:hyperlink w:anchor="_Toc228227797" w:history="1">
+          <w:hyperlink w:anchor="_Toc228301623" w:history="1">
             <w:r>
               <w:rPr>
                 <w:rStyle w:val="Hipervnculo"/>
@@ -1991,7 +1985,7 @@
                 <w:noProof/>
                 <w:webHidden/>
               </w:rPr>
-              <w:instrText xml:space="preserve"> PAGEREF _Toc228227797 \h </w:instrText>
+              <w:instrText xml:space="preserve"> PAGEREF _Toc228301623 \h </w:instrText>
             </w:r>
             <w:r>
               <w:rPr>
@@ -2011,7 +2005,7 @@
                 <w:noProof/>
                 <w:webHidden/>
               </w:rPr>
-              <w:t>4</w:t>
+              <w:t>5</w:t>
             </w:r>
             <w:r>
               <w:rPr>
@@ -2035,7 +2029,7 @@
               <w:lang w:eastAsia="es-PE"/>
             </w:rPr>
           </w:pPr>
-          <w:hyperlink w:anchor="_Toc228227798" w:history="1">
+          <w:hyperlink w:anchor="_Toc228301627" w:history="1">
             <w:r>
               <w:rPr>
                 <w:rStyle w:val="Hipervnculo"/>
@@ -2077,7 +2071,7 @@
                 <w:noProof/>
                 <w:webHidden/>
               </w:rPr>
-              <w:instrText xml:space="preserve"> PAGEREF _Toc228227798 \h </w:instrText>
+              <w:instrText xml:space="preserve"> PAGEREF _Toc228301627 \h </w:instrText>
             </w:r>
             <w:r>
               <w:rPr>
@@ -2097,7 +2091,7 @@
                 <w:noProof/>
                 <w:webHidden/>
               </w:rPr>
-              <w:t>4</w:t>
+              <w:t>5</w:t>
             </w:r>
             <w:r>
               <w:rPr>
@@ -2121,7 +2115,7 @@
               <w:lang w:eastAsia="es-PE"/>
             </w:rPr>
           </w:pPr>
-          <w:hyperlink w:anchor="_Toc228227799" w:history="1">
+          <w:hyperlink w:anchor="_Toc228301628" w:history="1">
             <w:r>
               <w:rPr>
                 <w:rStyle w:val="Hipervnculo"/>
@@ -2163,7 +2157,7 @@
                 <w:noProof/>
                 <w:webHidden/>
               </w:rPr>
-              <w:instrText xml:space="preserve"> PAGEREF _Toc228227799 \h </w:instrText>
+              <w:instrText xml:space="preserve"> PAGEREF _Toc228301628 \h </w:instrText>
             </w:r>
             <w:r>
               <w:rPr>
@@ -2183,7 +2177,101 @@
                 <w:noProof/>
                 <w:webHidden/>
               </w:rPr>
-              <w:t>4</w:t>
+              <w:t>5</w:t>
+            </w:r>
+            <w:r>
+              <w:rPr>
+                <w:noProof/>
+                <w:webHidden/>
+              </w:rPr>
+              <w:fldChar w:fldCharType="end"/>
+            </w:r>
+          </w:hyperlink>
+          <w:r>
+            <w:rPr>
+              <w:rFonts w:asciiTheme="minorHAnsi" w:eastAsiaTheme="minorEastAsia" w:hAnsiTheme="minorHAnsi" w:cstheme="minorBidi"/>
+              <w:noProof/>
+              <w:lang w:eastAsia="es-PE"/>
+            </w:rPr>
+            <w:t xml:space="preserve"> </w:t>
+          </w:r>
+        </w:p>
+        <w:p>
+          <w:pPr>
+            <w:pStyle w:val="TDC2"/>
+            <w:tabs>
+              <w:tab w:val="left" w:pos="880"/>
+              <w:tab w:val="right" w:leader="dot" w:pos="8494"/>
+            </w:tabs>
+            <w:rPr>
+              <w:rFonts w:asciiTheme="minorHAnsi" w:eastAsiaTheme="minorEastAsia" w:hAnsiTheme="minorHAnsi" w:cstheme="minorBidi"/>
+              <w:noProof/>
+              <w:lang w:eastAsia="es-PE"/>
+            </w:rPr>
+          </w:pPr>
+          <w:hyperlink w:anchor="_Toc228301630" w:history="1">
+            <w:r>
+              <w:rPr>
+                <w:rStyle w:val="Hipervnculo"/>
+                <w:noProof/>
+              </w:rPr>
+              <w:t>1.2.</w:t>
+            </w:r>
+            <w:r>
+              <w:rPr>
+                <w:rFonts w:asciiTheme="minorHAnsi" w:eastAsiaTheme="minorEastAsia" w:hAnsiTheme="minorHAnsi" w:cstheme="minorBidi"/>
+                <w:noProof/>
+                <w:lang w:eastAsia="es-PE"/>
+              </w:rPr>
+              <w:tab/>
+            </w:r>
+            <w:r>
+              <w:rPr>
+                <w:rStyle w:val="Hipervnculo"/>
+                <w:noProof/>
+              </w:rPr>
+              <w:t>Vision</w:t>
+            </w:r>
+            <w:r>
+              <w:rPr>
+                <w:noProof/>
+                <w:webHidden/>
+              </w:rPr>
+              <w:tab/>
+            </w:r>
+            <w:r>
+              <w:rPr>
+                <w:noProof/>
+                <w:webHidden/>
+              </w:rPr>
+              <w:fldChar w:fldCharType="begin"/>
+            </w:r>
+            <w:r>
+              <w:rPr>
+                <w:noProof/>
+                <w:webHidden/>
+              </w:rPr>
+              <w:instrText xml:space="preserve"> PAGEREF _Toc228301630 \h </w:instrText>
+            </w:r>
+            <w:r>
+              <w:rPr>
+                <w:noProof/>
+                <w:webHidden/>
+              </w:rPr>
+            </w:r>
+            <w:r>
+              <w:rPr>
+                <w:noProof/>
+                <w:webHidden/>
+              </w:rPr>
+              <w:fldChar w:fldCharType="separate"/>
+            </w:r>
+            <w:r>
+              <w:rPr>
+                <w:noProof/>
+                <w:webHidden/>
+              </w:rPr>
+              <w:t>5</w:t>
             </w:r>
             <w:r>
               <w:rPr>
@@ -2207,13 +2295,13 @@
               <w:lang w:eastAsia="es-PE"/>
             </w:rPr>
           </w:pPr>
-          <w:hyperlink w:anchor="_Toc228227800" w:history="1">
+          <w:hyperlink w:anchor="_Toc228301632" w:history="1">
             <w:r>
               <w:rPr>
                 <w:rStyle w:val="Hipervnculo"/>
                 <w:noProof/>
               </w:rPr>
-              <w:t>1.2.</w:t>
+              <w:t>1.3.</w:t>
             </w:r>
             <w:r>
               <w:rPr>
@@ -2228,7 +2316,7 @@
                 <w:rStyle w:val="Hipervnculo"/>
                 <w:noProof/>
               </w:rPr>
-              <w:t>Vision</w:t>
+              <w:t>Misión</w:t>
             </w:r>
             <w:r>
               <w:rPr>
@@ -2249,7 +2337,7 @@
                 <w:noProof/>
                 <w:webHidden/>
               </w:rPr>
-              <w:instrText xml:space="preserve"> PAGEREF _Toc228227800 \h </w:instrText>
+              <w:instrText xml:space="preserve"> PAGEREF _Toc228301632 \h </w:instrText>
             </w:r>
             <w:r>
               <w:rPr>
@@ -2269,7 +2357,187 @@
                 <w:noProof/>
                 <w:webHidden/>
               </w:rPr>
-              <w:t>4</w:t>
+              <w:t>5</w:t>
+            </w:r>
+            <w:r>
+              <w:rPr>
+                <w:noProof/>
+                <w:webHidden/>
+              </w:rPr>
+              <w:fldChar w:fldCharType="end"/>
+            </w:r>
+          </w:hyperlink>
+          <w:r>
+            <w:rPr>
+              <w:rFonts w:asciiTheme="minorHAnsi" w:eastAsiaTheme="minorEastAsia" w:hAnsiTheme="minorHAnsi" w:cstheme="minorBidi"/>
+              <w:noProof/>
+              <w:lang w:eastAsia="es-PE"/>
+            </w:rPr>
+            <w:t xml:space="preserve"> </w:t>
+          </w:r>
+        </w:p>
+        <w:p>
+          <w:pPr>
+            <w:pStyle w:val="TDC2"/>
+            <w:tabs>
+              <w:tab w:val="left" w:pos="880"/>
+              <w:tab w:val="right" w:leader="dot" w:pos="8494"/>
+            </w:tabs>
+            <w:rPr>
+              <w:rFonts w:asciiTheme="minorHAnsi" w:eastAsiaTheme="minorEastAsia" w:hAnsiTheme="minorHAnsi" w:cstheme="minorBidi"/>
+              <w:noProof/>
+              <w:lang w:eastAsia="es-PE"/>
+            </w:rPr>
+          </w:pPr>
+          <w:hyperlink w:anchor="_Toc228301634" w:history="1">
+            <w:r>
+              <w:rPr>
+                <w:rStyle w:val="Hipervnculo"/>
+                <w:noProof/>
+              </w:rPr>
+              <w:t>1.4.</w:t>
+            </w:r>
+            <w:r>
+              <w:rPr>
+                <w:rFonts w:asciiTheme="minorHAnsi" w:eastAsiaTheme="minorEastAsia" w:hAnsiTheme="minorHAnsi" w:cstheme="minorBidi"/>
+                <w:noProof/>
+                <w:lang w:eastAsia="es-PE"/>
+              </w:rPr>
+              <w:tab/>
+            </w:r>
+            <w:r>
+              <w:rPr>
+                <w:rStyle w:val="Hipervnculo"/>
+                <w:noProof/>
+              </w:rPr>
+              <w:t>Organigrama</w:t>
+            </w:r>
+            <w:r>
+              <w:rPr>
+                <w:noProof/>
+                <w:webHidden/>
+              </w:rPr>
+              <w:tab/>
+            </w:r>
+            <w:r>
+              <w:rPr>
+                <w:noProof/>
+                <w:webHidden/>
+              </w:rPr>
+              <w:fldChar w:fldCharType="begin"/>
+            </w:r>
+            <w:r>
+              <w:rPr>
+                <w:noProof/>
+                <w:webHidden/>
+              </w:rPr>
+              <w:instrText xml:space="preserve"> PAGEREF _Toc228301634 \h </w:instrText>
+            </w:r>
+            <w:r>
+              <w:rPr>
+                <w:noProof/>
+                <w:webHidden/>
+              </w:rPr>
+            </w:r>
+            <w:r>
+              <w:rPr>
+                <w:noProof/>
+                <w:webHidden/>
+              </w:rPr>
+              <w:fldChar w:fldCharType="separate"/>
+            </w:r>
+            <w:r>
+              <w:rPr>
+                <w:noProof/>
+                <w:webHidden/>
+              </w:rPr>
+              <w:t>5</w:t>
+            </w:r>
+            <w:r>
+              <w:rPr>
+                <w:noProof/>
+                <w:webHidden/>
+              </w:rPr>
+              <w:fldChar w:fldCharType="end"/>
+            </w:r>
+          </w:hyperlink>
+        </w:p>
+        <w:p>
+          <w:pPr>
+            <w:pStyle w:val="TDC1"/>
+            <w:tabs>
+              <w:tab w:val="left" w:pos="440"/>
+              <w:tab w:val="right" w:leader="dot" w:pos="8494"/>
+            </w:tabs>
+            <w:rPr>
+              <w:rFonts w:asciiTheme="minorHAnsi" w:eastAsiaTheme="minorEastAsia" w:hAnsiTheme="minorHAnsi" w:cstheme="minorBidi"/>
+              <w:noProof/>
+              <w:lang w:eastAsia="es-PE"/>
+            </w:rPr>
+          </w:pPr>
+          <w:hyperlink w:anchor="_Toc228301635" w:history="1">
+            <w:r>
+              <w:rPr>
+                <w:rStyle w:val="Hipervnculo"/>
+                <w:noProof/>
+              </w:rPr>
+              <w:t>2.</w:t>
+            </w:r>
+            <w:r>
+              <w:rPr>
+                <w:rFonts w:asciiTheme="minorHAnsi" w:eastAsiaTheme="minorEastAsia" w:hAnsiTheme="minorHAnsi" w:cstheme="minorBidi"/>
+                <w:noProof/>
+                <w:lang w:eastAsia="es-PE"/>
+              </w:rPr>
+              <w:tab/>
+            </w:r>
+            <w:r>
+              <w:rPr>
+                <w:rStyle w:val="Hipervnculo"/>
+                <w:noProof/>
+              </w:rPr>
+              <w:t>VISIONAMIENTO DE LA EMPRESA</w:t>
+            </w:r>
+            <w:r>
+              <w:rPr>
+                <w:noProof/>
+                <w:webHidden/>
+              </w:rPr>
+              <w:tab/>
+            </w:r>
+            <w:r>
+              <w:rPr>
+                <w:noProof/>
+                <w:webHidden/>
+              </w:rPr>
+              <w:fldChar w:fldCharType="begin"/>
+            </w:r>
+            <w:r>
+              <w:rPr>
+                <w:noProof/>
+                <w:webHidden/>
+              </w:rPr>
+              <w:instrText xml:space="preserve"> PAGEREF _Toc228301635 \h </w:instrText>
+            </w:r>
+            <w:r>
+              <w:rPr>
+                <w:noProof/>
+                <w:webHidden/>
+              </w:rPr>
+            </w:r>
+            <w:r>
+              <w:rPr>
+                <w:noProof/>
+                <w:webHidden/>
+              </w:rPr>
+              <w:fldChar w:fldCharType="separate"/>
+            </w:r>
+            <w:r>
+              <w:rPr>
+                <w:noProof/>
+                <w:webHidden/>
+              </w:rPr>
+              <w:t>6</w:t>
             </w:r>
             <w:r>
               <w:rPr>
@@ -2293,13 +2561,13 @@
               <w:lang w:eastAsia="es-PE"/>
             </w:rPr>
           </w:pPr>
-          <w:hyperlink w:anchor="_Toc228227801" w:history="1">
+          <w:hyperlink w:anchor="_Toc228301636" w:history="1">
             <w:r>
               <w:rPr>
                 <w:rStyle w:val="Hipervnculo"/>
                 <w:noProof/>
               </w:rPr>
-              <w:t>1.3.</w:t>
+              <w:t>2.1.</w:t>
             </w:r>
             <w:r>
               <w:rPr>
@@ -2314,7 +2582,7 @@
                 <w:rStyle w:val="Hipervnculo"/>
                 <w:noProof/>
               </w:rPr>
-              <w:t>Mision</w:t>
+              <w:t>Descripcion del problema</w:t>
             </w:r>
             <w:r>
               <w:rPr>
@@ -2335,7 +2603,7 @@
                 <w:noProof/>
                 <w:webHidden/>
               </w:rPr>
-              <w:instrText xml:space="preserve"> PAGEREF _Toc228227801 \h </w:instrText>
+              <w:instrText xml:space="preserve"> PAGEREF _Toc228301636 \h </w:instrText>
             </w:r>
             <w:r>
               <w:rPr>
@@ -2355,7 +2623,7 @@
                 <w:noProof/>
                 <w:webHidden/>
               </w:rPr>
-              <w:t>4</w:t>
+              <w:t>6</w:t>
             </w:r>
             <w:r>
               <w:rPr>
@@ -2379,13 +2647,13 @@
               <w:lang w:eastAsia="es-PE"/>
             </w:rPr>
           </w:pPr>
-          <w:hyperlink w:anchor="_Toc228227802" w:history="1">
+          <w:hyperlink w:anchor="_Toc228301641" w:history="1">
             <w:r>
               <w:rPr>
                 <w:rStyle w:val="Hipervnculo"/>
                 <w:noProof/>
               </w:rPr>
-              <w:t>1.4.</w:t>
+              <w:t>2.2.</w:t>
             </w:r>
             <w:r>
               <w:rPr>
@@ -2400,7 +2668,7 @@
                 <w:rStyle w:val="Hipervnculo"/>
                 <w:noProof/>
               </w:rPr>
-              <w:t>Organigrama</w:t>
+              <w:t>Objetivos de negocios</w:t>
             </w:r>
             <w:r>
               <w:rPr>
@@ -2421,7 +2689,7 @@
                 <w:noProof/>
                 <w:webHidden/>
               </w:rPr>
-              <w:instrText xml:space="preserve"> PAGEREF _Toc228227802 \h </w:instrText>
+              <w:instrText xml:space="preserve"> PAGEREF _Toc228301641 \h </w:instrText>
             </w:r>
             <w:r>
               <w:rPr>
@@ -2441,7 +2709,1039 @@
                 <w:noProof/>
                 <w:webHidden/>
               </w:rPr>
-              <w:t>4</w:t>
+              <w:t>7</w:t>
+            </w:r>
+            <w:r>
+              <w:rPr>
+                <w:noProof/>
+                <w:webHidden/>
+              </w:rPr>
+              <w:fldChar w:fldCharType="end"/>
+            </w:r>
+          </w:hyperlink>
+        </w:p>
+        <w:p>
+          <w:pPr>
+            <w:pStyle w:val="TDC3"/>
+            <w:tabs>
+              <w:tab w:val="left" w:pos="1320"/>
+              <w:tab w:val="right" w:leader="dot" w:pos="8494"/>
+            </w:tabs>
+            <w:rPr>
+              <w:rFonts w:eastAsiaTheme="minorEastAsia"/>
+              <w:noProof/>
+              <w:lang w:eastAsia="es-PE"/>
+            </w:rPr>
+          </w:pPr>
+          <w:hyperlink w:anchor="_Toc228301642" w:history="1">
+            <w:r>
+              <w:rPr>
+                <w:rStyle w:val="Hipervnculo"/>
+                <w:noProof/>
+              </w:rPr>
+              <w:t>2.2.1.</w:t>
+            </w:r>
+            <w:r>
+              <w:rPr>
+                <w:rFonts w:eastAsiaTheme="minorEastAsia"/>
+                <w:noProof/>
+                <w:lang w:eastAsia="es-PE"/>
+              </w:rPr>
+              <w:tab/>
+            </w:r>
+            <w:r>
+              <w:rPr>
+                <w:rStyle w:val="Hipervnculo"/>
+                <w:noProof/>
+              </w:rPr>
+              <w:t>Objetivo general</w:t>
+            </w:r>
+            <w:r>
+              <w:rPr>
+                <w:noProof/>
+                <w:webHidden/>
+              </w:rPr>
+              <w:tab/>
+            </w:r>
+            <w:r>
+              <w:rPr>
+                <w:noProof/>
+                <w:webHidden/>
+              </w:rPr>
+              <w:fldChar w:fldCharType="begin"/>
+            </w:r>
+            <w:r>
+              <w:rPr>
+                <w:noProof/>
+                <w:webHidden/>
+              </w:rPr>
+              <w:instrText xml:space="preserve"> PAGEREF _Toc228301642 \h </w:instrText>
+            </w:r>
+            <w:r>
+              <w:rPr>
+                <w:noProof/>
+                <w:webHidden/>
+              </w:rPr>
+            </w:r>
+            <w:r>
+              <w:rPr>
+                <w:noProof/>
+                <w:webHidden/>
+              </w:rPr>
+              <w:fldChar w:fldCharType="separate"/>
+            </w:r>
+            <w:r>
+              <w:rPr>
+                <w:noProof/>
+                <w:webHidden/>
+              </w:rPr>
+              <w:t>7</w:t>
+            </w:r>
+            <w:r>
+              <w:rPr>
+                <w:noProof/>
+                <w:webHidden/>
+              </w:rPr>
+              <w:fldChar w:fldCharType="end"/>
+            </w:r>
+          </w:hyperlink>
+        </w:p>
+        <w:p>
+          <w:pPr>
+            <w:pStyle w:val="TDC3"/>
+            <w:tabs>
+              <w:tab w:val="left" w:pos="1320"/>
+              <w:tab w:val="right" w:leader="dot" w:pos="8494"/>
+            </w:tabs>
+            <w:rPr>
+              <w:rFonts w:eastAsiaTheme="minorEastAsia"/>
+              <w:noProof/>
+              <w:lang w:eastAsia="es-PE"/>
+            </w:rPr>
+          </w:pPr>
+          <w:hyperlink w:anchor="_Toc228301644" w:history="1">
+            <w:r>
+              <w:rPr>
+                <w:rStyle w:val="Hipervnculo"/>
+                <w:noProof/>
+              </w:rPr>
+              <w:t>2.2.2.</w:t>
+            </w:r>
+            <w:r>
+              <w:rPr>
+                <w:rFonts w:eastAsiaTheme="minorEastAsia"/>
+                <w:noProof/>
+                <w:lang w:eastAsia="es-PE"/>
+              </w:rPr>
+              <w:tab/>
+            </w:r>
+            <w:r>
+              <w:rPr>
+                <w:rStyle w:val="Hipervnculo"/>
+                <w:noProof/>
+              </w:rPr>
+              <w:t>Objetivos específicos</w:t>
+            </w:r>
+            <w:r>
+              <w:rPr>
+                <w:noProof/>
+                <w:webHidden/>
+              </w:rPr>
+              <w:tab/>
+            </w:r>
+            <w:r>
+              <w:rPr>
+                <w:noProof/>
+                <w:webHidden/>
+              </w:rPr>
+              <w:fldChar w:fldCharType="begin"/>
+            </w:r>
+            <w:r>
+              <w:rPr>
+                <w:noProof/>
+                <w:webHidden/>
+              </w:rPr>
+              <w:instrText xml:space="preserve"> PAGEREF _Toc228301644 \h </w:instrText>
+            </w:r>
+            <w:r>
+              <w:rPr>
+                <w:noProof/>
+                <w:webHidden/>
+              </w:rPr>
+            </w:r>
+            <w:r>
+              <w:rPr>
+                <w:noProof/>
+                <w:webHidden/>
+              </w:rPr>
+              <w:fldChar w:fldCharType="separate"/>
+            </w:r>
+            <w:r>
+              <w:rPr>
+                <w:noProof/>
+                <w:webHidden/>
+              </w:rPr>
+              <w:t>7</w:t>
+            </w:r>
+            <w:r>
+              <w:rPr>
+                <w:noProof/>
+                <w:webHidden/>
+              </w:rPr>
+              <w:fldChar w:fldCharType="end"/>
+            </w:r>
+          </w:hyperlink>
+        </w:p>
+        <w:p>
+          <w:pPr>
+            <w:pStyle w:val="TDC2"/>
+            <w:tabs>
+              <w:tab w:val="left" w:pos="880"/>
+              <w:tab w:val="right" w:leader="dot" w:pos="8494"/>
+            </w:tabs>
+            <w:rPr>
+              <w:rFonts w:asciiTheme="minorHAnsi" w:eastAsiaTheme="minorEastAsia" w:hAnsiTheme="minorHAnsi" w:cstheme="minorBidi"/>
+              <w:noProof/>
+              <w:lang w:eastAsia="es-PE"/>
+            </w:rPr>
+          </w:pPr>
+          <w:hyperlink w:anchor="_Toc228301651" w:history="1">
+            <w:r>
+              <w:rPr>
+                <w:rStyle w:val="Hipervnculo"/>
+                <w:noProof/>
+              </w:rPr>
+              <w:t>2.3.</w:t>
+            </w:r>
+            <w:r>
+              <w:rPr>
+                <w:rFonts w:asciiTheme="minorHAnsi" w:eastAsiaTheme="minorEastAsia" w:hAnsiTheme="minorHAnsi" w:cstheme="minorBidi"/>
+                <w:noProof/>
+                <w:lang w:eastAsia="es-PE"/>
+              </w:rPr>
+              <w:tab/>
+            </w:r>
+            <w:r>
+              <w:rPr>
+                <w:rStyle w:val="Hipervnculo"/>
+                <w:noProof/>
+              </w:rPr>
+              <w:t>Objetivo de diseño</w:t>
+            </w:r>
+            <w:r>
+              <w:rPr>
+                <w:noProof/>
+                <w:webHidden/>
+              </w:rPr>
+              <w:tab/>
+            </w:r>
+            <w:r>
+              <w:rPr>
+                <w:noProof/>
+                <w:webHidden/>
+              </w:rPr>
+              <w:fldChar w:fldCharType="begin"/>
+            </w:r>
+            <w:r>
+              <w:rPr>
+                <w:noProof/>
+                <w:webHidden/>
+              </w:rPr>
+              <w:instrText xml:space="preserve"> PAGEREF _Toc228301651 \h </w:instrText>
+            </w:r>
+            <w:r>
+              <w:rPr>
+                <w:noProof/>
+                <w:webHidden/>
+              </w:rPr>
+            </w:r>
+            <w:r>
+              <w:rPr>
+                <w:noProof/>
+                <w:webHidden/>
+              </w:rPr>
+              <w:fldChar w:fldCharType="separate"/>
+            </w:r>
+            <w:r>
+              <w:rPr>
+                <w:noProof/>
+                <w:webHidden/>
+              </w:rPr>
+              <w:t>8</w:t>
+            </w:r>
+            <w:r>
+              <w:rPr>
+                <w:noProof/>
+                <w:webHidden/>
+              </w:rPr>
+              <w:fldChar w:fldCharType="end"/>
+            </w:r>
+          </w:hyperlink>
+        </w:p>
+        <w:p>
+          <w:pPr>
+            <w:pStyle w:val="TDC2"/>
+            <w:tabs>
+              <w:tab w:val="left" w:pos="880"/>
+              <w:tab w:val="right" w:leader="dot" w:pos="8494"/>
+            </w:tabs>
+            <w:rPr>
+              <w:rFonts w:asciiTheme="minorHAnsi" w:eastAsiaTheme="minorEastAsia" w:hAnsiTheme="minorHAnsi" w:cstheme="minorBidi"/>
+              <w:noProof/>
+              <w:lang w:eastAsia="es-PE"/>
+            </w:rPr>
+          </w:pPr>
+          <w:hyperlink w:anchor="_Toc228301653" w:history="1">
+            <w:r>
+              <w:rPr>
+                <w:rStyle w:val="Hipervnculo"/>
+                <w:noProof/>
+              </w:rPr>
+              <w:t>2.4.</w:t>
+            </w:r>
+            <w:r>
+              <w:rPr>
+                <w:rFonts w:asciiTheme="minorHAnsi" w:eastAsiaTheme="minorEastAsia" w:hAnsiTheme="minorHAnsi" w:cstheme="minorBidi"/>
+                <w:noProof/>
+                <w:lang w:eastAsia="es-PE"/>
+              </w:rPr>
+              <w:tab/>
+            </w:r>
+            <w:r>
+              <w:rPr>
+                <w:rStyle w:val="Hipervnculo"/>
+                <w:noProof/>
+              </w:rPr>
+              <w:t>Alcance de proyecto</w:t>
+            </w:r>
+            <w:r>
+              <w:rPr>
+                <w:noProof/>
+                <w:webHidden/>
+              </w:rPr>
+              <w:tab/>
+            </w:r>
+            <w:r>
+              <w:rPr>
+                <w:noProof/>
+                <w:webHidden/>
+              </w:rPr>
+              <w:fldChar w:fldCharType="begin"/>
+            </w:r>
+            <w:r>
+              <w:rPr>
+                <w:noProof/>
+                <w:webHidden/>
+              </w:rPr>
+              <w:instrText xml:space="preserve"> PAGEREF _Toc228301653 \h </w:instrText>
+            </w:r>
+            <w:r>
+              <w:rPr>
+                <w:noProof/>
+                <w:webHidden/>
+              </w:rPr>
+            </w:r>
+            <w:r>
+              <w:rPr>
+                <w:noProof/>
+                <w:webHidden/>
+              </w:rPr>
+              <w:fldChar w:fldCharType="separate"/>
+            </w:r>
+            <w:r>
+              <w:rPr>
+                <w:noProof/>
+                <w:webHidden/>
+              </w:rPr>
+              <w:t>8</w:t>
+            </w:r>
+            <w:r>
+              <w:rPr>
+                <w:noProof/>
+                <w:webHidden/>
+              </w:rPr>
+              <w:fldChar w:fldCharType="end"/>
+            </w:r>
+          </w:hyperlink>
+        </w:p>
+        <w:p>
+          <w:pPr>
+            <w:pStyle w:val="TDC2"/>
+            <w:tabs>
+              <w:tab w:val="left" w:pos="880"/>
+              <w:tab w:val="right" w:leader="dot" w:pos="8494"/>
+            </w:tabs>
+            <w:rPr>
+              <w:rFonts w:asciiTheme="minorHAnsi" w:eastAsiaTheme="minorEastAsia" w:hAnsiTheme="minorHAnsi" w:cstheme="minorBidi"/>
+              <w:noProof/>
+              <w:lang w:eastAsia="es-PE"/>
+            </w:rPr>
+          </w:pPr>
+          <w:hyperlink w:anchor="_Toc228301662" w:history="1">
+            <w:r>
+              <w:rPr>
+                <w:rStyle w:val="Hipervnculo"/>
+                <w:noProof/>
+              </w:rPr>
+              <w:t>2.5.</w:t>
+            </w:r>
+            <w:r>
+              <w:rPr>
+                <w:rFonts w:asciiTheme="minorHAnsi" w:eastAsiaTheme="minorEastAsia" w:hAnsiTheme="minorHAnsi" w:cstheme="minorBidi"/>
+                <w:noProof/>
+                <w:lang w:eastAsia="es-PE"/>
+              </w:rPr>
+              <w:tab/>
+            </w:r>
+            <w:r>
+              <w:rPr>
+                <w:rStyle w:val="Hipervnculo"/>
+                <w:noProof/>
+              </w:rPr>
+              <w:t>Viabilidad del sistema</w:t>
+            </w:r>
+            <w:r>
+              <w:rPr>
+                <w:noProof/>
+                <w:webHidden/>
+              </w:rPr>
+              <w:tab/>
+            </w:r>
+            <w:r>
+              <w:rPr>
+                <w:noProof/>
+                <w:webHidden/>
+              </w:rPr>
+              <w:fldChar w:fldCharType="begin"/>
+            </w:r>
+            <w:r>
+              <w:rPr>
+                <w:noProof/>
+                <w:webHidden/>
+              </w:rPr>
+              <w:instrText xml:space="preserve"> PAGEREF _Toc228301662 \h </w:instrText>
+            </w:r>
+            <w:r>
+              <w:rPr>
+                <w:noProof/>
+                <w:webHidden/>
+              </w:rPr>
+            </w:r>
+            <w:r>
+              <w:rPr>
+                <w:noProof/>
+                <w:webHidden/>
+              </w:rPr>
+              <w:fldChar w:fldCharType="separate"/>
+            </w:r>
+            <w:r>
+              <w:rPr>
+                <w:noProof/>
+                <w:webHidden/>
+              </w:rPr>
+              <w:t>8</w:t>
+            </w:r>
+            <w:r>
+              <w:rPr>
+                <w:noProof/>
+                <w:webHidden/>
+              </w:rPr>
+              <w:fldChar w:fldCharType="end"/>
+            </w:r>
+          </w:hyperlink>
+        </w:p>
+        <w:p>
+          <w:pPr>
+            <w:pStyle w:val="TDC3"/>
+            <w:tabs>
+              <w:tab w:val="left" w:pos="1320"/>
+              <w:tab w:val="right" w:leader="dot" w:pos="8494"/>
+            </w:tabs>
+            <w:rPr>
+              <w:rFonts w:eastAsiaTheme="minorEastAsia"/>
+              <w:noProof/>
+              <w:lang w:eastAsia="es-PE"/>
+            </w:rPr>
+          </w:pPr>
+          <w:hyperlink w:anchor="_Toc228301664" w:history="1">
+            <w:r>
+              <w:rPr>
+                <w:rStyle w:val="Hipervnculo"/>
+                <w:noProof/>
+              </w:rPr>
+              <w:t>2.5.1.</w:t>
+            </w:r>
+            <w:r>
+              <w:rPr>
+                <w:rFonts w:eastAsiaTheme="minorEastAsia"/>
+                <w:noProof/>
+                <w:lang w:eastAsia="es-PE"/>
+              </w:rPr>
+              <w:tab/>
+            </w:r>
+            <w:r>
+              <w:rPr>
+                <w:rStyle w:val="Hipervnculo"/>
+                <w:noProof/>
+              </w:rPr>
+              <w:t>Viabilidad Técnica</w:t>
+            </w:r>
+            <w:r>
+              <w:rPr>
+                <w:noProof/>
+                <w:webHidden/>
+              </w:rPr>
+              <w:tab/>
+            </w:r>
+            <w:r>
+              <w:rPr>
+                <w:noProof/>
+                <w:webHidden/>
+              </w:rPr>
+              <w:fldChar w:fldCharType="begin"/>
+            </w:r>
+            <w:r>
+              <w:rPr>
+                <w:noProof/>
+                <w:webHidden/>
+              </w:rPr>
+              <w:instrText xml:space="preserve"> PAGEREF _Toc228301664 \h </w:instrText>
+            </w:r>
+            <w:r>
+              <w:rPr>
+                <w:noProof/>
+                <w:webHidden/>
+              </w:rPr>
+            </w:r>
+            <w:r>
+              <w:rPr>
+                <w:noProof/>
+                <w:webHidden/>
+              </w:rPr>
+              <w:fldChar w:fldCharType="separate"/>
+            </w:r>
+            <w:r>
+              <w:rPr>
+                <w:noProof/>
+                <w:webHidden/>
+              </w:rPr>
+              <w:t>8</w:t>
+            </w:r>
+            <w:r>
+              <w:rPr>
+                <w:noProof/>
+                <w:webHidden/>
+              </w:rPr>
+              <w:fldChar w:fldCharType="end"/>
+            </w:r>
+          </w:hyperlink>
+        </w:p>
+        <w:p>
+          <w:pPr>
+            <w:pStyle w:val="TDC3"/>
+            <w:tabs>
+              <w:tab w:val="left" w:pos="1320"/>
+              <w:tab w:val="right" w:leader="dot" w:pos="8494"/>
+            </w:tabs>
+            <w:rPr>
+              <w:rFonts w:eastAsiaTheme="minorEastAsia"/>
+              <w:noProof/>
+              <w:lang w:eastAsia="es-PE"/>
+            </w:rPr>
+          </w:pPr>
+          <w:hyperlink w:anchor="_Toc228301667" w:history="1">
+            <w:r>
+              <w:rPr>
+                <w:rStyle w:val="Hipervnculo"/>
+                <w:noProof/>
+              </w:rPr>
+              <w:t>2.5.2.</w:t>
+            </w:r>
+            <w:r>
+              <w:rPr>
+                <w:rFonts w:eastAsiaTheme="minorEastAsia"/>
+                <w:noProof/>
+                <w:lang w:eastAsia="es-PE"/>
+              </w:rPr>
+              <w:tab/>
+            </w:r>
+            <w:r>
+              <w:rPr>
+                <w:rStyle w:val="Hipervnculo"/>
+                <w:noProof/>
+              </w:rPr>
+              <w:t>Viabilidad Económica</w:t>
+            </w:r>
+            <w:r>
+              <w:rPr>
+                <w:noProof/>
+                <w:webHidden/>
+              </w:rPr>
+              <w:tab/>
+            </w:r>
+            <w:r>
+              <w:rPr>
+                <w:noProof/>
+                <w:webHidden/>
+              </w:rPr>
+              <w:fldChar w:fldCharType="begin"/>
+            </w:r>
+            <w:r>
+              <w:rPr>
+                <w:noProof/>
+                <w:webHidden/>
+              </w:rPr>
+              <w:instrText xml:space="preserve"> PAGEREF _Toc228301667 \h </w:instrText>
+            </w:r>
+            <w:r>
+              <w:rPr>
+                <w:noProof/>
+                <w:webHidden/>
+              </w:rPr>
+            </w:r>
+            <w:r>
+              <w:rPr>
+                <w:noProof/>
+                <w:webHidden/>
+              </w:rPr>
+              <w:fldChar w:fldCharType="separate"/>
+            </w:r>
+            <w:r>
+              <w:rPr>
+                <w:noProof/>
+                <w:webHidden/>
+              </w:rPr>
+              <w:t>10</w:t>
+            </w:r>
+            <w:r>
+              <w:rPr>
+                <w:noProof/>
+                <w:webHidden/>
+              </w:rPr>
+              <w:fldChar w:fldCharType="end"/>
+            </w:r>
+          </w:hyperlink>
+        </w:p>
+        <w:p>
+          <w:pPr>
+            <w:pStyle w:val="TDC3"/>
+            <w:tabs>
+              <w:tab w:val="left" w:pos="1320"/>
+              <w:tab w:val="right" w:leader="dot" w:pos="8494"/>
+            </w:tabs>
+            <w:rPr>
+              <w:rFonts w:eastAsiaTheme="minorEastAsia"/>
+              <w:noProof/>
+              <w:lang w:eastAsia="es-PE"/>
+            </w:rPr>
+          </w:pPr>
+          <w:hyperlink w:anchor="_Toc228301675" w:history="1">
+            <w:r>
+              <w:rPr>
+                <w:rStyle w:val="Hipervnculo"/>
+                <w:noProof/>
+              </w:rPr>
+              <w:t>2.5.3.</w:t>
+            </w:r>
+            <w:r>
+              <w:rPr>
+                <w:rFonts w:eastAsiaTheme="minorEastAsia"/>
+                <w:noProof/>
+                <w:lang w:eastAsia="es-PE"/>
+              </w:rPr>
+              <w:tab/>
+            </w:r>
+            <w:r>
+              <w:rPr>
+                <w:rStyle w:val="Hipervnculo"/>
+                <w:noProof/>
+              </w:rPr>
+              <w:t>Viabilidad Operativa</w:t>
+            </w:r>
+            <w:r>
+              <w:rPr>
+                <w:noProof/>
+                <w:webHidden/>
+              </w:rPr>
+              <w:tab/>
+            </w:r>
+            <w:r>
+              <w:rPr>
+                <w:noProof/>
+                <w:webHidden/>
+              </w:rPr>
+              <w:fldChar w:fldCharType="begin"/>
+            </w:r>
+            <w:r>
+              <w:rPr>
+                <w:noProof/>
+                <w:webHidden/>
+              </w:rPr>
+              <w:instrText xml:space="preserve"> PAGEREF _Toc228301675 \h </w:instrText>
+            </w:r>
+            <w:r>
+              <w:rPr>
+                <w:noProof/>
+                <w:webHidden/>
+              </w:rPr>
+            </w:r>
+            <w:r>
+              <w:rPr>
+                <w:noProof/>
+                <w:webHidden/>
+              </w:rPr>
+              <w:fldChar w:fldCharType="separate"/>
+            </w:r>
+            <w:r>
+              <w:rPr>
+                <w:noProof/>
+                <w:webHidden/>
+              </w:rPr>
+              <w:t>10</w:t>
+            </w:r>
+            <w:r>
+              <w:rPr>
+                <w:noProof/>
+                <w:webHidden/>
+              </w:rPr>
+              <w:fldChar w:fldCharType="end"/>
+            </w:r>
+          </w:hyperlink>
+        </w:p>
+        <w:p>
+          <w:pPr>
+            <w:pStyle w:val="TDC3"/>
+            <w:tabs>
+              <w:tab w:val="left" w:pos="1320"/>
+              <w:tab w:val="right" w:leader="dot" w:pos="8494"/>
+            </w:tabs>
+            <w:rPr>
+              <w:rFonts w:eastAsiaTheme="minorEastAsia"/>
+              <w:noProof/>
+              <w:lang w:eastAsia="es-PE"/>
+            </w:rPr>
+          </w:pPr>
+          <w:hyperlink w:anchor="_Toc228301678" w:history="1">
+            <w:r>
+              <w:rPr>
+                <w:rStyle w:val="Hipervnculo"/>
+                <w:noProof/>
+              </w:rPr>
+              <w:t>2.5.4.</w:t>
+            </w:r>
+            <w:r>
+              <w:rPr>
+                <w:rFonts w:eastAsiaTheme="minorEastAsia"/>
+                <w:noProof/>
+                <w:lang w:eastAsia="es-PE"/>
+              </w:rPr>
+              <w:tab/>
+            </w:r>
+            <w:r>
+              <w:rPr>
+                <w:rStyle w:val="Hipervnculo"/>
+                <w:noProof/>
+              </w:rPr>
+              <w:t>Viabilidad Legal</w:t>
+            </w:r>
+            <w:r>
+              <w:rPr>
+                <w:noProof/>
+                <w:webHidden/>
+              </w:rPr>
+              <w:tab/>
+            </w:r>
+            <w:r>
+              <w:rPr>
+                <w:noProof/>
+                <w:webHidden/>
+              </w:rPr>
+              <w:fldChar w:fldCharType="begin"/>
+            </w:r>
+            <w:r>
+              <w:rPr>
+                <w:noProof/>
+                <w:webHidden/>
+              </w:rPr>
+              <w:instrText xml:space="preserve"> PAGEREF _Toc228301678 \h </w:instrText>
+            </w:r>
+            <w:r>
+              <w:rPr>
+                <w:noProof/>
+                <w:webHidden/>
+              </w:rPr>
+            </w:r>
+            <w:r>
+              <w:rPr>
+                <w:noProof/>
+                <w:webHidden/>
+              </w:rPr>
+              <w:fldChar w:fldCharType="separate"/>
+            </w:r>
+            <w:r>
+              <w:rPr>
+                <w:noProof/>
+                <w:webHidden/>
+              </w:rPr>
+              <w:t>11</w:t>
+            </w:r>
+            <w:r>
+              <w:rPr>
+                <w:noProof/>
+                <w:webHidden/>
+              </w:rPr>
+              <w:fldChar w:fldCharType="end"/>
+            </w:r>
+          </w:hyperlink>
+        </w:p>
+        <w:p>
+          <w:pPr>
+            <w:pStyle w:val="TDC3"/>
+            <w:tabs>
+              <w:tab w:val="left" w:pos="1320"/>
+              <w:tab w:val="right" w:leader="dot" w:pos="8494"/>
+            </w:tabs>
+            <w:rPr>
+              <w:rFonts w:eastAsiaTheme="minorEastAsia"/>
+              <w:noProof/>
+              <w:lang w:eastAsia="es-PE"/>
+            </w:rPr>
+          </w:pPr>
+          <w:hyperlink w:anchor="_Toc228301682" w:history="1">
+            <w:r>
+              <w:rPr>
+                <w:rStyle w:val="Hipervnculo"/>
+                <w:noProof/>
+              </w:rPr>
+              <w:t>2.5.5.</w:t>
+            </w:r>
+            <w:r>
+              <w:rPr>
+                <w:rFonts w:eastAsiaTheme="minorEastAsia"/>
+                <w:noProof/>
+                <w:lang w:eastAsia="es-PE"/>
+              </w:rPr>
+              <w:tab/>
+            </w:r>
+            <w:r>
+              <w:rPr>
+                <w:rStyle w:val="Hipervnculo"/>
+                <w:noProof/>
+              </w:rPr>
+              <w:t>Viabilidad Social</w:t>
+            </w:r>
+            <w:r>
+              <w:rPr>
+                <w:noProof/>
+                <w:webHidden/>
+              </w:rPr>
+              <w:tab/>
+            </w:r>
+            <w:r>
+              <w:rPr>
+                <w:noProof/>
+                <w:webHidden/>
+              </w:rPr>
+              <w:fldChar w:fldCharType="begin"/>
+            </w:r>
+            <w:r>
+              <w:rPr>
+                <w:noProof/>
+                <w:webHidden/>
+              </w:rPr>
+              <w:instrText xml:space="preserve"> PAGEREF _Toc228301682 \h </w:instrText>
+            </w:r>
+            <w:r>
+              <w:rPr>
+                <w:noProof/>
+                <w:webHidden/>
+              </w:rPr>
+            </w:r>
+            <w:r>
+              <w:rPr>
+                <w:noProof/>
+                <w:webHidden/>
+              </w:rPr>
+              <w:fldChar w:fldCharType="separate"/>
+            </w:r>
+            <w:r>
+              <w:rPr>
+                <w:noProof/>
+                <w:webHidden/>
+              </w:rPr>
+              <w:t>11</w:t>
+            </w:r>
+            <w:r>
+              <w:rPr>
+                <w:noProof/>
+                <w:webHidden/>
+              </w:rPr>
+              <w:fldChar w:fldCharType="end"/>
+            </w:r>
+          </w:hyperlink>
+        </w:p>
+        <w:p>
+          <w:pPr>
+            <w:pStyle w:val="TDC3"/>
+            <w:tabs>
+              <w:tab w:val="left" w:pos="1320"/>
+              <w:tab w:val="right" w:leader="dot" w:pos="8494"/>
+            </w:tabs>
+            <w:rPr>
+              <w:rFonts w:eastAsiaTheme="minorEastAsia"/>
+              <w:noProof/>
+              <w:lang w:eastAsia="es-PE"/>
+            </w:rPr>
+          </w:pPr>
+          <w:hyperlink w:anchor="_Toc228301685" w:history="1">
+            <w:r>
+              <w:rPr>
+                <w:rStyle w:val="Hipervnculo"/>
+                <w:noProof/>
+              </w:rPr>
+              <w:t>2.5.6.</w:t>
+            </w:r>
+            <w:r>
+              <w:rPr>
+                <w:rFonts w:eastAsiaTheme="minorEastAsia"/>
+                <w:noProof/>
+                <w:lang w:eastAsia="es-PE"/>
+              </w:rPr>
+              <w:tab/>
+            </w:r>
+            <w:r>
+              <w:rPr>
+                <w:rStyle w:val="Hipervnculo"/>
+                <w:noProof/>
+              </w:rPr>
+              <w:t>Viabilidad Ambiental</w:t>
+            </w:r>
+            <w:r>
+              <w:rPr>
+                <w:noProof/>
+                <w:webHidden/>
+              </w:rPr>
+              <w:tab/>
+            </w:r>
+            <w:r>
+              <w:rPr>
+                <w:noProof/>
+                <w:webHidden/>
+              </w:rPr>
+              <w:fldChar w:fldCharType="begin"/>
+            </w:r>
+            <w:r>
+              <w:rPr>
+                <w:noProof/>
+                <w:webHidden/>
+              </w:rPr>
+              <w:instrText xml:space="preserve"> PAGEREF _Toc228301685 \h </w:instrText>
+            </w:r>
+            <w:r>
+              <w:rPr>
+                <w:noProof/>
+                <w:webHidden/>
+              </w:rPr>
+            </w:r>
+            <w:r>
+              <w:rPr>
+                <w:noProof/>
+                <w:webHidden/>
+              </w:rPr>
+              <w:fldChar w:fldCharType="separate"/>
+            </w:r>
+            <w:r>
+              <w:rPr>
+                <w:noProof/>
+                <w:webHidden/>
+              </w:rPr>
+              <w:t>11</w:t>
+            </w:r>
+            <w:r>
+              <w:rPr>
+                <w:noProof/>
+                <w:webHidden/>
+              </w:rPr>
+              <w:fldChar w:fldCharType="end"/>
+            </w:r>
+          </w:hyperlink>
+        </w:p>
+        <w:p>
+          <w:pPr>
+            <w:pStyle w:val="TDC2"/>
+            <w:tabs>
+              <w:tab w:val="left" w:pos="880"/>
+              <w:tab w:val="right" w:leader="dot" w:pos="8494"/>
+            </w:tabs>
+            <w:rPr>
+              <w:rFonts w:asciiTheme="minorHAnsi" w:eastAsiaTheme="minorEastAsia" w:hAnsiTheme="minorHAnsi" w:cstheme="minorBidi"/>
+              <w:noProof/>
+              <w:lang w:eastAsia="es-PE"/>
+            </w:rPr>
+          </w:pPr>
+          <w:hyperlink w:anchor="_Toc228301688" w:history="1">
+            <w:r>
+              <w:rPr>
+                <w:rStyle w:val="Hipervnculo"/>
+                <w:noProof/>
+              </w:rPr>
+              <w:t>2.6.</w:t>
+            </w:r>
+            <w:r>
+              <w:rPr>
+                <w:rFonts w:asciiTheme="minorHAnsi" w:eastAsiaTheme="minorEastAsia" w:hAnsiTheme="minorHAnsi" w:cstheme="minorBidi"/>
+                <w:noProof/>
+                <w:lang w:eastAsia="es-PE"/>
+              </w:rPr>
+              <w:tab/>
+            </w:r>
+            <w:r>
+              <w:rPr>
+                <w:rStyle w:val="Hipervnculo"/>
+                <w:noProof/>
+              </w:rPr>
+              <w:t>Informacion obtenida del levantamiento de informacion</w:t>
+            </w:r>
+            <w:r>
+              <w:rPr>
+                <w:noProof/>
+                <w:webHidden/>
+              </w:rPr>
+              <w:tab/>
+            </w:r>
+            <w:r>
+              <w:rPr>
+                <w:noProof/>
+                <w:webHidden/>
+              </w:rPr>
+              <w:fldChar w:fldCharType="begin"/>
+            </w:r>
+            <w:r>
+              <w:rPr>
+                <w:noProof/>
+                <w:webHidden/>
+              </w:rPr>
+              <w:instrText xml:space="preserve"> PAGEREF _Toc228301688 \h </w:instrText>
+            </w:r>
+            <w:r>
+              <w:rPr>
+                <w:noProof/>
+                <w:webHidden/>
+              </w:rPr>
+            </w:r>
+            <w:r>
+              <w:rPr>
+                <w:noProof/>
+                <w:webHidden/>
+              </w:rPr>
+              <w:fldChar w:fldCharType="separate"/>
+            </w:r>
+            <w:r>
+              <w:rPr>
+                <w:noProof/>
+                <w:webHidden/>
+              </w:rPr>
+              <w:t>12</w:t>
             </w:r>
             <w:r>
               <w:rPr>
@@ -2465,13 +3765,13 @@
               <w:lang w:eastAsia="es-PE"/>
             </w:rPr>
           </w:pPr>
-          <w:hyperlink w:anchor="_Toc228227803" w:history="1">
+          <w:hyperlink w:anchor="_Toc228301696" w:history="1">
             <w:r>
               <w:rPr>
                 <w:rStyle w:val="Hipervnculo"/>
                 <w:noProof/>
               </w:rPr>
-              <w:t>2.</w:t>
+              <w:t>3.</w:t>
             </w:r>
             <w:r>
               <w:rPr>
@@ -2486,7 +3786,7 @@
                 <w:rStyle w:val="Hipervnculo"/>
                 <w:noProof/>
               </w:rPr>
-              <w:t>VISIONAMIENTO DE LA EMPRESA</w:t>
+              <w:t>ANALISIS DE PROCESOS</w:t>
             </w:r>
             <w:r>
               <w:rPr>
@@ -2507,7 +3807,7 @@
                 <w:noProof/>
                 <w:webHidden/>
               </w:rPr>
-              <w:instrText xml:space="preserve"> PAGEREF _Toc228227803 \h </w:instrText>
+              <w:instrText xml:space="preserve"> PAGEREF _Toc228301696 \h </w:instrText>
             </w:r>
             <w:r>
               <w:rPr>
@@ -2527,7 +3827,7 @@
                 <w:noProof/>
                 <w:webHidden/>
               </w:rPr>
-              <w:t>4</w:t>
+              <w:t>12</w:t>
             </w:r>
             <w:r>
               <w:rPr>
@@ -2551,13 +3851,13 @@
               <w:lang w:eastAsia="es-PE"/>
             </w:rPr>
           </w:pPr>
-          <w:hyperlink w:anchor="_Toc228227804" w:history="1">
+          <w:hyperlink w:anchor="_Toc228301697" w:history="1">
             <w:r>
               <w:rPr>
                 <w:rStyle w:val="Hipervnculo"/>
                 <w:noProof/>
               </w:rPr>
-              <w:t>2.1.</w:t>
+              <w:t>3.1.</w:t>
             </w:r>
             <w:r>
               <w:rPr>
@@ -2572,7 +3872,7 @@
                 <w:rStyle w:val="Hipervnculo"/>
                 <w:noProof/>
               </w:rPr>
-              <w:t>Descripcion del problema</w:t>
+              <w:t>Diagrama del proceso actual – diagrama de actividades</w:t>
             </w:r>
             <w:r>
               <w:rPr>
@@ -2593,7 +3893,7 @@
                 <w:noProof/>
                 <w:webHidden/>
               </w:rPr>
-              <w:instrText xml:space="preserve"> PAGEREF _Toc228227804 \h </w:instrText>
+              <w:instrText xml:space="preserve"> PAGEREF _Toc228301697 \h </w:instrText>
             </w:r>
             <w:r>
               <w:rPr>
@@ -2613,7 +3913,7 @@
                 <w:noProof/>
                 <w:webHidden/>
               </w:rPr>
-              <w:t>4</w:t>
+              <w:t>12</w:t>
             </w:r>
             <w:r>
               <w:rPr>
@@ -2637,13 +3937,13 @@
               <w:lang w:eastAsia="es-PE"/>
             </w:rPr>
           </w:pPr>
-          <w:hyperlink w:anchor="_Toc228227805" w:history="1">
+          <w:hyperlink w:anchor="_Toc228301698" w:history="1">
             <w:r>
               <w:rPr>
                 <w:rStyle w:val="Hipervnculo"/>
                 <w:noProof/>
               </w:rPr>
-              <w:t>2.2.</w:t>
+              <w:t>3.2.</w:t>
             </w:r>
             <w:r>
               <w:rPr>
@@ -2658,7 +3958,7 @@
                 <w:rStyle w:val="Hipervnculo"/>
                 <w:noProof/>
               </w:rPr>
-              <w:t>Objetivos de negocios</w:t>
+              <w:t>Diagrama de proceso propuesto – diagrama de actividades inicial</w:t>
             </w:r>
             <w:r>
               <w:rPr>
@@ -2679,7 +3979,7 @@
                 <w:noProof/>
                 <w:webHidden/>
               </w:rPr>
-              <w:instrText xml:space="preserve"> PAGEREF _Toc228227805 \h </w:instrText>
+              <w:instrText xml:space="preserve"> PAGEREF _Toc228301698 \h </w:instrText>
             </w:r>
             <w:r>
               <w:rPr>
@@ -2699,7 +3999,93 @@
                 <w:noProof/>
                 <w:webHidden/>
               </w:rPr>
-              <w:t>4</w:t>
+              <w:t>14</w:t>
+            </w:r>
+            <w:r>
+              <w:rPr>
+                <w:noProof/>
+                <w:webHidden/>
+              </w:rPr>
+              <w:fldChar w:fldCharType="end"/>
+            </w:r>
+          </w:hyperlink>
+        </w:p>
+        <w:p>
+          <w:pPr>
+            <w:pStyle w:val="TDC1"/>
+            <w:tabs>
+              <w:tab w:val="left" w:pos="440"/>
+              <w:tab w:val="right" w:leader="dot" w:pos="8494"/>
+            </w:tabs>
+            <w:rPr>
+              <w:rFonts w:asciiTheme="minorHAnsi" w:eastAsiaTheme="minorEastAsia" w:hAnsiTheme="minorHAnsi" w:cstheme="minorBidi"/>
+              <w:noProof/>
+              <w:lang w:eastAsia="es-PE"/>
+            </w:rPr>
+          </w:pPr>
+          <w:hyperlink w:anchor="_Toc228301701" w:history="1">
+            <w:r>
+              <w:rPr>
+                <w:rStyle w:val="Hipervnculo"/>
+                <w:noProof/>
+              </w:rPr>
+              <w:t>4.</w:t>
+            </w:r>
+            <w:r>
+              <w:rPr>
+                <w:rFonts w:asciiTheme="minorHAnsi" w:eastAsiaTheme="minorEastAsia" w:hAnsiTheme="minorHAnsi" w:cstheme="minorBidi"/>
+                <w:noProof/>
+                <w:lang w:eastAsia="es-PE"/>
+              </w:rPr>
+              <w:tab/>
+            </w:r>
+            <w:r>
+              <w:rPr>
+                <w:rStyle w:val="Hipervnculo"/>
+                <w:noProof/>
+              </w:rPr>
+              <w:t>ESPECIFICACION DE REQUERIMIENTOS DE SOFTWARE</w:t>
+            </w:r>
+            <w:r>
+              <w:rPr>
+                <w:noProof/>
+                <w:webHidden/>
+              </w:rPr>
+              <w:tab/>
+            </w:r>
+            <w:r>
+              <w:rPr>
+                <w:noProof/>
+                <w:webHidden/>
+              </w:rPr>
+              <w:fldChar w:fldCharType="begin"/>
+            </w:r>
+            <w:r>
+              <w:rPr>
+                <w:noProof/>
+                <w:webHidden/>
+              </w:rPr>
+              <w:instrText xml:space="preserve"> PAGEREF _Toc228301701 \h </w:instrText>
+            </w:r>
+            <w:r>
+              <w:rPr>
+                <w:noProof/>
+                <w:webHidden/>
+              </w:rPr>
+            </w:r>
+            <w:r>
+              <w:rPr>
+                <w:noProof/>
+                <w:webHidden/>
+              </w:rPr>
+              <w:fldChar w:fldCharType="separate"/>
+            </w:r>
+            <w:r>
+              <w:rPr>
+                <w:noProof/>
+                <w:webHidden/>
+              </w:rPr>
+              <w:t>15</w:t>
             </w:r>
             <w:r>
               <w:rPr>
@@ -2723,13 +4109,13 @@
               <w:lang w:eastAsia="es-PE"/>
             </w:rPr>
           </w:pPr>
-          <w:hyperlink w:anchor="_Toc228227806" w:history="1">
+          <w:hyperlink w:anchor="_Toc228301702" w:history="1">
             <w:r>
               <w:rPr>
                 <w:rStyle w:val="Hipervnculo"/>
                 <w:noProof/>
               </w:rPr>
-              <w:t>2.3.</w:t>
+              <w:t>4.1.</w:t>
             </w:r>
             <w:r>
               <w:rPr>
@@ -2744,7 +4130,7 @@
                 <w:rStyle w:val="Hipervnculo"/>
                 <w:noProof/>
               </w:rPr>
-              <w:t>Objetivo de diseño</w:t>
+              <w:t>Cuadro de requerimientos funcional inicial</w:t>
             </w:r>
             <w:r>
               <w:rPr>
@@ -2765,7 +4151,7 @@
                 <w:noProof/>
                 <w:webHidden/>
               </w:rPr>
-              <w:instrText xml:space="preserve"> PAGEREF _Toc228227806 \h </w:instrText>
+              <w:instrText xml:space="preserve"> PAGEREF _Toc228301702 \h </w:instrText>
             </w:r>
             <w:r>
               <w:rPr>
@@ -2785,7 +4171,7 @@
                 <w:noProof/>
                 <w:webHidden/>
               </w:rPr>
-              <w:t>4</w:t>
+              <w:t>15</w:t>
             </w:r>
             <w:r>
               <w:rPr>
@@ -2809,13 +4195,13 @@
               <w:lang w:eastAsia="es-PE"/>
             </w:rPr>
           </w:pPr>
-          <w:hyperlink w:anchor="_Toc228227807" w:history="1">
+          <w:hyperlink w:anchor="_Toc228301703" w:history="1">
             <w:r>
               <w:rPr>
                 <w:rStyle w:val="Hipervnculo"/>
                 <w:noProof/>
               </w:rPr>
-              <w:t>2.4.</w:t>
+              <w:t>4.2.</w:t>
             </w:r>
             <w:r>
               <w:rPr>
@@ -2830,7 +4216,7 @@
                 <w:rStyle w:val="Hipervnculo"/>
                 <w:noProof/>
               </w:rPr>
-              <w:t>Alcance de proyecto</w:t>
+              <w:t>Cuadro de requerimiento no funcionales</w:t>
             </w:r>
             <w:r>
               <w:rPr>
@@ -2851,7 +4237,7 @@
                 <w:noProof/>
                 <w:webHidden/>
               </w:rPr>
-              <w:instrText xml:space="preserve"> PAGEREF _Toc228227807 \h </w:instrText>
+              <w:instrText xml:space="preserve"> PAGEREF _Toc228301703 \h </w:instrText>
             </w:r>
             <w:r>
               <w:rPr>
@@ -2871,7 +4257,7 @@
                 <w:noProof/>
                 <w:webHidden/>
               </w:rPr>
-              <w:t>4</w:t>
+              <w:t>16</w:t>
             </w:r>
             <w:r>
               <w:rPr>
@@ -2895,13 +4281,13 @@
               <w:lang w:eastAsia="es-PE"/>
             </w:rPr>
           </w:pPr>
-          <w:hyperlink w:anchor="_Toc228227808" w:history="1">
+          <w:hyperlink w:anchor="_Toc228301704" w:history="1">
             <w:r>
               <w:rPr>
                 <w:rStyle w:val="Hipervnculo"/>
                 <w:noProof/>
               </w:rPr>
-              <w:t>2.5.</w:t>
+              <w:t>4.3.</w:t>
             </w:r>
             <w:r>
               <w:rPr>
@@ -2916,7 +4302,7 @@
                 <w:rStyle w:val="Hipervnculo"/>
                 <w:noProof/>
               </w:rPr>
-              <w:t>Viabilidad del sistema</w:t>
+              <w:t>Cuadro de requerimientos funcionales final</w:t>
             </w:r>
             <w:r>
               <w:rPr>
@@ -2937,7 +4323,7 @@
                 <w:noProof/>
                 <w:webHidden/>
               </w:rPr>
-              <w:instrText xml:space="preserve"> PAGEREF _Toc228227808 \h </w:instrText>
+              <w:instrText xml:space="preserve"> PAGEREF _Toc228301704 \h </w:instrText>
             </w:r>
             <w:r>
               <w:rPr>
@@ -2957,7 +4343,7 @@
                 <w:noProof/>
                 <w:webHidden/>
               </w:rPr>
-              <w:t>4</w:t>
+              <w:t>16</w:t>
             </w:r>
             <w:r>
               <w:rPr>
@@ -2981,13 +4367,13 @@
               <w:lang w:eastAsia="es-PE"/>
             </w:rPr>
           </w:pPr>
-          <w:hyperlink w:anchor="_Toc228227809" w:history="1">
+          <w:hyperlink w:anchor="_Toc228301705" w:history="1">
             <w:r>
               <w:rPr>
                 <w:rStyle w:val="Hipervnculo"/>
                 <w:noProof/>
               </w:rPr>
-              <w:t>2.6.</w:t>
+              <w:t>4.4.</w:t>
             </w:r>
             <w:r>
               <w:rPr>
@@ -3002,7 +4388,7 @@
                 <w:rStyle w:val="Hipervnculo"/>
                 <w:noProof/>
               </w:rPr>
-              <w:t>Informacion obtenida del levantamiento de informacion</w:t>
+              <w:t>Reglas de negocio</w:t>
             </w:r>
             <w:r>
               <w:rPr>
@@ -3023,7 +4409,7 @@
                 <w:noProof/>
                 <w:webHidden/>
               </w:rPr>
-              <w:instrText xml:space="preserve"> PAGEREF _Toc228227809 \h </w:instrText>
+              <w:instrText xml:space="preserve"> PAGEREF _Toc228301705 \h </w:instrText>
             </w:r>
             <w:r>
               <w:rPr>
@@ -3043,7 +4429,7 @@
                 <w:noProof/>
                 <w:webHidden/>
               </w:rPr>
-              <w:t>4</w:t>
+              <w:t>17</w:t>
             </w:r>
             <w:r>
               <w:rPr>
@@ -3067,13 +4453,13 @@
               <w:lang w:eastAsia="es-PE"/>
             </w:rPr>
           </w:pPr>
-          <w:hyperlink w:anchor="_Toc228227810" w:history="1">
+          <w:hyperlink w:anchor="_Toc228301706" w:history="1">
             <w:r>
               <w:rPr>
                 <w:rStyle w:val="Hipervnculo"/>
                 <w:noProof/>
               </w:rPr>
-              <w:t>3.</w:t>
+              <w:t>5.</w:t>
             </w:r>
             <w:r>
               <w:rPr>
@@ -3088,7 +4474,7 @@
                 <w:rStyle w:val="Hipervnculo"/>
                 <w:noProof/>
               </w:rPr>
-              <w:t>ANALISIS DE PROCESOS</w:t>
+              <w:t>FASE DE DESARROLLO</w:t>
             </w:r>
             <w:r>
               <w:rPr>
@@ -3109,7 +4495,7 @@
                 <w:noProof/>
                 <w:webHidden/>
               </w:rPr>
-              <w:instrText xml:space="preserve"> PAGEREF _Toc228227810 \h </w:instrText>
+              <w:instrText xml:space="preserve"> PAGEREF _Toc228301706 \h </w:instrText>
             </w:r>
             <w:r>
               <w:rPr>
@@ -3129,7 +4515,7 @@
                 <w:noProof/>
                 <w:webHidden/>
               </w:rPr>
-              <w:t>4</w:t>
+              <w:t>18</w:t>
             </w:r>
             <w:r>
               <w:rPr>
@@ -3153,13 +4539,13 @@
               <w:lang w:eastAsia="es-PE"/>
             </w:rPr>
           </w:pPr>
-          <w:hyperlink w:anchor="_Toc228227811" w:history="1">
+          <w:hyperlink w:anchor="_Toc228301707" w:history="1">
             <w:r>
               <w:rPr>
                 <w:rStyle w:val="Hipervnculo"/>
                 <w:noProof/>
               </w:rPr>
-              <w:t>3.1.</w:t>
+              <w:t>5.1.</w:t>
             </w:r>
             <w:r>
               <w:rPr>
@@ -3174,7 +4560,7 @@
                 <w:rStyle w:val="Hipervnculo"/>
                 <w:noProof/>
               </w:rPr>
-              <w:t>Diagrama del proceso actual – diagrama de actividades</w:t>
+              <w:t>Perfiles de usuario</w:t>
             </w:r>
             <w:r>
               <w:rPr>
@@ -3195,7 +4581,7 @@
                 <w:noProof/>
                 <w:webHidden/>
               </w:rPr>
-              <w:instrText xml:space="preserve"> PAGEREF _Toc228227811 \h </w:instrText>
+              <w:instrText xml:space="preserve"> PAGEREF _Toc228301707 \h </w:instrText>
             </w:r>
             <w:r>
               <w:rPr>
@@ -3215,7 +4601,7 @@
                 <w:noProof/>
                 <w:webHidden/>
               </w:rPr>
-              <w:t>4</w:t>
+              <w:t>18</w:t>
             </w:r>
             <w:r>
               <w:rPr>
@@ -3239,13 +4625,13 @@
               <w:lang w:eastAsia="es-PE"/>
             </w:rPr>
           </w:pPr>
-          <w:hyperlink w:anchor="_Toc228227812" w:history="1">
+          <w:hyperlink w:anchor="_Toc228301708" w:history="1">
             <w:r>
               <w:rPr>
                 <w:rStyle w:val="Hipervnculo"/>
                 <w:noProof/>
               </w:rPr>
-              <w:t>3.2.</w:t>
+              <w:t>5.2.</w:t>
             </w:r>
             <w:r>
               <w:rPr>
@@ -3260,7 +4646,7 @@
                 <w:rStyle w:val="Hipervnculo"/>
                 <w:noProof/>
               </w:rPr>
-              <w:t>Diagrama de proceso propuesto – diagrama de actividades inicial</w:t>
+              <w:t>Modelo conceptual</w:t>
             </w:r>
             <w:r>
               <w:rPr>
@@ -3281,7 +4667,7 @@
                 <w:noProof/>
                 <w:webHidden/>
               </w:rPr>
-              <w:instrText xml:space="preserve"> PAGEREF _Toc228227812 \h </w:instrText>
+              <w:instrText xml:space="preserve"> PAGEREF _Toc228301708 \h </w:instrText>
             </w:r>
             <w:r>
               <w:rPr>
@@ -3301,7 +4687,695 @@
                 <w:noProof/>
                 <w:webHidden/>
               </w:rPr>
-              <w:t>4</w:t>
+              <w:t>19</w:t>
+            </w:r>
+            <w:r>
+              <w:rPr>
+                <w:noProof/>
+                <w:webHidden/>
+              </w:rPr>
+              <w:fldChar w:fldCharType="end"/>
+            </w:r>
+          </w:hyperlink>
+        </w:p>
+        <w:p>
+          <w:pPr>
+            <w:pStyle w:val="TDC3"/>
+            <w:tabs>
+              <w:tab w:val="left" w:pos="1320"/>
+              <w:tab w:val="right" w:leader="dot" w:pos="8494"/>
+            </w:tabs>
+            <w:rPr>
+              <w:rFonts w:eastAsiaTheme="minorEastAsia"/>
+              <w:noProof/>
+              <w:lang w:eastAsia="es-PE"/>
+            </w:rPr>
+          </w:pPr>
+          <w:hyperlink w:anchor="_Toc228301709" w:history="1">
+            <w:r>
+              <w:rPr>
+                <w:rStyle w:val="Hipervnculo"/>
+                <w:noProof/>
+              </w:rPr>
+              <w:t>5.2.1.</w:t>
+            </w:r>
+            <w:r>
+              <w:rPr>
+                <w:rFonts w:eastAsiaTheme="minorEastAsia"/>
+                <w:noProof/>
+                <w:lang w:eastAsia="es-PE"/>
+              </w:rPr>
+              <w:tab/>
+            </w:r>
+            <w:r>
+              <w:rPr>
+                <w:rStyle w:val="Hipervnculo"/>
+                <w:noProof/>
+              </w:rPr>
+              <w:t>Diagrama de paquetes</w:t>
+            </w:r>
+            <w:r>
+              <w:rPr>
+                <w:noProof/>
+                <w:webHidden/>
+              </w:rPr>
+              <w:tab/>
+            </w:r>
+            <w:r>
+              <w:rPr>
+                <w:noProof/>
+                <w:webHidden/>
+              </w:rPr>
+              <w:fldChar w:fldCharType="begin"/>
+            </w:r>
+            <w:r>
+              <w:rPr>
+                <w:noProof/>
+                <w:webHidden/>
+              </w:rPr>
+              <w:instrText xml:space="preserve"> PAGEREF _Toc228301709 \h </w:instrText>
+            </w:r>
+            <w:r>
+              <w:rPr>
+                <w:noProof/>
+                <w:webHidden/>
+              </w:rPr>
+            </w:r>
+            <w:r>
+              <w:rPr>
+                <w:noProof/>
+                <w:webHidden/>
+              </w:rPr>
+              <w:fldChar w:fldCharType="separate"/>
+            </w:r>
+            <w:r>
+              <w:rPr>
+                <w:noProof/>
+                <w:webHidden/>
+              </w:rPr>
+              <w:t>19</w:t>
+            </w:r>
+            <w:r>
+              <w:rPr>
+                <w:noProof/>
+                <w:webHidden/>
+              </w:rPr>
+              <w:fldChar w:fldCharType="end"/>
+            </w:r>
+          </w:hyperlink>
+        </w:p>
+        <w:p>
+          <w:pPr>
+            <w:pStyle w:val="TDC3"/>
+            <w:tabs>
+              <w:tab w:val="left" w:pos="1320"/>
+              <w:tab w:val="right" w:leader="dot" w:pos="8494"/>
+            </w:tabs>
+            <w:rPr>
+              <w:rFonts w:eastAsiaTheme="minorEastAsia"/>
+              <w:noProof/>
+              <w:lang w:eastAsia="es-PE"/>
+            </w:rPr>
+          </w:pPr>
+          <w:hyperlink w:anchor="_Toc228301711" w:history="1">
+            <w:r>
+              <w:rPr>
+                <w:rStyle w:val="Hipervnculo"/>
+                <w:noProof/>
+              </w:rPr>
+              <w:t>5.2.2.</w:t>
+            </w:r>
+            <w:r>
+              <w:rPr>
+                <w:rFonts w:eastAsiaTheme="minorEastAsia"/>
+                <w:noProof/>
+                <w:lang w:eastAsia="es-PE"/>
+              </w:rPr>
+              <w:tab/>
+            </w:r>
+            <w:r>
+              <w:rPr>
+                <w:rStyle w:val="Hipervnculo"/>
+                <w:noProof/>
+              </w:rPr>
+              <w:t>Diagramas de casos de uso</w:t>
+            </w:r>
+            <w:r>
+              <w:rPr>
+                <w:noProof/>
+                <w:webHidden/>
+              </w:rPr>
+              <w:tab/>
+            </w:r>
+            <w:r>
+              <w:rPr>
+                <w:noProof/>
+                <w:webHidden/>
+              </w:rPr>
+              <w:fldChar w:fldCharType="begin"/>
+            </w:r>
+            <w:r>
+              <w:rPr>
+                <w:noProof/>
+                <w:webHidden/>
+              </w:rPr>
+              <w:instrText xml:space="preserve"> PAGEREF _Toc228301711 \h </w:instrText>
+            </w:r>
+            <w:r>
+              <w:rPr>
+                <w:noProof/>
+                <w:webHidden/>
+              </w:rPr>
+            </w:r>
+            <w:r>
+              <w:rPr>
+                <w:noProof/>
+                <w:webHidden/>
+              </w:rPr>
+              <w:fldChar w:fldCharType="separate"/>
+            </w:r>
+            <w:r>
+              <w:rPr>
+                <w:noProof/>
+                <w:webHidden/>
+              </w:rPr>
+              <w:t>20</w:t>
+            </w:r>
+            <w:r>
+              <w:rPr>
+                <w:noProof/>
+                <w:webHidden/>
+              </w:rPr>
+              <w:fldChar w:fldCharType="end"/>
+            </w:r>
+          </w:hyperlink>
+        </w:p>
+        <w:p>
+          <w:pPr>
+            <w:pStyle w:val="TDC3"/>
+            <w:tabs>
+              <w:tab w:val="left" w:pos="1100"/>
+              <w:tab w:val="right" w:leader="dot" w:pos="8494"/>
+            </w:tabs>
+            <w:rPr>
+              <w:rFonts w:eastAsiaTheme="minorEastAsia"/>
+              <w:noProof/>
+              <w:lang w:eastAsia="es-PE"/>
+            </w:rPr>
+          </w:pPr>
+          <w:hyperlink w:anchor="_Toc228301717" w:history="1">
+            <w:r>
+              <w:rPr>
+                <w:rStyle w:val="Hipervnculo"/>
+                <w:noProof/>
+              </w:rPr>
+              <w:t>5.3.</w:t>
+            </w:r>
+            <w:r>
+              <w:rPr>
+                <w:rFonts w:eastAsiaTheme="minorEastAsia"/>
+                <w:noProof/>
+                <w:lang w:eastAsia="es-PE"/>
+              </w:rPr>
+              <w:tab/>
+            </w:r>
+            <w:r>
+              <w:rPr>
+                <w:rStyle w:val="Hipervnculo"/>
+                <w:noProof/>
+              </w:rPr>
+              <w:t>Escenario de casos de usos (narrativa)</w:t>
+            </w:r>
+            <w:r>
+              <w:rPr>
+                <w:noProof/>
+                <w:webHidden/>
+              </w:rPr>
+              <w:tab/>
+            </w:r>
+            <w:r>
+              <w:rPr>
+                <w:noProof/>
+                <w:webHidden/>
+              </w:rPr>
+              <w:fldChar w:fldCharType="begin"/>
+            </w:r>
+            <w:r>
+              <w:rPr>
+                <w:noProof/>
+                <w:webHidden/>
+              </w:rPr>
+              <w:instrText xml:space="preserve"> PAGEREF _Toc228301717 \h </w:instrText>
+            </w:r>
+            <w:r>
+              <w:rPr>
+                <w:noProof/>
+                <w:webHidden/>
+              </w:rPr>
+            </w:r>
+            <w:r>
+              <w:rPr>
+                <w:noProof/>
+                <w:webHidden/>
+              </w:rPr>
+              <w:fldChar w:fldCharType="separate"/>
+            </w:r>
+            <w:r>
+              <w:rPr>
+                <w:noProof/>
+                <w:webHidden/>
+              </w:rPr>
+              <w:t>21</w:t>
+            </w:r>
+            <w:r>
+              <w:rPr>
+                <w:noProof/>
+                <w:webHidden/>
+              </w:rPr>
+              <w:fldChar w:fldCharType="end"/>
+            </w:r>
+          </w:hyperlink>
+        </w:p>
+        <w:p>
+          <w:pPr>
+            <w:pStyle w:val="TDC2"/>
+            <w:tabs>
+              <w:tab w:val="left" w:pos="880"/>
+              <w:tab w:val="right" w:leader="dot" w:pos="8494"/>
+            </w:tabs>
+            <w:rPr>
+              <w:rFonts w:asciiTheme="minorHAnsi" w:eastAsiaTheme="minorEastAsia" w:hAnsiTheme="minorHAnsi" w:cstheme="minorBidi"/>
+              <w:noProof/>
+              <w:lang w:eastAsia="es-PE"/>
+            </w:rPr>
+          </w:pPr>
+          <w:hyperlink w:anchor="_Toc228301718" w:history="1">
+            <w:r>
+              <w:rPr>
+                <w:rStyle w:val="Hipervnculo"/>
+                <w:noProof/>
+              </w:rPr>
+              <w:t>5.4.</w:t>
+            </w:r>
+            <w:r>
+              <w:rPr>
+                <w:rFonts w:asciiTheme="minorHAnsi" w:eastAsiaTheme="minorEastAsia" w:hAnsiTheme="minorHAnsi" w:cstheme="minorBidi"/>
+                <w:noProof/>
+                <w:lang w:eastAsia="es-PE"/>
+              </w:rPr>
+              <w:tab/>
+            </w:r>
+            <w:r>
+              <w:rPr>
+                <w:rStyle w:val="Hipervnculo"/>
+                <w:noProof/>
+              </w:rPr>
+              <w:t>Modelo logico</w:t>
+            </w:r>
+            <w:r>
+              <w:rPr>
+                <w:noProof/>
+                <w:webHidden/>
+              </w:rPr>
+              <w:tab/>
+            </w:r>
+            <w:r>
+              <w:rPr>
+                <w:noProof/>
+                <w:webHidden/>
+              </w:rPr>
+              <w:fldChar w:fldCharType="begin"/>
+            </w:r>
+            <w:r>
+              <w:rPr>
+                <w:noProof/>
+                <w:webHidden/>
+              </w:rPr>
+              <w:instrText xml:space="preserve"> PAGEREF _Toc228301718 \h </w:instrText>
+            </w:r>
+            <w:r>
+              <w:rPr>
+                <w:noProof/>
+                <w:webHidden/>
+              </w:rPr>
+            </w:r>
+            <w:r>
+              <w:rPr>
+                <w:noProof/>
+                <w:webHidden/>
+              </w:rPr>
+              <w:fldChar w:fldCharType="separate"/>
+            </w:r>
+            <w:r>
+              <w:rPr>
+                <w:noProof/>
+                <w:webHidden/>
+              </w:rPr>
+              <w:t>23</w:t>
+            </w:r>
+            <w:r>
+              <w:rPr>
+                <w:noProof/>
+                <w:webHidden/>
+              </w:rPr>
+              <w:fldChar w:fldCharType="end"/>
+            </w:r>
+          </w:hyperlink>
+        </w:p>
+        <w:p>
+          <w:pPr>
+            <w:pStyle w:val="TDC3"/>
+            <w:tabs>
+              <w:tab w:val="left" w:pos="1320"/>
+              <w:tab w:val="right" w:leader="dot" w:pos="8494"/>
+            </w:tabs>
+            <w:rPr>
+              <w:rFonts w:eastAsiaTheme="minorEastAsia"/>
+              <w:noProof/>
+              <w:lang w:eastAsia="es-PE"/>
+            </w:rPr>
+          </w:pPr>
+          <w:hyperlink w:anchor="_Toc228301719" w:history="1">
+            <w:r>
+              <w:rPr>
+                <w:rStyle w:val="Hipervnculo"/>
+                <w:noProof/>
+              </w:rPr>
+              <w:t>5.4.1.</w:t>
+            </w:r>
+            <w:r>
+              <w:rPr>
+                <w:rFonts w:eastAsiaTheme="minorEastAsia"/>
+                <w:noProof/>
+                <w:lang w:eastAsia="es-PE"/>
+              </w:rPr>
+              <w:tab/>
+            </w:r>
+            <w:r>
+              <w:rPr>
+                <w:rStyle w:val="Hipervnculo"/>
+                <w:noProof/>
+              </w:rPr>
+              <w:t>Analisis de objetos</w:t>
+            </w:r>
+            <w:r>
+              <w:rPr>
+                <w:noProof/>
+                <w:webHidden/>
+              </w:rPr>
+              <w:tab/>
+            </w:r>
+            <w:r>
+              <w:rPr>
+                <w:noProof/>
+                <w:webHidden/>
+              </w:rPr>
+              <w:fldChar w:fldCharType="begin"/>
+            </w:r>
+            <w:r>
+              <w:rPr>
+                <w:noProof/>
+                <w:webHidden/>
+              </w:rPr>
+              <w:instrText xml:space="preserve"> PAGEREF _Toc228301719 \h </w:instrText>
+            </w:r>
+            <w:r>
+              <w:rPr>
+                <w:noProof/>
+                <w:webHidden/>
+              </w:rPr>
+            </w:r>
+            <w:r>
+              <w:rPr>
+                <w:noProof/>
+                <w:webHidden/>
+              </w:rPr>
+              <w:fldChar w:fldCharType="separate"/>
+            </w:r>
+            <w:r>
+              <w:rPr>
+                <w:noProof/>
+                <w:webHidden/>
+              </w:rPr>
+              <w:t>23</w:t>
+            </w:r>
+            <w:r>
+              <w:rPr>
+                <w:noProof/>
+                <w:webHidden/>
+              </w:rPr>
+              <w:fldChar w:fldCharType="end"/>
+            </w:r>
+          </w:hyperlink>
+        </w:p>
+        <w:p>
+          <w:pPr>
+            <w:pStyle w:val="TDC3"/>
+            <w:tabs>
+              <w:tab w:val="left" w:pos="1320"/>
+              <w:tab w:val="right" w:leader="dot" w:pos="8494"/>
+            </w:tabs>
+            <w:rPr>
+              <w:rFonts w:eastAsiaTheme="minorEastAsia"/>
+              <w:noProof/>
+              <w:lang w:eastAsia="es-PE"/>
+            </w:rPr>
+          </w:pPr>
+          <w:hyperlink w:anchor="_Toc228301720" w:history="1">
+            <w:r>
+              <w:rPr>
+                <w:rStyle w:val="Hipervnculo"/>
+                <w:noProof/>
+              </w:rPr>
+              <w:t>5.4.2.</w:t>
+            </w:r>
+            <w:r>
+              <w:rPr>
+                <w:rFonts w:eastAsiaTheme="minorEastAsia"/>
+                <w:noProof/>
+                <w:lang w:eastAsia="es-PE"/>
+              </w:rPr>
+              <w:tab/>
+            </w:r>
+            <w:r>
+              <w:rPr>
+                <w:rStyle w:val="Hipervnculo"/>
+                <w:noProof/>
+              </w:rPr>
+              <w:t>Diagrama de actividades con objetos</w:t>
+            </w:r>
+            <w:r>
+              <w:rPr>
+                <w:noProof/>
+                <w:webHidden/>
+              </w:rPr>
+              <w:tab/>
+            </w:r>
+            <w:r>
+              <w:rPr>
+                <w:noProof/>
+                <w:webHidden/>
+              </w:rPr>
+              <w:fldChar w:fldCharType="begin"/>
+            </w:r>
+            <w:r>
+              <w:rPr>
+                <w:noProof/>
+                <w:webHidden/>
+              </w:rPr>
+              <w:instrText xml:space="preserve"> PAGEREF _Toc228301720 \h </w:instrText>
+            </w:r>
+            <w:r>
+              <w:rPr>
+                <w:noProof/>
+                <w:webHidden/>
+              </w:rPr>
+            </w:r>
+            <w:r>
+              <w:rPr>
+                <w:noProof/>
+                <w:webHidden/>
+              </w:rPr>
+              <w:fldChar w:fldCharType="separate"/>
+            </w:r>
+            <w:r>
+              <w:rPr>
+                <w:noProof/>
+                <w:webHidden/>
+              </w:rPr>
+              <w:t>23</w:t>
+            </w:r>
+            <w:r>
+              <w:rPr>
+                <w:noProof/>
+                <w:webHidden/>
+              </w:rPr>
+              <w:fldChar w:fldCharType="end"/>
+            </w:r>
+          </w:hyperlink>
+        </w:p>
+        <w:p>
+          <w:pPr>
+            <w:pStyle w:val="TDC3"/>
+            <w:tabs>
+              <w:tab w:val="left" w:pos="1320"/>
+              <w:tab w:val="right" w:leader="dot" w:pos="8494"/>
+            </w:tabs>
+            <w:rPr>
+              <w:rFonts w:eastAsiaTheme="minorEastAsia"/>
+              <w:noProof/>
+              <w:lang w:eastAsia="es-PE"/>
+            </w:rPr>
+          </w:pPr>
+          <w:hyperlink w:anchor="_Toc228301721" w:history="1">
+            <w:r>
+              <w:rPr>
+                <w:rStyle w:val="Hipervnculo"/>
+                <w:noProof/>
+              </w:rPr>
+              <w:t>5.4.3.</w:t>
+            </w:r>
+            <w:r>
+              <w:rPr>
+                <w:rFonts w:eastAsiaTheme="minorEastAsia"/>
+                <w:noProof/>
+                <w:lang w:eastAsia="es-PE"/>
+              </w:rPr>
+              <w:tab/>
+            </w:r>
+            <w:r>
+              <w:rPr>
+                <w:rStyle w:val="Hipervnculo"/>
+                <w:noProof/>
+              </w:rPr>
+              <w:t>Diagrama de secuencia</w:t>
+            </w:r>
+            <w:r>
+              <w:rPr>
+                <w:noProof/>
+                <w:webHidden/>
+              </w:rPr>
+              <w:tab/>
+            </w:r>
+            <w:r>
+              <w:rPr>
+                <w:noProof/>
+                <w:webHidden/>
+              </w:rPr>
+              <w:fldChar w:fldCharType="begin"/>
+            </w:r>
+            <w:r>
+              <w:rPr>
+                <w:noProof/>
+                <w:webHidden/>
+              </w:rPr>
+              <w:instrText xml:space="preserve"> PAGEREF _Toc228301721 \h </w:instrText>
+            </w:r>
+            <w:r>
+              <w:rPr>
+                <w:noProof/>
+                <w:webHidden/>
+              </w:rPr>
+            </w:r>
+            <w:r>
+              <w:rPr>
+                <w:noProof/>
+                <w:webHidden/>
+              </w:rPr>
+              <w:fldChar w:fldCharType="separate"/>
+            </w:r>
+            <w:r>
+              <w:rPr>
+                <w:noProof/>
+                <w:webHidden/>
+              </w:rPr>
+              <w:t>23</w:t>
+            </w:r>
+            <w:r>
+              <w:rPr>
+                <w:noProof/>
+                <w:webHidden/>
+              </w:rPr>
+              <w:fldChar w:fldCharType="end"/>
+            </w:r>
+          </w:hyperlink>
+        </w:p>
+        <w:p>
+          <w:pPr>
+            <w:pStyle w:val="TDC3"/>
+            <w:tabs>
+              <w:tab w:val="left" w:pos="1320"/>
+              <w:tab w:val="right" w:leader="dot" w:pos="8494"/>
+            </w:tabs>
+            <w:rPr>
+              <w:rFonts w:eastAsiaTheme="minorEastAsia"/>
+              <w:noProof/>
+              <w:lang w:eastAsia="es-PE"/>
+            </w:rPr>
+          </w:pPr>
+          <w:hyperlink w:anchor="_Toc228301722" w:history="1">
+            <w:r>
+              <w:rPr>
+                <w:rStyle w:val="Hipervnculo"/>
+                <w:noProof/>
+              </w:rPr>
+              <w:t>5.4.4.</w:t>
+            </w:r>
+            <w:r>
+              <w:rPr>
+                <w:rFonts w:eastAsiaTheme="minorEastAsia"/>
+                <w:noProof/>
+                <w:lang w:eastAsia="es-PE"/>
+              </w:rPr>
+              <w:tab/>
+            </w:r>
+            <w:r>
+              <w:rPr>
+                <w:rStyle w:val="Hipervnculo"/>
+                <w:noProof/>
+              </w:rPr>
+              <w:t>Diagrama de clases</w:t>
+            </w:r>
+            <w:r>
+              <w:rPr>
+                <w:noProof/>
+                <w:webHidden/>
+              </w:rPr>
+              <w:tab/>
+            </w:r>
+            <w:r>
+              <w:rPr>
+                <w:noProof/>
+                <w:webHidden/>
+              </w:rPr>
+              <w:fldChar w:fldCharType="begin"/>
+            </w:r>
+            <w:r>
+              <w:rPr>
+                <w:noProof/>
+                <w:webHidden/>
+              </w:rPr>
+              <w:instrText xml:space="preserve"> PAGEREF _Toc228301722 \h </w:instrText>
+            </w:r>
+            <w:r>
+              <w:rPr>
+                <w:noProof/>
+                <w:webHidden/>
+              </w:rPr>
+            </w:r>
+            <w:r>
+              <w:rPr>
+                <w:noProof/>
+                <w:webHidden/>
+              </w:rPr>
+              <w:fldChar w:fldCharType="separate"/>
+            </w:r>
+            <w:r>
+              <w:rPr>
+                <w:noProof/>
+                <w:webHidden/>
+              </w:rPr>
+              <w:t>23</w:t>
             </w:r>
             <w:r>
               <w:rPr>
@@ -3325,13 +5399,13 @@
               <w:lang w:eastAsia="es-PE"/>
             </w:rPr>
           </w:pPr>
-          <w:hyperlink w:anchor="_Toc228227813" w:history="1">
+          <w:hyperlink w:anchor="_Toc228301723" w:history="1">
             <w:r>
               <w:rPr>
                 <w:rStyle w:val="Hipervnculo"/>
                 <w:noProof/>
               </w:rPr>
-              <w:t>4.</w:t>
+              <w:t>6.</w:t>
             </w:r>
             <w:r>
               <w:rPr>
@@ -3346,7 +5420,7 @@
                 <w:rStyle w:val="Hipervnculo"/>
                 <w:noProof/>
               </w:rPr>
-              <w:t>ESPECIFICACION DE REQUERIMIENTOS DE SOFTWARE</w:t>
+              <w:t>CONCLUCIONES</w:t>
             </w:r>
             <w:r>
               <w:rPr>
@@ -3367,7 +5441,7 @@
                 <w:noProof/>
                 <w:webHidden/>
               </w:rPr>
-              <w:instrText xml:space="preserve"> PAGEREF _Toc228227813 \h </w:instrText>
+              <w:instrText xml:space="preserve"> PAGEREF _Toc228301723 \h </w:instrText>
             </w:r>
             <w:r>
               <w:rPr>
@@ -3387,351 +5461,7 @@
                 <w:noProof/>
                 <w:webHidden/>
               </w:rPr>
-              <w:t>4</w:t>
-            </w:r>
-            <w:r>
-              <w:rPr>
-                <w:noProof/>
-                <w:webHidden/>
-              </w:rPr>
-              <w:fldChar w:fldCharType="end"/>
-            </w:r>
-          </w:hyperlink>
-        </w:p>
-        <w:p>
-          <w:pPr>
-            <w:pStyle w:val="TDC2"/>
-            <w:tabs>
-              <w:tab w:val="left" w:pos="880"/>
-              <w:tab w:val="right" w:leader="dot" w:pos="8494"/>
-            </w:tabs>
-            <w:rPr>
-              <w:rFonts w:asciiTheme="minorHAnsi" w:eastAsiaTheme="minorEastAsia" w:hAnsiTheme="minorHAnsi" w:cstheme="minorBidi"/>
-              <w:noProof/>
-              <w:lang w:eastAsia="es-PE"/>
-            </w:rPr>
-          </w:pPr>
-          <w:hyperlink w:anchor="_Toc228227814" w:history="1">
-            <w:r>
-              <w:rPr>
-                <w:rStyle w:val="Hipervnculo"/>
-                <w:noProof/>
-              </w:rPr>
-              <w:t>4.1.</w:t>
-            </w:r>
-            <w:r>
-              <w:rPr>
-                <w:rFonts w:asciiTheme="minorHAnsi" w:eastAsiaTheme="minorEastAsia" w:hAnsiTheme="minorHAnsi" w:cstheme="minorBidi"/>
-                <w:noProof/>
-                <w:lang w:eastAsia="es-PE"/>
-              </w:rPr>
-              <w:tab/>
-            </w:r>
-            <w:r>
-              <w:rPr>
-                <w:rStyle w:val="Hipervnculo"/>
-                <w:noProof/>
-              </w:rPr>
-              <w:t>Cuadro de requerimientos funcional inicial</w:t>
-            </w:r>
-            <w:r>
-              <w:rPr>
-                <w:noProof/>
-                <w:webHidden/>
-              </w:rPr>
-              <w:tab/>
-            </w:r>
-            <w:r>
-              <w:rPr>
-                <w:noProof/>
-                <w:webHidden/>
-              </w:rPr>
-              <w:fldChar w:fldCharType="begin"/>
-            </w:r>
-            <w:r>
-              <w:rPr>
-                <w:noProof/>
-                <w:webHidden/>
-              </w:rPr>
-              <w:instrText xml:space="preserve"> PAGEREF _Toc228227814 \h </w:instrText>
-            </w:r>
-            <w:r>
-              <w:rPr>
-                <w:noProof/>
-                <w:webHidden/>
-              </w:rPr>
-            </w:r>
-            <w:r>
-              <w:rPr>
-                <w:noProof/>
-                <w:webHidden/>
-              </w:rPr>
-              <w:fldChar w:fldCharType="separate"/>
-            </w:r>
-            <w:r>
-              <w:rPr>
-                <w:noProof/>
-                <w:webHidden/>
-              </w:rPr>
-              <w:t>4</w:t>
-            </w:r>
-            <w:r>
-              <w:rPr>
-                <w:noProof/>
-                <w:webHidden/>
-              </w:rPr>
-              <w:fldChar w:fldCharType="end"/>
-            </w:r>
-          </w:hyperlink>
-        </w:p>
-        <w:p>
-          <w:pPr>
-            <w:pStyle w:val="TDC2"/>
-            <w:tabs>
-              <w:tab w:val="left" w:pos="880"/>
-              <w:tab w:val="right" w:leader="dot" w:pos="8494"/>
-            </w:tabs>
-            <w:rPr>
-              <w:rFonts w:asciiTheme="minorHAnsi" w:eastAsiaTheme="minorEastAsia" w:hAnsiTheme="minorHAnsi" w:cstheme="minorBidi"/>
-              <w:noProof/>
-              <w:lang w:eastAsia="es-PE"/>
-            </w:rPr>
-          </w:pPr>
-          <w:hyperlink w:anchor="_Toc228227815" w:history="1">
-            <w:r>
-              <w:rPr>
-                <w:rStyle w:val="Hipervnculo"/>
-                <w:noProof/>
-              </w:rPr>
-              <w:t>4.2.</w:t>
-            </w:r>
-            <w:r>
-              <w:rPr>
-                <w:rFonts w:asciiTheme="minorHAnsi" w:eastAsiaTheme="minorEastAsia" w:hAnsiTheme="minorHAnsi" w:cstheme="minorBidi"/>
-                <w:noProof/>
-                <w:lang w:eastAsia="es-PE"/>
-              </w:rPr>
-              <w:tab/>
-            </w:r>
-            <w:r>
-              <w:rPr>
-                <w:rStyle w:val="Hipervnculo"/>
-                <w:noProof/>
-              </w:rPr>
-              <w:t>Cuadro de requerimiento no funcionales</w:t>
-            </w:r>
-            <w:r>
-              <w:rPr>
-                <w:noProof/>
-                <w:webHidden/>
-              </w:rPr>
-              <w:tab/>
-            </w:r>
-            <w:r>
-              <w:rPr>
-                <w:noProof/>
-                <w:webHidden/>
-              </w:rPr>
-              <w:fldChar w:fldCharType="begin"/>
-            </w:r>
-            <w:r>
-              <w:rPr>
-                <w:noProof/>
-                <w:webHidden/>
-              </w:rPr>
-              <w:instrText xml:space="preserve"> PAGEREF _Toc228227815 \h </w:instrText>
-            </w:r>
-            <w:r>
-              <w:rPr>
-                <w:noProof/>
-                <w:webHidden/>
-              </w:rPr>
-            </w:r>
-            <w:r>
-              <w:rPr>
-                <w:noProof/>
-                <w:webHidden/>
-              </w:rPr>
-              <w:fldChar w:fldCharType="separate"/>
-            </w:r>
-            <w:r>
-              <w:rPr>
-                <w:noProof/>
-                <w:webHidden/>
-              </w:rPr>
-              <w:t>4</w:t>
-            </w:r>
-            <w:r>
-              <w:rPr>
-                <w:noProof/>
-                <w:webHidden/>
-              </w:rPr>
-              <w:fldChar w:fldCharType="end"/>
-            </w:r>
-          </w:hyperlink>
-        </w:p>
-        <w:p>
-          <w:pPr>
-            <w:pStyle w:val="TDC2"/>
-            <w:tabs>
-              <w:tab w:val="left" w:pos="880"/>
-              <w:tab w:val="right" w:leader="dot" w:pos="8494"/>
-            </w:tabs>
-            <w:rPr>
-              <w:rFonts w:asciiTheme="minorHAnsi" w:eastAsiaTheme="minorEastAsia" w:hAnsiTheme="minorHAnsi" w:cstheme="minorBidi"/>
-              <w:noProof/>
-              <w:lang w:eastAsia="es-PE"/>
-            </w:rPr>
-          </w:pPr>
-          <w:hyperlink w:anchor="_Toc228227816" w:history="1">
-            <w:r>
-              <w:rPr>
-                <w:rStyle w:val="Hipervnculo"/>
-                <w:noProof/>
-              </w:rPr>
-              <w:t>4.3.</w:t>
-            </w:r>
-            <w:r>
-              <w:rPr>
-                <w:rFonts w:asciiTheme="minorHAnsi" w:eastAsiaTheme="minorEastAsia" w:hAnsiTheme="minorHAnsi" w:cstheme="minorBidi"/>
-                <w:noProof/>
-                <w:lang w:eastAsia="es-PE"/>
-              </w:rPr>
-              <w:tab/>
-            </w:r>
-            <w:r>
-              <w:rPr>
-                <w:rStyle w:val="Hipervnculo"/>
-                <w:noProof/>
-              </w:rPr>
-              <w:t>Cuadro de requerimientos funcionales final</w:t>
-            </w:r>
-            <w:r>
-              <w:rPr>
-                <w:noProof/>
-                <w:webHidden/>
-              </w:rPr>
-              <w:tab/>
-            </w:r>
-            <w:r>
-              <w:rPr>
-                <w:noProof/>
-                <w:webHidden/>
-              </w:rPr>
-              <w:fldChar w:fldCharType="begin"/>
-            </w:r>
-            <w:r>
-              <w:rPr>
-                <w:noProof/>
-                <w:webHidden/>
-              </w:rPr>
-              <w:instrText xml:space="preserve"> PAGEREF _Toc228227816 \h </w:instrText>
-            </w:r>
-            <w:r>
-              <w:rPr>
-                <w:noProof/>
-                <w:webHidden/>
-              </w:rPr>
-            </w:r>
-            <w:r>
-              <w:rPr>
-                <w:noProof/>
-                <w:webHidden/>
-              </w:rPr>
-              <w:fldChar w:fldCharType="separate"/>
-            </w:r>
-            <w:r>
-              <w:rPr>
-                <w:noProof/>
-                <w:webHidden/>
-              </w:rPr>
-              <w:t>4</w:t>
-            </w:r>
-            <w:r>
-              <w:rPr>
-                <w:noProof/>
-                <w:webHidden/>
-              </w:rPr>
-              <w:fldChar w:fldCharType="end"/>
-            </w:r>
-          </w:hyperlink>
-        </w:p>
-        <w:p>
-          <w:pPr>
-            <w:pStyle w:val="TDC2"/>
-            <w:tabs>
-              <w:tab w:val="left" w:pos="880"/>
-              <w:tab w:val="right" w:leader="dot" w:pos="8494"/>
-            </w:tabs>
-            <w:rPr>
-              <w:rFonts w:asciiTheme="minorHAnsi" w:eastAsiaTheme="minorEastAsia" w:hAnsiTheme="minorHAnsi" w:cstheme="minorBidi"/>
-              <w:noProof/>
-              <w:lang w:eastAsia="es-PE"/>
-            </w:rPr>
-          </w:pPr>
-          <w:hyperlink w:anchor="_Toc228227817" w:history="1">
-            <w:r>
-              <w:rPr>
-                <w:rStyle w:val="Hipervnculo"/>
-                <w:noProof/>
-              </w:rPr>
-              <w:t>4.4.</w:t>
-            </w:r>
-            <w:r>
-              <w:rPr>
-                <w:rFonts w:asciiTheme="minorHAnsi" w:eastAsiaTheme="minorEastAsia" w:hAnsiTheme="minorHAnsi" w:cstheme="minorBidi"/>
-                <w:noProof/>
-                <w:lang w:eastAsia="es-PE"/>
-              </w:rPr>
-              <w:tab/>
-            </w:r>
-            <w:r>
-              <w:rPr>
-                <w:rStyle w:val="Hipervnculo"/>
-                <w:noProof/>
-              </w:rPr>
-              <w:t>Reglas de negocio</w:t>
-            </w:r>
-            <w:r>
-              <w:rPr>
-                <w:noProof/>
-                <w:webHidden/>
-              </w:rPr>
-              <w:tab/>
-            </w:r>
-            <w:r>
-              <w:rPr>
-                <w:noProof/>
-                <w:webHidden/>
-              </w:rPr>
-              <w:fldChar w:fldCharType="begin"/>
-            </w:r>
-            <w:r>
-              <w:rPr>
-                <w:noProof/>
-                <w:webHidden/>
-              </w:rPr>
-              <w:instrText xml:space="preserve"> PAGEREF _Toc228227817 \h </w:instrText>
-            </w:r>
-            <w:r>
-              <w:rPr>
-                <w:noProof/>
-                <w:webHidden/>
-              </w:rPr>
-            </w:r>
-            <w:r>
-              <w:rPr>
-                <w:noProof/>
-                <w:webHidden/>
-              </w:rPr>
-              <w:fldChar w:fldCharType="separate"/>
-            </w:r>
-            <w:r>
-              <w:rPr>
-                <w:noProof/>
-                <w:webHidden/>
-              </w:rPr>
-              <w:t>4</w:t>
+              <w:t>23</w:t>
             </w:r>
             <w:r>
               <w:rPr>
@@ -3755,13 +5485,13 @@
               <w:lang w:eastAsia="es-PE"/>
             </w:rPr>
           </w:pPr>
-          <w:hyperlink w:anchor="_Toc228227818" w:history="1">
+          <w:hyperlink w:anchor="_Toc228301724" w:history="1">
             <w:r>
               <w:rPr>
                 <w:rStyle w:val="Hipervnculo"/>
                 <w:noProof/>
               </w:rPr>
-              <w:t>5.</w:t>
+              <w:t>7.</w:t>
             </w:r>
             <w:r>
               <w:rPr>
@@ -3776,7 +5506,7 @@
                 <w:rStyle w:val="Hipervnculo"/>
                 <w:noProof/>
               </w:rPr>
-              <w:t>FASE DE DESARROLLO</w:t>
+              <w:t>RECOMENDACIONES</w:t>
             </w:r>
             <w:r>
               <w:rPr>
@@ -3797,7 +5527,7 @@
                 <w:noProof/>
                 <w:webHidden/>
               </w:rPr>
-              <w:instrText xml:space="preserve"> PAGEREF _Toc228227818 \h </w:instrText>
+              <w:instrText xml:space="preserve"> PAGEREF _Toc228301724 \h </w:instrText>
             </w:r>
             <w:r>
               <w:rPr>
@@ -3817,839 +5547,7 @@
                 <w:noProof/>
                 <w:webHidden/>
               </w:rPr>
-              <w:t>4</w:t>
-            </w:r>
-            <w:r>
-              <w:rPr>
-                <w:noProof/>
-                <w:webHidden/>
-              </w:rPr>
-              <w:fldChar w:fldCharType="end"/>
-            </w:r>
-          </w:hyperlink>
-        </w:p>
-        <w:p>
-          <w:pPr>
-            <w:pStyle w:val="TDC2"/>
-            <w:tabs>
-              <w:tab w:val="left" w:pos="880"/>
-              <w:tab w:val="right" w:leader="dot" w:pos="8494"/>
-            </w:tabs>
-            <w:rPr>
-              <w:rFonts w:asciiTheme="minorHAnsi" w:eastAsiaTheme="minorEastAsia" w:hAnsiTheme="minorHAnsi" w:cstheme="minorBidi"/>
-              <w:noProof/>
-              <w:lang w:eastAsia="es-PE"/>
-            </w:rPr>
-          </w:pPr>
-          <w:hyperlink w:anchor="_Toc228227819" w:history="1">
-            <w:r>
-              <w:rPr>
-                <w:rStyle w:val="Hipervnculo"/>
-                <w:noProof/>
-              </w:rPr>
-              <w:t>5.1.</w:t>
-            </w:r>
-            <w:r>
-              <w:rPr>
-                <w:rFonts w:asciiTheme="minorHAnsi" w:eastAsiaTheme="minorEastAsia" w:hAnsiTheme="minorHAnsi" w:cstheme="minorBidi"/>
-                <w:noProof/>
-                <w:lang w:eastAsia="es-PE"/>
-              </w:rPr>
-              <w:tab/>
-            </w:r>
-            <w:r>
-              <w:rPr>
-                <w:rStyle w:val="Hipervnculo"/>
-                <w:noProof/>
-              </w:rPr>
-              <w:t>Perfiles de usuario</w:t>
-            </w:r>
-            <w:r>
-              <w:rPr>
-                <w:noProof/>
-                <w:webHidden/>
-              </w:rPr>
-              <w:tab/>
-            </w:r>
-            <w:r>
-              <w:rPr>
-                <w:noProof/>
-                <w:webHidden/>
-              </w:rPr>
-              <w:fldChar w:fldCharType="begin"/>
-            </w:r>
-            <w:r>
-              <w:rPr>
-                <w:noProof/>
-                <w:webHidden/>
-              </w:rPr>
-              <w:instrText xml:space="preserve"> PAGEREF _Toc228227819 \h </w:instrText>
-            </w:r>
-            <w:r>
-              <w:rPr>
-                <w:noProof/>
-                <w:webHidden/>
-              </w:rPr>
-            </w:r>
-            <w:r>
-              <w:rPr>
-                <w:noProof/>
-                <w:webHidden/>
-              </w:rPr>
-              <w:fldChar w:fldCharType="separate"/>
-            </w:r>
-            <w:r>
-              <w:rPr>
-                <w:noProof/>
-                <w:webHidden/>
-              </w:rPr>
-              <w:t>4</w:t>
-            </w:r>
-            <w:r>
-              <w:rPr>
-                <w:noProof/>
-                <w:webHidden/>
-              </w:rPr>
-              <w:fldChar w:fldCharType="end"/>
-            </w:r>
-          </w:hyperlink>
-        </w:p>
-        <w:p>
-          <w:pPr>
-            <w:pStyle w:val="TDC2"/>
-            <w:tabs>
-              <w:tab w:val="left" w:pos="880"/>
-              <w:tab w:val="right" w:leader="dot" w:pos="8494"/>
-            </w:tabs>
-            <w:rPr>
-              <w:rFonts w:asciiTheme="minorHAnsi" w:eastAsiaTheme="minorEastAsia" w:hAnsiTheme="minorHAnsi" w:cstheme="minorBidi"/>
-              <w:noProof/>
-              <w:lang w:eastAsia="es-PE"/>
-            </w:rPr>
-          </w:pPr>
-          <w:hyperlink w:anchor="_Toc228227820" w:history="1">
-            <w:r>
-              <w:rPr>
-                <w:rStyle w:val="Hipervnculo"/>
-                <w:noProof/>
-              </w:rPr>
-              <w:t>5.2.</w:t>
-            </w:r>
-            <w:r>
-              <w:rPr>
-                <w:rFonts w:asciiTheme="minorHAnsi" w:eastAsiaTheme="minorEastAsia" w:hAnsiTheme="minorHAnsi" w:cstheme="minorBidi"/>
-                <w:noProof/>
-                <w:lang w:eastAsia="es-PE"/>
-              </w:rPr>
-              <w:tab/>
-            </w:r>
-            <w:r>
-              <w:rPr>
-                <w:rStyle w:val="Hipervnculo"/>
-                <w:noProof/>
-              </w:rPr>
-              <w:t>Modelo conceptual</w:t>
-            </w:r>
-            <w:r>
-              <w:rPr>
-                <w:noProof/>
-                <w:webHidden/>
-              </w:rPr>
-              <w:tab/>
-            </w:r>
-            <w:r>
-              <w:rPr>
-                <w:noProof/>
-                <w:webHidden/>
-              </w:rPr>
-              <w:fldChar w:fldCharType="begin"/>
-            </w:r>
-            <w:r>
-              <w:rPr>
-                <w:noProof/>
-                <w:webHidden/>
-              </w:rPr>
-              <w:instrText xml:space="preserve"> PAGEREF _Toc228227820 \h </w:instrText>
-            </w:r>
-            <w:r>
-              <w:rPr>
-                <w:noProof/>
-                <w:webHidden/>
-              </w:rPr>
-            </w:r>
-            <w:r>
-              <w:rPr>
-                <w:noProof/>
-                <w:webHidden/>
-              </w:rPr>
-              <w:fldChar w:fldCharType="separate"/>
-            </w:r>
-            <w:r>
-              <w:rPr>
-                <w:noProof/>
-                <w:webHidden/>
-              </w:rPr>
-              <w:t>4</w:t>
-            </w:r>
-            <w:r>
-              <w:rPr>
-                <w:noProof/>
-                <w:webHidden/>
-              </w:rPr>
-              <w:fldChar w:fldCharType="end"/>
-            </w:r>
-          </w:hyperlink>
-        </w:p>
-        <w:p>
-          <w:pPr>
-            <w:pStyle w:val="TDC3"/>
-            <w:tabs>
-              <w:tab w:val="left" w:pos="1320"/>
-              <w:tab w:val="right" w:leader="dot" w:pos="8494"/>
-            </w:tabs>
-            <w:rPr>
-              <w:noProof/>
-            </w:rPr>
-          </w:pPr>
-          <w:hyperlink w:anchor="_Toc228227821" w:history="1">
-            <w:r>
-              <w:rPr>
-                <w:rStyle w:val="Hipervnculo"/>
-                <w:noProof/>
-              </w:rPr>
-              <w:t>5.2.1.</w:t>
-            </w:r>
-            <w:r>
-              <w:rPr>
-                <w:noProof/>
-              </w:rPr>
-              <w:tab/>
-            </w:r>
-            <w:r>
-              <w:rPr>
-                <w:rStyle w:val="Hipervnculo"/>
-                <w:noProof/>
-              </w:rPr>
-              <w:t>Diagrama de paquetes</w:t>
-            </w:r>
-            <w:r>
-              <w:rPr>
-                <w:noProof/>
-                <w:webHidden/>
-              </w:rPr>
-              <w:tab/>
-            </w:r>
-            <w:r>
-              <w:rPr>
-                <w:noProof/>
-                <w:webHidden/>
-              </w:rPr>
-              <w:fldChar w:fldCharType="begin"/>
-            </w:r>
-            <w:r>
-              <w:rPr>
-                <w:noProof/>
-                <w:webHidden/>
-              </w:rPr>
-              <w:instrText xml:space="preserve"> PAGEREF _Toc228227821 \h </w:instrText>
-            </w:r>
-            <w:r>
-              <w:rPr>
-                <w:noProof/>
-                <w:webHidden/>
-              </w:rPr>
-            </w:r>
-            <w:r>
-              <w:rPr>
-                <w:noProof/>
-                <w:webHidden/>
-              </w:rPr>
-              <w:fldChar w:fldCharType="separate"/>
-            </w:r>
-            <w:r>
-              <w:rPr>
-                <w:noProof/>
-                <w:webHidden/>
-              </w:rPr>
-              <w:t>4</w:t>
-            </w:r>
-            <w:r>
-              <w:rPr>
-                <w:noProof/>
-                <w:webHidden/>
-              </w:rPr>
-              <w:fldChar w:fldCharType="end"/>
-            </w:r>
-          </w:hyperlink>
-        </w:p>
-        <w:p>
-          <w:pPr>
-            <w:pStyle w:val="TDC3"/>
-            <w:tabs>
-              <w:tab w:val="left" w:pos="1320"/>
-              <w:tab w:val="right" w:leader="dot" w:pos="8494"/>
-            </w:tabs>
-            <w:rPr>
-              <w:noProof/>
-            </w:rPr>
-          </w:pPr>
-          <w:hyperlink w:anchor="_Toc228227822" w:history="1">
-            <w:r>
-              <w:rPr>
-                <w:rStyle w:val="Hipervnculo"/>
-                <w:noProof/>
-              </w:rPr>
-              <w:t>5.2.2.</w:t>
-            </w:r>
-            <w:r>
-              <w:rPr>
-                <w:noProof/>
-              </w:rPr>
-              <w:tab/>
-            </w:r>
-            <w:r>
-              <w:rPr>
-                <w:rStyle w:val="Hipervnculo"/>
-                <w:noProof/>
-              </w:rPr>
-              <w:t>Diagramas de casos de uso</w:t>
-            </w:r>
-            <w:r>
-              <w:rPr>
-                <w:noProof/>
-                <w:webHidden/>
-              </w:rPr>
-              <w:tab/>
-            </w:r>
-            <w:r>
-              <w:rPr>
-                <w:noProof/>
-                <w:webHidden/>
-              </w:rPr>
-              <w:fldChar w:fldCharType="begin"/>
-            </w:r>
-            <w:r>
-              <w:rPr>
-                <w:noProof/>
-                <w:webHidden/>
-              </w:rPr>
-              <w:instrText xml:space="preserve"> PAGEREF _Toc228227822 \h </w:instrText>
-            </w:r>
-            <w:r>
-              <w:rPr>
-                <w:noProof/>
-                <w:webHidden/>
-              </w:rPr>
-            </w:r>
-            <w:r>
-              <w:rPr>
-                <w:noProof/>
-                <w:webHidden/>
-              </w:rPr>
-              <w:fldChar w:fldCharType="separate"/>
-            </w:r>
-            <w:r>
-              <w:rPr>
-                <w:noProof/>
-                <w:webHidden/>
-              </w:rPr>
-              <w:t>4</w:t>
-            </w:r>
-            <w:r>
-              <w:rPr>
-                <w:noProof/>
-                <w:webHidden/>
-              </w:rPr>
-              <w:fldChar w:fldCharType="end"/>
-            </w:r>
-          </w:hyperlink>
-        </w:p>
-        <w:p>
-          <w:pPr>
-            <w:pStyle w:val="TDC3"/>
-            <w:tabs>
-              <w:tab w:val="left" w:pos="1320"/>
-              <w:tab w:val="right" w:leader="dot" w:pos="8494"/>
-            </w:tabs>
-            <w:rPr>
-              <w:noProof/>
-            </w:rPr>
-          </w:pPr>
-          <w:hyperlink w:anchor="_Toc228227823" w:history="1">
-            <w:r>
-              <w:rPr>
-                <w:rStyle w:val="Hipervnculo"/>
-                <w:noProof/>
-              </w:rPr>
-              <w:t>5.2.3.</w:t>
-            </w:r>
-            <w:r>
-              <w:rPr>
-                <w:noProof/>
-              </w:rPr>
-              <w:tab/>
-            </w:r>
-            <w:r>
-              <w:rPr>
-                <w:rStyle w:val="Hipervnculo"/>
-                <w:noProof/>
-              </w:rPr>
-              <w:t>Escenario de casos de usos (narrativa)</w:t>
-            </w:r>
-            <w:r>
-              <w:rPr>
-                <w:noProof/>
-                <w:webHidden/>
-              </w:rPr>
-              <w:tab/>
-            </w:r>
-            <w:r>
-              <w:rPr>
-                <w:noProof/>
-                <w:webHidden/>
-              </w:rPr>
-              <w:fldChar w:fldCharType="begin"/>
-            </w:r>
-            <w:r>
-              <w:rPr>
-                <w:noProof/>
-                <w:webHidden/>
-              </w:rPr>
-              <w:instrText xml:space="preserve"> PAGEREF _Toc228227823 \h </w:instrText>
-            </w:r>
-            <w:r>
-              <w:rPr>
-                <w:noProof/>
-                <w:webHidden/>
-              </w:rPr>
-            </w:r>
-            <w:r>
-              <w:rPr>
-                <w:noProof/>
-                <w:webHidden/>
-              </w:rPr>
-              <w:fldChar w:fldCharType="separate"/>
-            </w:r>
-            <w:r>
-              <w:rPr>
-                <w:noProof/>
-                <w:webHidden/>
-              </w:rPr>
-              <w:t>4</w:t>
-            </w:r>
-            <w:r>
-              <w:rPr>
-                <w:noProof/>
-                <w:webHidden/>
-              </w:rPr>
-              <w:fldChar w:fldCharType="end"/>
-            </w:r>
-          </w:hyperlink>
-        </w:p>
-        <w:p>
-          <w:pPr>
-            <w:pStyle w:val="TDC2"/>
-            <w:tabs>
-              <w:tab w:val="left" w:pos="880"/>
-              <w:tab w:val="right" w:leader="dot" w:pos="8494"/>
-            </w:tabs>
-            <w:rPr>
-              <w:rFonts w:asciiTheme="minorHAnsi" w:eastAsiaTheme="minorEastAsia" w:hAnsiTheme="minorHAnsi" w:cstheme="minorBidi"/>
-              <w:noProof/>
-              <w:lang w:eastAsia="es-PE"/>
-            </w:rPr>
-          </w:pPr>
-          <w:hyperlink w:anchor="_Toc228227824" w:history="1">
-            <w:r>
-              <w:rPr>
-                <w:rStyle w:val="Hipervnculo"/>
-                <w:noProof/>
-              </w:rPr>
-              <w:t>5.3.</w:t>
-            </w:r>
-            <w:r>
-              <w:rPr>
-                <w:rFonts w:asciiTheme="minorHAnsi" w:eastAsiaTheme="minorEastAsia" w:hAnsiTheme="minorHAnsi" w:cstheme="minorBidi"/>
-                <w:noProof/>
-                <w:lang w:eastAsia="es-PE"/>
-              </w:rPr>
-              <w:tab/>
-            </w:r>
-            <w:r>
-              <w:rPr>
-                <w:rStyle w:val="Hipervnculo"/>
-                <w:noProof/>
-              </w:rPr>
-              <w:t>Modelo logico</w:t>
-            </w:r>
-            <w:r>
-              <w:rPr>
-                <w:noProof/>
-                <w:webHidden/>
-              </w:rPr>
-              <w:tab/>
-            </w:r>
-            <w:r>
-              <w:rPr>
-                <w:noProof/>
-                <w:webHidden/>
-              </w:rPr>
-              <w:fldChar w:fldCharType="begin"/>
-            </w:r>
-            <w:r>
-              <w:rPr>
-                <w:noProof/>
-                <w:webHidden/>
-              </w:rPr>
-              <w:instrText xml:space="preserve"> PAGEREF _Toc228227824 \h </w:instrText>
-            </w:r>
-            <w:r>
-              <w:rPr>
-                <w:noProof/>
-                <w:webHidden/>
-              </w:rPr>
-            </w:r>
-            <w:r>
-              <w:rPr>
-                <w:noProof/>
-                <w:webHidden/>
-              </w:rPr>
-              <w:fldChar w:fldCharType="separate"/>
-            </w:r>
-            <w:r>
-              <w:rPr>
-                <w:noProof/>
-                <w:webHidden/>
-              </w:rPr>
-              <w:t>5</w:t>
-            </w:r>
-            <w:r>
-              <w:rPr>
-                <w:noProof/>
-                <w:webHidden/>
-              </w:rPr>
-              <w:fldChar w:fldCharType="end"/>
-            </w:r>
-          </w:hyperlink>
-        </w:p>
-        <w:p>
-          <w:pPr>
-            <w:pStyle w:val="TDC3"/>
-            <w:tabs>
-              <w:tab w:val="left" w:pos="1320"/>
-              <w:tab w:val="right" w:leader="dot" w:pos="8494"/>
-            </w:tabs>
-            <w:rPr>
-              <w:noProof/>
-            </w:rPr>
-          </w:pPr>
-          <w:hyperlink w:anchor="_Toc228227825" w:history="1">
-            <w:r>
-              <w:rPr>
-                <w:rStyle w:val="Hipervnculo"/>
-                <w:noProof/>
-              </w:rPr>
-              <w:t>5.3.1.</w:t>
-            </w:r>
-            <w:r>
-              <w:rPr>
-                <w:noProof/>
-              </w:rPr>
-              <w:tab/>
-            </w:r>
-            <w:r>
-              <w:rPr>
-                <w:rStyle w:val="Hipervnculo"/>
-                <w:noProof/>
-              </w:rPr>
-              <w:t>Analisis de objetos</w:t>
-            </w:r>
-            <w:r>
-              <w:rPr>
-                <w:noProof/>
-                <w:webHidden/>
-              </w:rPr>
-              <w:tab/>
-            </w:r>
-            <w:r>
-              <w:rPr>
-                <w:noProof/>
-                <w:webHidden/>
-              </w:rPr>
-              <w:fldChar w:fldCharType="begin"/>
-            </w:r>
-            <w:r>
-              <w:rPr>
-                <w:noProof/>
-                <w:webHidden/>
-              </w:rPr>
-              <w:instrText xml:space="preserve"> PAGEREF _Toc228227825 \h </w:instrText>
-            </w:r>
-            <w:r>
-              <w:rPr>
-                <w:noProof/>
-                <w:webHidden/>
-              </w:rPr>
-            </w:r>
-            <w:r>
-              <w:rPr>
-                <w:noProof/>
-                <w:webHidden/>
-              </w:rPr>
-              <w:fldChar w:fldCharType="separate"/>
-            </w:r>
-            <w:r>
-              <w:rPr>
-                <w:noProof/>
-                <w:webHidden/>
-              </w:rPr>
-              <w:t>5</w:t>
-            </w:r>
-            <w:r>
-              <w:rPr>
-                <w:noProof/>
-                <w:webHidden/>
-              </w:rPr>
-              <w:fldChar w:fldCharType="end"/>
-            </w:r>
-          </w:hyperlink>
-        </w:p>
-        <w:p>
-          <w:pPr>
-            <w:pStyle w:val="TDC3"/>
-            <w:tabs>
-              <w:tab w:val="left" w:pos="1320"/>
-              <w:tab w:val="right" w:leader="dot" w:pos="8494"/>
-            </w:tabs>
-            <w:rPr>
-              <w:noProof/>
-            </w:rPr>
-          </w:pPr>
-          <w:hyperlink w:anchor="_Toc228227826" w:history="1">
-            <w:r>
-              <w:rPr>
-                <w:rStyle w:val="Hipervnculo"/>
-                <w:noProof/>
-              </w:rPr>
-              <w:t>5.3.2.</w:t>
-            </w:r>
-            <w:r>
-              <w:rPr>
-                <w:noProof/>
-              </w:rPr>
-              <w:tab/>
-            </w:r>
-            <w:r>
-              <w:rPr>
-                <w:rStyle w:val="Hipervnculo"/>
-                <w:noProof/>
-              </w:rPr>
-              <w:t>Diagrama de actividades con objetos</w:t>
-            </w:r>
-            <w:r>
-              <w:rPr>
-                <w:noProof/>
-                <w:webHidden/>
-              </w:rPr>
-              <w:tab/>
-            </w:r>
-            <w:r>
-              <w:rPr>
-                <w:noProof/>
-                <w:webHidden/>
-              </w:rPr>
-              <w:fldChar w:fldCharType="begin"/>
-            </w:r>
-            <w:r>
-              <w:rPr>
-                <w:noProof/>
-                <w:webHidden/>
-              </w:rPr>
-              <w:instrText xml:space="preserve"> PAGEREF _Toc228227826 \h </w:instrText>
-            </w:r>
-            <w:r>
-              <w:rPr>
-                <w:noProof/>
-                <w:webHidden/>
-              </w:rPr>
-            </w:r>
-            <w:r>
-              <w:rPr>
-                <w:noProof/>
-                <w:webHidden/>
-              </w:rPr>
-              <w:fldChar w:fldCharType="separate"/>
-            </w:r>
-            <w:r>
-              <w:rPr>
-                <w:noProof/>
-                <w:webHidden/>
-              </w:rPr>
-              <w:t>5</w:t>
-            </w:r>
-            <w:r>
-              <w:rPr>
-                <w:noProof/>
-                <w:webHidden/>
-              </w:rPr>
-              <w:fldChar w:fldCharType="end"/>
-            </w:r>
-          </w:hyperlink>
-        </w:p>
-        <w:p>
-          <w:pPr>
-            <w:pStyle w:val="TDC3"/>
-            <w:tabs>
-              <w:tab w:val="left" w:pos="1320"/>
-              <w:tab w:val="right" w:leader="dot" w:pos="8494"/>
-            </w:tabs>
-            <w:rPr>
-              <w:noProof/>
-            </w:rPr>
-          </w:pPr>
-          <w:hyperlink w:anchor="_Toc228227827" w:history="1">
-            <w:r>
-              <w:rPr>
-                <w:rStyle w:val="Hipervnculo"/>
-                <w:noProof/>
-              </w:rPr>
-              <w:t>5.3.3.</w:t>
-            </w:r>
-            <w:r>
-              <w:rPr>
-                <w:noProof/>
-              </w:rPr>
-              <w:tab/>
-            </w:r>
-            <w:r>
-              <w:rPr>
-                <w:rStyle w:val="Hipervnculo"/>
-                <w:noProof/>
-              </w:rPr>
-              <w:t>Diagrama de secuencia</w:t>
-            </w:r>
-            <w:r>
-              <w:rPr>
-                <w:noProof/>
-                <w:webHidden/>
-              </w:rPr>
-              <w:tab/>
-            </w:r>
-            <w:r>
-              <w:rPr>
-                <w:noProof/>
-                <w:webHidden/>
-              </w:rPr>
-              <w:fldChar w:fldCharType="begin"/>
-            </w:r>
-            <w:r>
-              <w:rPr>
-                <w:noProof/>
-                <w:webHidden/>
-              </w:rPr>
-              <w:instrText xml:space="preserve"> PAGEREF _Toc228227827 \h </w:instrText>
-            </w:r>
-            <w:r>
-              <w:rPr>
-                <w:noProof/>
-                <w:webHidden/>
-              </w:rPr>
-            </w:r>
-            <w:r>
-              <w:rPr>
-                <w:noProof/>
-                <w:webHidden/>
-              </w:rPr>
-              <w:fldChar w:fldCharType="separate"/>
-            </w:r>
-            <w:r>
-              <w:rPr>
-                <w:noProof/>
-                <w:webHidden/>
-              </w:rPr>
-              <w:t>5</w:t>
-            </w:r>
-            <w:r>
-              <w:rPr>
-                <w:noProof/>
-                <w:webHidden/>
-              </w:rPr>
-              <w:fldChar w:fldCharType="end"/>
-            </w:r>
-          </w:hyperlink>
-        </w:p>
-        <w:p>
-          <w:pPr>
-            <w:pStyle w:val="TDC3"/>
-            <w:tabs>
-              <w:tab w:val="left" w:pos="1320"/>
-              <w:tab w:val="right" w:leader="dot" w:pos="8494"/>
-            </w:tabs>
-            <w:rPr>
-              <w:noProof/>
-            </w:rPr>
-          </w:pPr>
-          <w:hyperlink w:anchor="_Toc228227828" w:history="1">
-            <w:r>
-              <w:rPr>
-                <w:rStyle w:val="Hipervnculo"/>
-                <w:noProof/>
-              </w:rPr>
-              <w:t>5.3.4.</w:t>
-            </w:r>
-            <w:r>
-              <w:rPr>
-                <w:noProof/>
-              </w:rPr>
-              <w:tab/>
-            </w:r>
-            <w:r>
-              <w:rPr>
-                <w:rStyle w:val="Hipervnculo"/>
-                <w:noProof/>
-              </w:rPr>
-              <w:t>Diagrama de clases</w:t>
-            </w:r>
-            <w:r>
-              <w:rPr>
-                <w:noProof/>
-                <w:webHidden/>
-              </w:rPr>
-              <w:tab/>
-            </w:r>
-            <w:r>
-              <w:rPr>
-                <w:noProof/>
-                <w:webHidden/>
-              </w:rPr>
-              <w:fldChar w:fldCharType="begin"/>
-            </w:r>
-            <w:r>
-              <w:rPr>
-                <w:noProof/>
-                <w:webHidden/>
-              </w:rPr>
-              <w:instrText xml:space="preserve"> PAGEREF _Toc228227828 \h </w:instrText>
-            </w:r>
-            <w:r>
-              <w:rPr>
-                <w:noProof/>
-                <w:webHidden/>
-              </w:rPr>
-            </w:r>
-            <w:r>
-              <w:rPr>
-                <w:noProof/>
-                <w:webHidden/>
-              </w:rPr>
-              <w:fldChar w:fldCharType="separate"/>
-            </w:r>
-            <w:r>
-              <w:rPr>
-                <w:noProof/>
-                <w:webHidden/>
-              </w:rPr>
-              <w:t>5</w:t>
+              <w:t>23</w:t>
             </w:r>
             <w:r>
               <w:rPr>
@@ -4673,13 +5571,13 @@
               <w:lang w:eastAsia="es-PE"/>
             </w:rPr>
           </w:pPr>
-          <w:hyperlink w:anchor="_Toc228227829" w:history="1">
+          <w:hyperlink w:anchor="_Toc228301725" w:history="1">
             <w:r>
               <w:rPr>
                 <w:rStyle w:val="Hipervnculo"/>
                 <w:noProof/>
               </w:rPr>
-              <w:t>6.</w:t>
+              <w:t>8.</w:t>
             </w:r>
             <w:r>
               <w:rPr>
@@ -4694,7 +5592,7 @@
                 <w:rStyle w:val="Hipervnculo"/>
                 <w:noProof/>
               </w:rPr>
-              <w:t>CONCLUCIONES</w:t>
+              <w:t>BIBLIOGRAFIA</w:t>
             </w:r>
             <w:r>
               <w:rPr>
@@ -4715,7 +5613,7 @@
                 <w:noProof/>
                 <w:webHidden/>
               </w:rPr>
-              <w:instrText xml:space="preserve"> PAGEREF _Toc228227829 \h </w:instrText>
+              <w:instrText xml:space="preserve"> PAGEREF _Toc228301725 \h </w:instrText>
             </w:r>
             <w:r>
               <w:rPr>
@@ -4735,7 +5633,7 @@
                 <w:noProof/>
                 <w:webHidden/>
               </w:rPr>
-              <w:t>5</w:t>
+              <w:t>23</w:t>
             </w:r>
             <w:r>
               <w:rPr>
@@ -4759,13 +5657,13 @@
               <w:lang w:eastAsia="es-PE"/>
             </w:rPr>
           </w:pPr>
-          <w:hyperlink w:anchor="_Toc228227830" w:history="1">
+          <w:hyperlink w:anchor="_Toc228301726" w:history="1">
             <w:r>
               <w:rPr>
                 <w:rStyle w:val="Hipervnculo"/>
                 <w:noProof/>
               </w:rPr>
-              <w:t>7.</w:t>
+              <w:t>9.</w:t>
             </w:r>
             <w:r>
               <w:rPr>
@@ -4780,7 +5678,7 @@
                 <w:rStyle w:val="Hipervnculo"/>
                 <w:noProof/>
               </w:rPr>
-              <w:t>RECOMENDACIONES</w:t>
+              <w:t>WEBGRAFIA</w:t>
             </w:r>
             <w:r>
               <w:rPr>
@@ -4801,7 +5699,7 @@
                 <w:noProof/>
                 <w:webHidden/>
               </w:rPr>
-              <w:instrText xml:space="preserve"> PAGEREF _Toc228227830 \h </w:instrText>
+              <w:instrText xml:space="preserve"> PAGEREF _Toc228301726 \h </w:instrText>
             </w:r>
             <w:r>
               <w:rPr>
@@ -4821,179 +5719,7 @@
                 <w:noProof/>
                 <w:webHidden/>
               </w:rPr>
-              <w:t>5</w:t>
-            </w:r>
-            <w:r>
-              <w:rPr>
-                <w:noProof/>
-                <w:webHidden/>
-              </w:rPr>
-              <w:fldChar w:fldCharType="end"/>
-            </w:r>
-          </w:hyperlink>
-        </w:p>
-        <w:p>
-          <w:pPr>
-            <w:pStyle w:val="TDC1"/>
-            <w:tabs>
-              <w:tab w:val="left" w:pos="440"/>
-              <w:tab w:val="right" w:leader="dot" w:pos="8494"/>
-            </w:tabs>
-            <w:rPr>
-              <w:rFonts w:asciiTheme="minorHAnsi" w:eastAsiaTheme="minorEastAsia" w:hAnsiTheme="minorHAnsi" w:cstheme="minorBidi"/>
-              <w:noProof/>
-              <w:lang w:eastAsia="es-PE"/>
-            </w:rPr>
-          </w:pPr>
-          <w:hyperlink w:anchor="_Toc228227831" w:history="1">
-            <w:r>
-              <w:rPr>
-                <w:rStyle w:val="Hipervnculo"/>
-                <w:noProof/>
-              </w:rPr>
-              <w:t>8.</w:t>
-            </w:r>
-            <w:r>
-              <w:rPr>
-                <w:rFonts w:asciiTheme="minorHAnsi" w:eastAsiaTheme="minorEastAsia" w:hAnsiTheme="minorHAnsi" w:cstheme="minorBidi"/>
-                <w:noProof/>
-                <w:lang w:eastAsia="es-PE"/>
-              </w:rPr>
-              <w:tab/>
-            </w:r>
-            <w:r>
-              <w:rPr>
-                <w:rStyle w:val="Hipervnculo"/>
-                <w:noProof/>
-              </w:rPr>
-              <w:t>BIBLIOGRAFIA</w:t>
-            </w:r>
-            <w:r>
-              <w:rPr>
-                <w:noProof/>
-                <w:webHidden/>
-              </w:rPr>
-              <w:tab/>
-            </w:r>
-            <w:r>
-              <w:rPr>
-                <w:noProof/>
-                <w:webHidden/>
-              </w:rPr>
-              <w:fldChar w:fldCharType="begin"/>
-            </w:r>
-            <w:r>
-              <w:rPr>
-                <w:noProof/>
-                <w:webHidden/>
-              </w:rPr>
-              <w:instrText xml:space="preserve"> PAGEREF _Toc228227831 \h </w:instrText>
-            </w:r>
-            <w:r>
-              <w:rPr>
-                <w:noProof/>
-                <w:webHidden/>
-              </w:rPr>
-            </w:r>
-            <w:r>
-              <w:rPr>
-                <w:noProof/>
-                <w:webHidden/>
-              </w:rPr>
-              <w:fldChar w:fldCharType="separate"/>
-            </w:r>
-            <w:r>
-              <w:rPr>
-                <w:noProof/>
-                <w:webHidden/>
-              </w:rPr>
-              <w:t>5</w:t>
-            </w:r>
-            <w:r>
-              <w:rPr>
-                <w:noProof/>
-                <w:webHidden/>
-              </w:rPr>
-              <w:fldChar w:fldCharType="end"/>
-            </w:r>
-          </w:hyperlink>
-        </w:p>
-        <w:p>
-          <w:pPr>
-            <w:pStyle w:val="TDC1"/>
-            <w:tabs>
-              <w:tab w:val="left" w:pos="440"/>
-              <w:tab w:val="right" w:leader="dot" w:pos="8494"/>
-            </w:tabs>
-            <w:rPr>
-              <w:rFonts w:asciiTheme="minorHAnsi" w:eastAsiaTheme="minorEastAsia" w:hAnsiTheme="minorHAnsi" w:cstheme="minorBidi"/>
-              <w:noProof/>
-              <w:lang w:eastAsia="es-PE"/>
-            </w:rPr>
-          </w:pPr>
-          <w:hyperlink w:anchor="_Toc228227832" w:history="1">
-            <w:r>
-              <w:rPr>
-                <w:rStyle w:val="Hipervnculo"/>
-                <w:noProof/>
-              </w:rPr>
-              <w:t>9.</w:t>
-            </w:r>
-            <w:r>
-              <w:rPr>
-                <w:rFonts w:asciiTheme="minorHAnsi" w:eastAsiaTheme="minorEastAsia" w:hAnsiTheme="minorHAnsi" w:cstheme="minorBidi"/>
-                <w:noProof/>
-                <w:lang w:eastAsia="es-PE"/>
-              </w:rPr>
-              <w:tab/>
-            </w:r>
-            <w:r>
-              <w:rPr>
-                <w:rStyle w:val="Hipervnculo"/>
-                <w:noProof/>
-              </w:rPr>
-              <w:t>WEBGRAFIA</w:t>
-            </w:r>
-            <w:r>
-              <w:rPr>
-                <w:noProof/>
-                <w:webHidden/>
-              </w:rPr>
-              <w:tab/>
-            </w:r>
-            <w:r>
-              <w:rPr>
-                <w:noProof/>
-                <w:webHidden/>
-              </w:rPr>
-              <w:fldChar w:fldCharType="begin"/>
-            </w:r>
-            <w:r>
-              <w:rPr>
-                <w:noProof/>
-                <w:webHidden/>
-              </w:rPr>
-              <w:instrText xml:space="preserve"> PAGEREF _Toc228227832 \h </w:instrText>
-            </w:r>
-            <w:r>
-              <w:rPr>
-                <w:noProof/>
-                <w:webHidden/>
-              </w:rPr>
-            </w:r>
-            <w:r>
-              <w:rPr>
-                <w:noProof/>
-                <w:webHidden/>
-              </w:rPr>
-              <w:fldChar w:fldCharType="separate"/>
-            </w:r>
-            <w:r>
-              <w:rPr>
-                <w:noProof/>
-                <w:webHidden/>
-              </w:rPr>
-              <w:t>5</w:t>
+              <w:t>23</w:t>
             </w:r>
             <w:r>
               <w:rPr>
@@ -5031,16 +5757,14 @@
       <w:pPr>
         <w:pStyle w:val="Ttulo1"/>
         <w:ind w:left="720"/>
-      </w:pPr>
-      <w:bookmarkStart w:id="1" w:name="_Toc228227797"/>
+        <w:jc w:val="center"/>
+      </w:pPr>
+      <w:bookmarkStart w:id="4" w:name="_Toc228301623"/>
       <w:r>
         <w:lastRenderedPageBreak/>
         <w:t>INTRODUCION</w:t>
       </w:r>
-      <w:bookmarkEnd w:id="1"/>
-      <w:r>
-        <w:t xml:space="preserve"> </w:t>
-      </w:r>
+      <w:bookmarkEnd w:id="4"/>
     </w:p>
     <w:p>
       <w:pPr>
@@ -5050,13 +5774,13 @@
           <w:bCs/>
         </w:rPr>
       </w:pPr>
-      <w:bookmarkStart w:id="2" w:name="_Toc228227798"/>
+      <w:bookmarkStart w:id="5" w:name="_Toc228301624"/>
       <w:r>
         <w:rPr>
           <w:b w:val="0"/>
           <w:bCs/>
         </w:rPr>
-        <w:t xml:space="preserve">El presente documento describe de manera detallada los requerimientos del sistema denominado </w:t>
+        <w:t xml:space="preserve">El presente documento describe de manera detallada los requerimientos del sistema denominado Dashboard de análisis electoral y evaluación de planes de gobierno - Perú 2021. El objetivo del sistema es facilitar el análisis de información electoral mediante herramientas de inteligencia de negocios, específicamente a través de </w:t>
       </w:r>
       <w:proofErr w:type="spellStart"/>
       <w:r>
@@ -5064,7 +5788,7 @@
           <w:b w:val="0"/>
           <w:bCs/>
         </w:rPr>
-        <w:t>Dashboard</w:t>
+        <w:t>dashboards</w:t>
       </w:r>
       <w:proofErr w:type="spellEnd"/>
       <w:r>
@@ -5072,86 +5796,61 @@
           <w:b w:val="0"/>
           <w:bCs/>
         </w:rPr>
-        <w:t xml:space="preserve"> de análisis electoral y evaluación de planes de gobierno </w:t>
-      </w:r>
+        <w:t xml:space="preserve"> interactivos desarrollados en </w:t>
+      </w:r>
+      <w:proofErr w:type="spellStart"/>
       <w:r>
         <w:rPr>
           <w:b w:val="0"/>
           <w:bCs/>
         </w:rPr>
-        <w:t xml:space="preserve">- </w:t>
-      </w:r>
+        <w:t>Power</w:t>
+      </w:r>
+      <w:proofErr w:type="spellEnd"/>
       <w:r>
         <w:rPr>
           <w:b w:val="0"/>
           <w:bCs/>
         </w:rPr>
-        <w:t xml:space="preserve">Perú 2021. El objetivo del sistema es facilitar el análisis de información electoral mediante herramientas de inteligencia de negocios, específicamente a través de </w:t>
-      </w:r>
-      <w:proofErr w:type="spellStart"/>
-      <w:r>
+        <w:t xml:space="preserve"> BI.</w:t>
+      </w:r>
+      <w:bookmarkEnd w:id="5"/>
+    </w:p>
+    <w:p>
+      <w:pPr>
+        <w:pStyle w:val="Ttulo1"/>
         <w:rPr>
           <w:b w:val="0"/>
           <w:bCs/>
         </w:rPr>
-        <w:t>dashboards</w:t>
-      </w:r>
-      <w:proofErr w:type="spellEnd"/>
+      </w:pPr>
+      <w:bookmarkStart w:id="6" w:name="_Toc228301625"/>
       <w:r>
         <w:rPr>
           <w:b w:val="0"/>
           <w:bCs/>
         </w:rPr>
-        <w:t xml:space="preserve"> interactivos desarrollados en </w:t>
-      </w:r>
-      <w:proofErr w:type="spellStart"/>
-      <w:r>
+        <w:t>Este documento establece los requerimientos funcionales y no funcionales, así como los modelos de análisis y diseño del sistema, con el fin de proporcionar una base sólida para su desarrollo e implementación.</w:t>
+      </w:r>
+      <w:bookmarkEnd w:id="6"/>
+    </w:p>
+    <w:p>
+      <w:pPr>
+        <w:pStyle w:val="Ttulo1"/>
         <w:rPr>
           <w:b w:val="0"/>
           <w:bCs/>
         </w:rPr>
-        <w:t>Power</w:t>
-      </w:r>
-      <w:proofErr w:type="spellEnd"/>
+      </w:pPr>
+      <w:bookmarkStart w:id="7" w:name="_Toc228301626"/>
       <w:r>
         <w:rPr>
           <w:b w:val="0"/>
           <w:bCs/>
         </w:rPr>
-        <w:t xml:space="preserve"> BI.</w:t>
-      </w:r>
-    </w:p>
-    <w:p>
-      <w:pPr>
-        <w:pStyle w:val="Ttulo1"/>
-        <w:rPr>
-          <w:b w:val="0"/>
-          <w:bCs/>
-        </w:rPr>
-      </w:pPr>
-      <w:r>
-        <w:rPr>
-          <w:b w:val="0"/>
-          <w:bCs/>
-        </w:rPr>
-        <w:t>Este documento establece los requerimientos funcionales y no funcionales, así como los modelos de análisis y diseño del sistema, con el fin de proporcionar una base sólida para su desarrollo e implementación.</w:t>
-      </w:r>
-    </w:p>
-    <w:p>
-      <w:pPr>
-        <w:pStyle w:val="Ttulo1"/>
-        <w:rPr>
-          <w:b w:val="0"/>
-          <w:bCs/>
-        </w:rPr>
-      </w:pPr>
-      <w:r>
-        <w:rPr>
-          <w:b w:val="0"/>
-          <w:bCs/>
-        </w:rPr>
         <w:t>El sistema permitirá transformar datos electorales en información útil para la toma de decisiones, contribuyendo a mejorar la comprensión de los procesos electo</w:t>
       </w:r>
+      <w:bookmarkEnd w:id="7"/>
     </w:p>
     <w:p>
       <w:pPr>
@@ -5161,10 +5860,11 @@
           <w:numId w:val="1"/>
         </w:numPr>
       </w:pPr>
+      <w:bookmarkStart w:id="8" w:name="_Toc228301627"/>
       <w:r>
         <w:t>GENERALIDADES DE LA EMPRESA</w:t>
       </w:r>
-      <w:bookmarkEnd w:id="2"/>
+      <w:bookmarkEnd w:id="8"/>
     </w:p>
     <w:p>
       <w:pPr>
@@ -5174,14 +5874,14 @@
           <w:numId w:val="1"/>
         </w:numPr>
       </w:pPr>
-      <w:bookmarkStart w:id="3" w:name="_Toc228227799"/>
+      <w:bookmarkStart w:id="9" w:name="_Toc228301628"/>
       <w:r>
         <w:t>N</w:t>
       </w:r>
       <w:r>
         <w:t>ombre de la empresa</w:t>
       </w:r>
-      <w:bookmarkEnd w:id="3"/>
+      <w:bookmarkEnd w:id="9"/>
     </w:p>
     <w:p>
       <w:pPr>
@@ -5192,6 +5892,7 @@
           <w:bCs/>
         </w:rPr>
       </w:pPr>
+      <w:bookmarkStart w:id="10" w:name="_Toc228301629"/>
       <w:r>
         <w:rPr>
           <w:b w:val="0"/>
@@ -5229,6 +5930,7 @@
         </w:rPr>
         <w:t xml:space="preserve"> y la evaluación de propuestas de gobierno.</w:t>
       </w:r>
+      <w:bookmarkEnd w:id="10"/>
     </w:p>
     <w:p>
       <w:pPr>
@@ -5238,12 +5940,12 @@
           <w:numId w:val="1"/>
         </w:numPr>
       </w:pPr>
-      <w:bookmarkStart w:id="4" w:name="_Toc228227800"/>
+      <w:bookmarkStart w:id="11" w:name="_Toc228301630"/>
       <w:proofErr w:type="spellStart"/>
       <w:r>
         <w:t>Vision</w:t>
       </w:r>
-      <w:bookmarkEnd w:id="4"/>
+      <w:bookmarkEnd w:id="11"/>
       <w:proofErr w:type="spellEnd"/>
       <w:r>
         <w:t xml:space="preserve"> </w:t>
@@ -5258,6 +5960,7 @@
           <w:bCs/>
         </w:rPr>
       </w:pPr>
+      <w:bookmarkStart w:id="12" w:name="_Toc228301631"/>
       <w:r>
         <w:rPr>
           <w:b w:val="0"/>
@@ -5265,6 +5968,7 @@
         </w:rPr>
         <w:t>Ser referentes en la formación de ingenieros de sistemas a nivel nacional, destacando por el desarrollo de soluciones tecnológicas innovadoras basadas en inteligencia de negocios que contribuyan al análisis de datos y la toma de decisiones.</w:t>
       </w:r>
+      <w:bookmarkEnd w:id="12"/>
     </w:p>
     <w:p>
       <w:pPr>
@@ -5274,8 +5978,13 @@
           <w:numId w:val="1"/>
         </w:numPr>
       </w:pPr>
-      <w:r>
-        <w:t xml:space="preserve">Misión </w:t>
+      <w:bookmarkStart w:id="13" w:name="_Toc228301632"/>
+      <w:r>
+        <w:t>Misión</w:t>
+      </w:r>
+      <w:bookmarkEnd w:id="13"/>
+      <w:r>
+        <w:t xml:space="preserve"> </w:t>
       </w:r>
     </w:p>
     <w:p>
@@ -5287,6 +5996,7 @@
           <w:bCs/>
         </w:rPr>
       </w:pPr>
+      <w:bookmarkStart w:id="14" w:name="_Toc228301633"/>
       <w:r>
         <w:rPr>
           <w:b w:val="0"/>
@@ -5310,6 +6020,7 @@
         </w:rPr>
         <w:t>, que agreguen valor a las organizaciones y a la sociedad.</w:t>
       </w:r>
+      <w:bookmarkEnd w:id="14"/>
     </w:p>
     <w:p>
       <w:pPr>
@@ -5319,11 +6030,11 @@
           <w:numId w:val="1"/>
         </w:numPr>
       </w:pPr>
-      <w:bookmarkStart w:id="5" w:name="_Toc228227802"/>
+      <w:bookmarkStart w:id="15" w:name="_Toc228301634"/>
       <w:r>
         <w:t>Organigrama</w:t>
       </w:r>
-      <w:bookmarkEnd w:id="5"/>
+      <w:bookmarkEnd w:id="15"/>
     </w:p>
     <w:p>
       <w:pPr>
@@ -5392,11 +6103,11 @@
           <w:numId w:val="1"/>
         </w:numPr>
       </w:pPr>
-      <w:bookmarkStart w:id="6" w:name="_Toc228227803"/>
+      <w:bookmarkStart w:id="16" w:name="_Toc228301635"/>
       <w:r>
         <w:t>VISIONAMIENTO DE LA EMPRESA</w:t>
       </w:r>
-      <w:bookmarkEnd w:id="6"/>
+      <w:bookmarkEnd w:id="16"/>
     </w:p>
     <w:p>
       <w:pPr>
@@ -5406,7 +6117,7 @@
           <w:numId w:val="1"/>
         </w:numPr>
       </w:pPr>
-      <w:bookmarkStart w:id="7" w:name="_Toc228227804"/>
+      <w:bookmarkStart w:id="17" w:name="_Toc228301636"/>
       <w:proofErr w:type="spellStart"/>
       <w:r>
         <w:t>Descripcion</w:t>
@@ -5415,7 +6126,7 @@
       <w:r>
         <w:t xml:space="preserve"> del problema</w:t>
       </w:r>
-      <w:bookmarkEnd w:id="7"/>
+      <w:bookmarkEnd w:id="17"/>
       <w:r>
         <w:t xml:space="preserve"> </w:t>
       </w:r>
@@ -5429,6 +6140,7 @@
           <w:bCs/>
         </w:rPr>
       </w:pPr>
+      <w:bookmarkStart w:id="18" w:name="_Toc228301637"/>
       <w:r>
         <w:rPr>
           <w:b w:val="0"/>
@@ -5436,6 +6148,7 @@
         </w:rPr>
         <w:t>En el Perú, la información electoral y los planes de gobierno de los candidatos presidenciales se encuentran dispersos en múltiples fuentes, como portales institucionales, documentos oficiales y medios digitales. Esta situación dificulta que los ciudadanos, estudiantes y analistas puedan acceder a información clara, organizada y comparable.</w:t>
       </w:r>
+      <w:bookmarkEnd w:id="18"/>
     </w:p>
     <w:p>
       <w:pPr>
@@ -5456,6 +6169,7 @@
           <w:bCs/>
         </w:rPr>
       </w:pPr>
+      <w:bookmarkStart w:id="19" w:name="_Toc228301638"/>
       <w:r>
         <w:rPr>
           <w:b w:val="0"/>
@@ -5463,6 +6177,7 @@
         </w:rPr>
         <w:t>Durante las Elecciones Generales del Perú 2021, los planes de gobierno presentados por los candidatos fueron documentos extensos y técnicos, lo que limitó su comprensión y análisis por parte de los usuarios. Asimismo, los resultados electorales se presentan de manera separada, sin integrarse con el análisis de propuestas o indicadores que permitan evaluar su impacto y viabilidad.</w:t>
       </w:r>
+      <w:bookmarkEnd w:id="19"/>
     </w:p>
     <w:p>
       <w:pPr>
@@ -5483,6 +6198,7 @@
           <w:bCs/>
         </w:rPr>
       </w:pPr>
+      <w:bookmarkStart w:id="20" w:name="_Toc228301639"/>
       <w:r>
         <w:rPr>
           <w:b w:val="0"/>
@@ -5490,6 +6206,7 @@
         </w:rPr>
         <w:t>Esta falta de integración y visualización dificulta la toma de decisiones informadas, generando una necesidad de herramientas que permitan organizar, analizar y representar la información de manera clara y accesible.</w:t>
       </w:r>
+      <w:bookmarkEnd w:id="20"/>
     </w:p>
     <w:p/>
     <w:p>
@@ -5510,29 +6227,15 @@
           <w:bCs/>
         </w:rPr>
       </w:pPr>
+      <w:bookmarkStart w:id="21" w:name="_Toc228301640"/>
       <w:r>
         <w:rPr>
           <w:b w:val="0"/>
           <w:bCs/>
         </w:rPr>
-        <w:t xml:space="preserve">Por ello, se propone el desarrollo de un </w:t>
-      </w:r>
-      <w:proofErr w:type="spellStart"/>
-      <w:r>
-        <w:rPr>
-          <w:b w:val="0"/>
-          <w:bCs/>
-        </w:rPr>
-        <w:t>dashboard</w:t>
-      </w:r>
-      <w:proofErr w:type="spellEnd"/>
-      <w:r>
-        <w:rPr>
-          <w:b w:val="0"/>
-          <w:bCs/>
-        </w:rPr>
-        <w:t xml:space="preserve"> de análisis electoral que permita centralizar la información, facilitar la comparación de candidatos y mejorar la comprensión de los datos electorales.</w:t>
-      </w:r>
+        <w:t>Por ello, se propone el desarrollo de un dashboard de análisis electoral que permita centralizar la información, facilitar la comparación de candidatos y mejorar la comprensión de los datos electorales.</w:t>
+      </w:r>
+      <w:bookmarkEnd w:id="21"/>
     </w:p>
     <w:p/>
     <w:p>
@@ -5543,11 +6246,11 @@
           <w:numId w:val="1"/>
         </w:numPr>
       </w:pPr>
-      <w:bookmarkStart w:id="8" w:name="_Toc228227805"/>
+      <w:bookmarkStart w:id="22" w:name="_Toc228301641"/>
       <w:r>
         <w:t>Objetivos de negocios</w:t>
       </w:r>
-      <w:bookmarkEnd w:id="8"/>
+      <w:bookmarkEnd w:id="22"/>
       <w:r>
         <w:t xml:space="preserve"> </w:t>
       </w:r>
@@ -5560,9 +6263,11 @@
           <w:numId w:val="1"/>
         </w:numPr>
       </w:pPr>
+      <w:bookmarkStart w:id="23" w:name="_Toc228301642"/>
       <w:r>
         <w:t>Objetivo general</w:t>
       </w:r>
+      <w:bookmarkEnd w:id="23"/>
     </w:p>
     <w:p>
       <w:pPr>
@@ -5573,29 +6278,15 @@
           <w:bCs/>
         </w:rPr>
       </w:pPr>
+      <w:bookmarkStart w:id="24" w:name="_Toc228301643"/>
       <w:r>
         <w:rPr>
           <w:b w:val="0"/>
           <w:bCs/>
         </w:rPr>
-        <w:t xml:space="preserve">Desarrollar un sistema de </w:t>
-      </w:r>
-      <w:proofErr w:type="spellStart"/>
-      <w:r>
-        <w:rPr>
-          <w:b w:val="0"/>
-          <w:bCs/>
-        </w:rPr>
-        <w:t>dashboard</w:t>
-      </w:r>
-      <w:proofErr w:type="spellEnd"/>
-      <w:r>
-        <w:rPr>
-          <w:b w:val="0"/>
-          <w:bCs/>
-        </w:rPr>
-        <w:t xml:space="preserve"> interactivo que permita analizar información electoral y evaluar planes de gobierno, facilitando la visualización de datos, la comparación de candidatos y la toma de decisiones informadas.</w:t>
-      </w:r>
+        <w:t>Desarrollar un sistema de dashboard interactivo que permita analizar información electoral y evaluar planes de gobierno, facilitando la visualización de datos, la comparación de candidatos y la toma de decisiones informadas.</w:t>
+      </w:r>
+      <w:bookmarkEnd w:id="24"/>
     </w:p>
     <w:p/>
     <w:p>
@@ -5606,9 +6297,11 @@
           <w:numId w:val="1"/>
         </w:numPr>
       </w:pPr>
+      <w:bookmarkStart w:id="25" w:name="_Toc228301644"/>
       <w:r>
         <w:t>Objetivos específicos</w:t>
       </w:r>
+      <w:bookmarkEnd w:id="25"/>
     </w:p>
     <w:p>
       <w:pPr>
@@ -5622,6 +6315,7 @@
           <w:bCs/>
         </w:rPr>
       </w:pPr>
+      <w:bookmarkStart w:id="26" w:name="_Toc228301645"/>
       <w:r>
         <w:rPr>
           <w:b w:val="0"/>
@@ -5629,6 +6323,7 @@
         </w:rPr>
         <w:t>Centralizar la información electoral proveniente de diversas fuentes en un solo sistema.</w:t>
       </w:r>
+      <w:bookmarkEnd w:id="26"/>
     </w:p>
     <w:p>
       <w:pPr>
@@ -5642,6 +6337,7 @@
           <w:bCs/>
         </w:rPr>
       </w:pPr>
+      <w:bookmarkStart w:id="27" w:name="_Toc228301646"/>
       <w:r>
         <w:rPr>
           <w:b w:val="0"/>
@@ -5649,6 +6345,7 @@
         </w:rPr>
         <w:t>Facilitar la visualización de resultados electorales mediante gráficos e indicadores.</w:t>
       </w:r>
+      <w:bookmarkEnd w:id="27"/>
     </w:p>
     <w:p>
       <w:pPr>
@@ -5662,6 +6359,7 @@
           <w:bCs/>
         </w:rPr>
       </w:pPr>
+      <w:bookmarkStart w:id="28" w:name="_Toc228301647"/>
       <w:r>
         <w:rPr>
           <w:b w:val="0"/>
@@ -5669,6 +6367,7 @@
         </w:rPr>
         <w:t>Permitir la comparación de candidatos presidenciales y sus propuestas de gobierno.</w:t>
       </w:r>
+      <w:bookmarkEnd w:id="28"/>
     </w:p>
     <w:p>
       <w:pPr>
@@ -5682,6 +6381,7 @@
           <w:bCs/>
         </w:rPr>
       </w:pPr>
+      <w:bookmarkStart w:id="29" w:name="_Toc228301648"/>
       <w:r>
         <w:rPr>
           <w:b w:val="0"/>
@@ -5689,6 +6389,7 @@
         </w:rPr>
         <w:t>Analizar las propuestas según sectores como educación, salud, economía y seguridad.</w:t>
       </w:r>
+      <w:bookmarkEnd w:id="29"/>
     </w:p>
     <w:p>
       <w:pPr>
@@ -5702,6 +6403,7 @@
           <w:bCs/>
         </w:rPr>
       </w:pPr>
+      <w:bookmarkStart w:id="30" w:name="_Toc228301649"/>
       <w:r>
         <w:rPr>
           <w:b w:val="0"/>
@@ -5709,6 +6411,7 @@
         </w:rPr>
         <w:t>Evaluar la viabilidad de las propuestas mediante indicadores como impacto y costo estimado.</w:t>
       </w:r>
+      <w:bookmarkEnd w:id="30"/>
     </w:p>
     <w:p>
       <w:pPr>
@@ -5722,6 +6425,7 @@
           <w:bCs/>
         </w:rPr>
       </w:pPr>
+      <w:bookmarkStart w:id="31" w:name="_Toc228301650"/>
       <w:r>
         <w:rPr>
           <w:b w:val="0"/>
@@ -5729,6 +6433,7 @@
         </w:rPr>
         <w:t>Proporcionar una herramienta accesible para estudiantes, ciudadanos y analistas.</w:t>
       </w:r>
+      <w:bookmarkEnd w:id="31"/>
     </w:p>
     <w:p/>
     <w:p>
@@ -5739,12 +6444,12 @@
           <w:numId w:val="1"/>
         </w:numPr>
       </w:pPr>
-      <w:bookmarkStart w:id="9" w:name="_Toc228227806"/>
+      <w:bookmarkStart w:id="32" w:name="_Toc228301651"/>
       <w:r>
         <w:lastRenderedPageBreak/>
         <w:t>Objetivo de diseño</w:t>
       </w:r>
-      <w:bookmarkEnd w:id="9"/>
+      <w:bookmarkEnd w:id="32"/>
       <w:r>
         <w:t xml:space="preserve"> </w:t>
       </w:r>
@@ -5758,12 +6463,13 @@
           <w:bCs/>
         </w:rPr>
       </w:pPr>
+      <w:bookmarkStart w:id="33" w:name="_Toc228301652"/>
       <w:r>
         <w:rPr>
           <w:b w:val="0"/>
           <w:bCs/>
         </w:rPr>
-        <w:t xml:space="preserve">Diseñar un </w:t>
+        <w:t xml:space="preserve">Diseñar un dashboard interactivo utilizando herramientas de inteligencia de negocios (como </w:t>
       </w:r>
       <w:proofErr w:type="spellStart"/>
       <w:r>
@@ -5771,7 +6477,7 @@
           <w:b w:val="0"/>
           <w:bCs/>
         </w:rPr>
-        <w:t>dashboard</w:t>
+        <w:t>Power</w:t>
       </w:r>
       <w:proofErr w:type="spellEnd"/>
       <w:r>
@@ -5779,24 +6485,9 @@
           <w:b w:val="0"/>
           <w:bCs/>
         </w:rPr>
-        <w:t xml:space="preserve"> interactivo utilizando herramientas de inteligencia de negocios (como </w:t>
-      </w:r>
-      <w:proofErr w:type="spellStart"/>
-      <w:r>
-        <w:rPr>
-          <w:b w:val="0"/>
-          <w:bCs/>
-        </w:rPr>
-        <w:t>Power</w:t>
-      </w:r>
-      <w:proofErr w:type="spellEnd"/>
-      <w:r>
-        <w:rPr>
-          <w:b w:val="0"/>
-          <w:bCs/>
-        </w:rPr>
         <w:t xml:space="preserve"> BI), que permita representar la información electoral mediante visualizaciones dinámicas, facilitando la exploración de datos, el análisis comparativo y la interpretación de resultados de manera intuitiva.</w:t>
       </w:r>
+      <w:bookmarkEnd w:id="33"/>
     </w:p>
     <w:p>
       <w:pPr>
@@ -5806,11 +6497,11 @@
           <w:numId w:val="1"/>
         </w:numPr>
       </w:pPr>
-      <w:bookmarkStart w:id="10" w:name="_Toc228227807"/>
+      <w:bookmarkStart w:id="34" w:name="_Toc228301653"/>
       <w:r>
         <w:t>Alcance de proyecto</w:t>
       </w:r>
-      <w:bookmarkEnd w:id="10"/>
+      <w:bookmarkEnd w:id="34"/>
     </w:p>
     <w:p>
       <w:pPr>
@@ -5821,29 +6512,15 @@
           <w:bCs/>
         </w:rPr>
       </w:pPr>
+      <w:bookmarkStart w:id="35" w:name="_Toc228301654"/>
       <w:r>
         <w:rPr>
           <w:b w:val="0"/>
           <w:bCs/>
         </w:rPr>
-        <w:t xml:space="preserve">El proyecto contempla el desarrollo de un </w:t>
-      </w:r>
-      <w:proofErr w:type="spellStart"/>
-      <w:r>
-        <w:rPr>
-          <w:b w:val="0"/>
-          <w:bCs/>
-        </w:rPr>
-        <w:t>dashboard</w:t>
-      </w:r>
-      <w:proofErr w:type="spellEnd"/>
-      <w:r>
-        <w:rPr>
-          <w:b w:val="0"/>
-          <w:bCs/>
-        </w:rPr>
-        <w:t xml:space="preserve"> interactivo basado en datos de las Elecciones Generales del Perú 2021.</w:t>
-      </w:r>
+        <w:t>El proyecto contempla el desarrollo de un dashboard interactivo basado en datos de las Elecciones Generales del Perú 2021.</w:t>
+      </w:r>
+      <w:bookmarkEnd w:id="35"/>
     </w:p>
     <w:p>
       <w:pPr>
@@ -5854,6 +6531,7 @@
           <w:bCs/>
         </w:rPr>
       </w:pPr>
+      <w:bookmarkStart w:id="36" w:name="_Toc228301655"/>
       <w:r>
         <w:rPr>
           <w:b w:val="0"/>
@@ -5861,6 +6539,7 @@
         </w:rPr>
         <w:t>El sistema incluirá:</w:t>
       </w:r>
+      <w:bookmarkEnd w:id="36"/>
     </w:p>
     <w:p>
       <w:pPr>
@@ -5874,6 +6553,7 @@
           <w:bCs/>
         </w:rPr>
       </w:pPr>
+      <w:bookmarkStart w:id="37" w:name="_Toc228301656"/>
       <w:r>
         <w:rPr>
           <w:b w:val="0"/>
@@ -5881,6 +6561,7 @@
         </w:rPr>
         <w:t>Visualización de resultados electorales</w:t>
       </w:r>
+      <w:bookmarkEnd w:id="37"/>
     </w:p>
     <w:p>
       <w:pPr>
@@ -5894,6 +6575,7 @@
           <w:bCs/>
         </w:rPr>
       </w:pPr>
+      <w:bookmarkStart w:id="38" w:name="_Toc228301657"/>
       <w:r>
         <w:rPr>
           <w:b w:val="0"/>
@@ -5901,6 +6583,7 @@
         </w:rPr>
         <w:t>Comparación de candidatos presidenciales</w:t>
       </w:r>
+      <w:bookmarkEnd w:id="38"/>
     </w:p>
     <w:p>
       <w:pPr>
@@ -5914,6 +6597,7 @@
           <w:bCs/>
         </w:rPr>
       </w:pPr>
+      <w:bookmarkStart w:id="39" w:name="_Toc228301658"/>
       <w:r>
         <w:rPr>
           <w:b w:val="0"/>
@@ -5921,6 +6605,7 @@
         </w:rPr>
         <w:t>Clasificación de propuestas por sectores</w:t>
       </w:r>
+      <w:bookmarkEnd w:id="39"/>
     </w:p>
     <w:p>
       <w:pPr>
@@ -5934,6 +6619,7 @@
           <w:bCs/>
         </w:rPr>
       </w:pPr>
+      <w:bookmarkStart w:id="40" w:name="_Toc228301659"/>
       <w:r>
         <w:rPr>
           <w:b w:val="0"/>
@@ -5941,6 +6627,7 @@
         </w:rPr>
         <w:t>Análisis de impacto y viabilidad</w:t>
       </w:r>
+      <w:bookmarkEnd w:id="40"/>
     </w:p>
     <w:p>
       <w:pPr>
@@ -5954,6 +6641,7 @@
           <w:bCs/>
         </w:rPr>
       </w:pPr>
+      <w:bookmarkStart w:id="41" w:name="_Toc228301660"/>
       <w:r>
         <w:rPr>
           <w:b w:val="0"/>
@@ -5961,6 +6649,7 @@
         </w:rPr>
         <w:t>Uso de gráficos interactivos y filtros dinámicos</w:t>
       </w:r>
+      <w:bookmarkEnd w:id="41"/>
     </w:p>
     <w:p>
       <w:pPr>
@@ -5971,6 +6660,7 @@
           <w:bCs/>
         </w:rPr>
       </w:pPr>
+      <w:bookmarkStart w:id="42" w:name="_Toc228301661"/>
       <w:r>
         <w:rPr>
           <w:b w:val="0"/>
@@ -5978,6 +6668,7 @@
         </w:rPr>
         <w:t>El sistema será implementado en un entorno web y estará orientado a fines académicos, por lo que no contempla integración en tiempo real con sistemas oficiales ni el manejo de datos sensibles.</w:t>
       </w:r>
+      <w:bookmarkEnd w:id="42"/>
     </w:p>
     <w:p/>
     <w:p>
@@ -5988,11 +6679,11 @@
           <w:numId w:val="1"/>
         </w:numPr>
       </w:pPr>
-      <w:bookmarkStart w:id="11" w:name="_Toc228227808"/>
+      <w:bookmarkStart w:id="43" w:name="_Toc228301662"/>
       <w:r>
         <w:t>Viabilidad del sistema</w:t>
       </w:r>
-      <w:bookmarkEnd w:id="11"/>
+      <w:bookmarkEnd w:id="43"/>
     </w:p>
     <w:p>
       <w:pPr>
@@ -6003,43 +6694,29 @@
           <w:bCs/>
         </w:rPr>
       </w:pPr>
+      <w:bookmarkStart w:id="44" w:name="_Toc228301663"/>
       <w:r>
         <w:rPr>
           <w:b w:val="0"/>
           <w:bCs/>
         </w:rPr>
-        <w:t xml:space="preserve">El desarrollo del sistema de </w:t>
-      </w:r>
-      <w:proofErr w:type="spellStart"/>
+        <w:t xml:space="preserve">El desarrollo del sistema de Dashboard de análisis electoral y evaluación de planes de gobierno </w:t>
+      </w:r>
       <w:r>
         <w:rPr>
           <w:b w:val="0"/>
           <w:bCs/>
         </w:rPr>
-        <w:t>Dashboard</w:t>
-      </w:r>
-      <w:proofErr w:type="spellEnd"/>
+        <w:t>-</w:t>
+      </w:r>
       <w:r>
         <w:rPr>
           <w:b w:val="0"/>
           <w:bCs/>
         </w:rPr>
-        <w:t xml:space="preserve"> de análisis electoral y evaluación de planes de gobierno </w:t>
-      </w:r>
-      <w:r>
-        <w:rPr>
-          <w:b w:val="0"/>
-          <w:bCs/>
-        </w:rPr>
-        <w:t>-</w:t>
-      </w:r>
-      <w:r>
-        <w:rPr>
-          <w:b w:val="0"/>
-          <w:bCs/>
-        </w:rPr>
         <w:t xml:space="preserve"> Perú 2021 es viable desde diferentes perspectivas, las cuales han sido analizadas en el estudio de factibilidad.</w:t>
       </w:r>
+      <w:bookmarkEnd w:id="44"/>
     </w:p>
     <w:p>
       <w:pPr>
@@ -6049,9 +6726,11 @@
           <w:numId w:val="1"/>
         </w:numPr>
       </w:pPr>
+      <w:bookmarkStart w:id="45" w:name="_Toc228301664"/>
       <w:r>
         <w:t>Viabilidad Técnica</w:t>
       </w:r>
+      <w:bookmarkEnd w:id="45"/>
     </w:p>
     <w:p>
       <w:pPr>
@@ -6062,6 +6741,7 @@
           <w:bCs/>
         </w:rPr>
       </w:pPr>
+      <w:bookmarkStart w:id="46" w:name="_Toc228301665"/>
       <w:r>
         <w:rPr>
           <w:b w:val="0"/>
@@ -6101,6 +6781,7 @@
         </w:rPr>
         <w:t xml:space="preserve"> interactivos de manera eficiente.</w:t>
       </w:r>
+      <w:bookmarkEnd w:id="46"/>
     </w:p>
     <w:p/>
     <w:p>
@@ -6118,6 +6799,7 @@
         <w:pStyle w:val="Ttulo3"/>
         <w:ind w:left="2832"/>
       </w:pPr>
+      <w:bookmarkStart w:id="47" w:name="_Toc228301666"/>
       <w:r>
         <w:rPr>
           <w:b w:val="0"/>
@@ -6128,6 +6810,7 @@
       <w:r>
         <w:t>.</w:t>
       </w:r>
+      <w:bookmarkEnd w:id="47"/>
     </w:p>
     <w:p/>
     <w:p>
@@ -6138,10 +6821,11 @@
           <w:numId w:val="1"/>
         </w:numPr>
       </w:pPr>
-      <w:r>
-        <w:lastRenderedPageBreak/>
+      <w:bookmarkStart w:id="48" w:name="_Toc228301667"/>
+      <w:r>
         <w:t>Viabilidad Económica</w:t>
       </w:r>
+      <w:bookmarkEnd w:id="48"/>
     </w:p>
     <w:p>
       <w:pPr>
@@ -6152,6 +6836,7 @@
           <w:bCs/>
         </w:rPr>
       </w:pPr>
+      <w:bookmarkStart w:id="49" w:name="_Toc228301668"/>
       <w:r>
         <w:rPr>
           <w:b w:val="0"/>
@@ -6159,11 +6844,7 @@
         </w:rPr>
         <w:t>Desde el punto de vista económico, el proyecto es viable, ya que presenta resultados favorables según el análisis financiero realizado.</w:t>
       </w:r>
-    </w:p>
-    <w:p>
-      <w:pPr>
-        <w:pStyle w:val="Ttulo3"/>
-      </w:pPr>
+      <w:bookmarkEnd w:id="49"/>
     </w:p>
     <w:p>
       <w:pPr>
@@ -6177,6 +6858,7 @@
           <w:bCs/>
         </w:rPr>
       </w:pPr>
+      <w:bookmarkStart w:id="50" w:name="_Toc228301669"/>
       <w:r>
         <w:rPr>
           <w:b w:val="0"/>
@@ -6184,6 +6866,7 @@
         </w:rPr>
         <w:t>Costo total del proyecto: S/ 8,275.70</w:t>
       </w:r>
+      <w:bookmarkEnd w:id="50"/>
     </w:p>
     <w:p>
       <w:pPr>
@@ -6197,6 +6880,7 @@
           <w:bCs/>
         </w:rPr>
       </w:pPr>
+      <w:bookmarkStart w:id="51" w:name="_Toc228301670"/>
       <w:r>
         <w:rPr>
           <w:b w:val="0"/>
@@ -6204,6 +6888,7 @@
         </w:rPr>
         <w:t>Relación Beneficio/Costo (B/C): 1.33</w:t>
       </w:r>
+      <w:bookmarkEnd w:id="51"/>
     </w:p>
     <w:p>
       <w:pPr>
@@ -6217,6 +6902,7 @@
           <w:bCs/>
         </w:rPr>
       </w:pPr>
+      <w:bookmarkStart w:id="52" w:name="_Toc228301671"/>
       <w:r>
         <w:rPr>
           <w:b w:val="0"/>
@@ -6224,6 +6910,7 @@
         </w:rPr>
         <w:t>Valor Actual Neto (VAN): S/ 2,242.94</w:t>
       </w:r>
+      <w:bookmarkEnd w:id="52"/>
     </w:p>
     <w:p>
       <w:pPr>
@@ -6237,6 +6924,7 @@
           <w:bCs/>
         </w:rPr>
       </w:pPr>
+      <w:bookmarkStart w:id="53" w:name="_Toc228301672"/>
       <w:r>
         <w:rPr>
           <w:b w:val="0"/>
@@ -6244,11 +6932,7 @@
         </w:rPr>
         <w:t>Tasa Interna de Retorno (TIR): 4.6%</w:t>
       </w:r>
-    </w:p>
-    <w:p>
-      <w:pPr>
-        <w:pStyle w:val="Ttulo3"/>
-      </w:pPr>
+      <w:bookmarkEnd w:id="53"/>
     </w:p>
     <w:p>
       <w:pPr>
@@ -6259,6 +6943,7 @@
           <w:bCs/>
         </w:rPr>
       </w:pPr>
+      <w:bookmarkStart w:id="54" w:name="_Toc228301673"/>
       <w:r>
         <w:rPr>
           <w:b w:val="0"/>
@@ -6266,6 +6951,7 @@
         </w:rPr>
         <w:t>La relación B/C mayor a 1 indica que los beneficios superan los costos. Asimismo, el VAN positivo demuestra que el proyecto genera valor económico después de recuperar la inversión inicial.</w:t>
       </w:r>
+      <w:bookmarkEnd w:id="54"/>
     </w:p>
     <w:p>
       <w:pPr>
@@ -6276,6 +6962,7 @@
           <w:bCs/>
         </w:rPr>
       </w:pPr>
+      <w:bookmarkStart w:id="55" w:name="_Toc228301674"/>
       <w:r>
         <w:rPr>
           <w:b w:val="0"/>
@@ -6283,7 +6970,9 @@
         </w:rPr>
         <w:t>Aunque la TIR es menor a la tasa de descuento (8%), el proyecto se considera viable debido a su enfoque académico y a los beneficios indirectos que genera, como la optimización del tiempo de análisis y el acceso a información organizada.</w:t>
       </w:r>
-    </w:p>
+      <w:bookmarkEnd w:id="55"/>
+    </w:p>
+    <w:p/>
     <w:p>
       <w:pPr>
         <w:pStyle w:val="Ttulo3"/>
@@ -6297,9 +6986,11 @@
           <w:numId w:val="1"/>
         </w:numPr>
       </w:pPr>
+      <w:bookmarkStart w:id="56" w:name="_Toc228301675"/>
       <w:r>
         <w:t>Viabilidad Operativa</w:t>
       </w:r>
+      <w:bookmarkEnd w:id="56"/>
     </w:p>
     <w:p>
       <w:pPr>
@@ -6315,6 +7006,7 @@
           <w:bCs/>
         </w:rPr>
       </w:pPr>
+      <w:bookmarkStart w:id="57" w:name="_Toc228301676"/>
       <w:r>
         <w:rPr>
           <w:b w:val="0"/>
@@ -6322,6 +7014,7 @@
         </w:rPr>
         <w:t>El sistema es operativamente viable, ya que los usuarios objetivo (estudiantes, analistas y ciudadanos) cuentan con conocimientos básicos en el uso de herramientas digitales, lo que facilita su adopción.</w:t>
       </w:r>
+      <w:bookmarkEnd w:id="57"/>
     </w:p>
     <w:p>
       <w:pPr>
@@ -6332,29 +7025,15 @@
           <w:bCs/>
         </w:rPr>
       </w:pPr>
+      <w:bookmarkStart w:id="58" w:name="_Toc228301677"/>
       <w:r>
         <w:rPr>
           <w:b w:val="0"/>
           <w:bCs/>
         </w:rPr>
-        <w:t xml:space="preserve">El </w:t>
-      </w:r>
-      <w:proofErr w:type="spellStart"/>
-      <w:r>
-        <w:rPr>
-          <w:b w:val="0"/>
-          <w:bCs/>
-        </w:rPr>
-        <w:t>dashboard</w:t>
-      </w:r>
-      <w:proofErr w:type="spellEnd"/>
-      <w:r>
-        <w:rPr>
-          <w:b w:val="0"/>
-          <w:bCs/>
-        </w:rPr>
-        <w:t xml:space="preserve"> será diseñado con una interfaz intuitiva, permitiendo la interacción mediante gráficos, filtros y reportes dinámicos. Además, el sistema puede mantenerse y actualizarse fácilmente sin requerir recursos adicionales significativos, lo que garantiza su funcionamiento continuo.</w:t>
-      </w:r>
+        <w:t>El dashboard será diseñado con una interfaz intuitiva, permitiendo la interacción mediante gráficos, filtros y reportes dinámicos. Además, el sistema puede mantenerse y actualizarse fácilmente sin requerir recursos adicionales significativos, lo que garantiza su funcionamiento continuo.</w:t>
+      </w:r>
+      <w:bookmarkEnd w:id="58"/>
     </w:p>
     <w:p>
       <w:pPr>
@@ -6369,10 +7048,11 @@
           <w:numId w:val="1"/>
         </w:numPr>
       </w:pPr>
-      <w:r>
-        <w:lastRenderedPageBreak/>
+      <w:bookmarkStart w:id="59" w:name="_Toc228301678"/>
+      <w:r>
         <w:t>Viabilidad Legal</w:t>
       </w:r>
+      <w:bookmarkEnd w:id="59"/>
     </w:p>
     <w:p>
       <w:pPr>
@@ -6383,6 +7063,7 @@
           <w:bCs/>
         </w:rPr>
       </w:pPr>
+      <w:bookmarkStart w:id="60" w:name="_Toc228301679"/>
       <w:r>
         <w:rPr>
           <w:b w:val="0"/>
@@ -6390,6 +7071,7 @@
         </w:rPr>
         <w:t>El proyecto es legalmente viable, ya que se basa en el uso de información pública proveniente de fuentes oficiales, como datos electorales y planes de gobierno.</w:t>
       </w:r>
+      <w:bookmarkEnd w:id="60"/>
     </w:p>
     <w:p>
       <w:pPr>
@@ -6400,6 +7082,7 @@
           <w:bCs/>
         </w:rPr>
       </w:pPr>
+      <w:bookmarkStart w:id="61" w:name="_Toc228301680"/>
       <w:r>
         <w:rPr>
           <w:b w:val="0"/>
@@ -6421,7 +7104,7 @@
           <w:i/>
           <w:iCs/>
         </w:rPr>
-        <w:t>Ley N</w:t>
+        <w:t xml:space="preserve">Ley </w:t>
       </w:r>
       <w:proofErr w:type="spellStart"/>
       <w:r>
@@ -6431,7 +7114,7 @@
           <w:i/>
           <w:iCs/>
         </w:rPr>
-        <w:t>°</w:t>
+        <w:t>N°</w:t>
       </w:r>
       <w:proofErr w:type="spellEnd"/>
       <w:r>
@@ -6443,6 +7126,7 @@
         </w:rPr>
         <w:t xml:space="preserve"> 29733 – Ley de Protección de Datos Personales, que regula el uso adecuado de la información.</w:t>
       </w:r>
+      <w:bookmarkEnd w:id="61"/>
     </w:p>
     <w:p>
       <w:pPr>
@@ -6463,6 +7147,7 @@
           <w:bCs/>
         </w:rPr>
       </w:pPr>
+      <w:bookmarkStart w:id="62" w:name="_Toc228301681"/>
       <w:r>
         <w:rPr>
           <w:b w:val="0"/>
@@ -6486,6 +7171,7 @@
         </w:rPr>
         <w:t xml:space="preserve"> BI, Python y otras tecnologías de uso académico.</w:t>
       </w:r>
+      <w:bookmarkEnd w:id="62"/>
     </w:p>
     <w:p>
       <w:pPr>
@@ -6497,6 +7183,7 @@
         </w:rPr>
       </w:pPr>
     </w:p>
+    <w:p/>
     <w:p>
       <w:pPr>
         <w:pStyle w:val="Ttulo3"/>
@@ -6505,9 +7192,12 @@
           <w:numId w:val="1"/>
         </w:numPr>
       </w:pPr>
-      <w:r>
+      <w:bookmarkStart w:id="63" w:name="_Toc228301682"/>
+      <w:r>
+        <w:lastRenderedPageBreak/>
         <w:t>Viabilidad Social</w:t>
       </w:r>
+      <w:bookmarkEnd w:id="63"/>
     </w:p>
     <w:p>
       <w:pPr>
@@ -6518,6 +7208,7 @@
           <w:bCs/>
         </w:rPr>
       </w:pPr>
+      <w:bookmarkStart w:id="64" w:name="_Toc228301683"/>
       <w:r>
         <w:rPr>
           <w:b w:val="0"/>
@@ -6525,6 +7216,7 @@
         </w:rPr>
         <w:t>El sistema presenta una alta viabilidad social, ya que contribuye a mejorar el acceso a la información electoral, facilitando su comprensión mediante visualizaciones claras y organizadas.</w:t>
       </w:r>
+      <w:bookmarkEnd w:id="64"/>
     </w:p>
     <w:p>
       <w:pPr>
@@ -6535,23 +7227,15 @@
           <w:bCs/>
         </w:rPr>
       </w:pPr>
-    </w:p>
-    <w:p>
-      <w:pPr>
-        <w:pStyle w:val="Ttulo3"/>
-        <w:ind w:left="2832"/>
+      <w:bookmarkStart w:id="65" w:name="_Toc228301684"/>
+      <w:r>
         <w:rPr>
           <w:b w:val="0"/>
           <w:bCs/>
         </w:rPr>
-      </w:pPr>
-      <w:r>
-        <w:rPr>
-          <w:b w:val="0"/>
-          <w:bCs/>
-        </w:rPr>
         <w:t>Esto permite a los usuarios tomar decisiones más informadas, promoviendo la transparencia y fortaleciendo la participación ciudadana. Asimismo, el proyecto tiene un impacto positivo en el ámbito educativo, al servir como herramienta de aprendizaje en análisis de datos.</w:t>
       </w:r>
+      <w:bookmarkEnd w:id="65"/>
     </w:p>
     <w:p>
       <w:pPr>
@@ -6566,9 +7250,11 @@
           <w:numId w:val="1"/>
         </w:numPr>
       </w:pPr>
+      <w:bookmarkStart w:id="66" w:name="_Toc228301685"/>
       <w:r>
         <w:t>Viabilidad Ambiental</w:t>
       </w:r>
+      <w:bookmarkEnd w:id="66"/>
     </w:p>
     <w:p>
       <w:pPr>
@@ -6579,6 +7265,7 @@
           <w:bCs/>
         </w:rPr>
       </w:pPr>
+      <w:bookmarkStart w:id="67" w:name="_Toc228301686"/>
       <w:r>
         <w:rPr>
           <w:b w:val="0"/>
@@ -6586,6 +7273,7 @@
         </w:rPr>
         <w:t>El proyecto es ambientalmente viable, ya que se basa en el uso de herramientas digitales, reduciendo el consumo de papel y otros recursos físicos.</w:t>
       </w:r>
+      <w:bookmarkEnd w:id="67"/>
     </w:p>
     <w:p>
       <w:pPr>
@@ -6596,24 +7284,15 @@
           <w:bCs/>
         </w:rPr>
       </w:pPr>
-    </w:p>
-    <w:p>
-      <w:pPr>
-        <w:pStyle w:val="Ttulo3"/>
-        <w:ind w:left="2832"/>
+      <w:bookmarkStart w:id="68" w:name="_Toc228301687"/>
+      <w:r>
         <w:rPr>
           <w:b w:val="0"/>
           <w:bCs/>
         </w:rPr>
-      </w:pPr>
-      <w:r>
-        <w:rPr>
-          <w:b w:val="0"/>
-          <w:bCs/>
-        </w:rPr>
-        <w:lastRenderedPageBreak/>
         <w:t>Además, al utilizar infraestructura tecnológica existente y servicios en la nube, se minimiza el impacto ambiental, promoviendo el uso eficiente de los recursos y contribuyendo a prácticas sostenibles.</w:t>
       </w:r>
+      <w:bookmarkEnd w:id="68"/>
     </w:p>
     <w:p/>
     <w:p>
@@ -6624,7 +7303,7 @@
           <w:numId w:val="1"/>
         </w:numPr>
       </w:pPr>
-      <w:bookmarkStart w:id="12" w:name="_Toc228227809"/>
+      <w:bookmarkStart w:id="69" w:name="_Toc228301688"/>
       <w:proofErr w:type="spellStart"/>
       <w:r>
         <w:t>Informacion</w:t>
@@ -6637,7 +7316,7 @@
       <w:r>
         <w:t>informacion</w:t>
       </w:r>
-      <w:bookmarkEnd w:id="12"/>
+      <w:bookmarkEnd w:id="69"/>
       <w:proofErr w:type="spellEnd"/>
       <w:r>
         <w:t xml:space="preserve"> </w:t>
@@ -6653,6 +7332,7 @@
           <w:bCs/>
         </w:rPr>
       </w:pPr>
+      <w:bookmarkStart w:id="70" w:name="_Toc228301689"/>
       <w:r>
         <w:rPr>
           <w:b w:val="0"/>
@@ -6660,6 +7340,7 @@
         </w:rPr>
         <w:t>Durante el levantamiento de información se identificaron las siguientes necesidades:</w:t>
       </w:r>
+      <w:bookmarkEnd w:id="70"/>
     </w:p>
     <w:p>
       <w:pPr>
@@ -6673,6 +7354,7 @@
           <w:bCs/>
         </w:rPr>
       </w:pPr>
+      <w:bookmarkStart w:id="71" w:name="_Toc228301690"/>
       <w:r>
         <w:rPr>
           <w:b w:val="0"/>
@@ -6680,6 +7362,7 @@
         </w:rPr>
         <w:t>Acceso a información electoral organizada y confiable</w:t>
       </w:r>
+      <w:bookmarkEnd w:id="71"/>
     </w:p>
     <w:p>
       <w:pPr>
@@ -6693,6 +7376,7 @@
           <w:bCs/>
         </w:rPr>
       </w:pPr>
+      <w:bookmarkStart w:id="72" w:name="_Toc228301691"/>
       <w:r>
         <w:rPr>
           <w:b w:val="0"/>
@@ -6700,6 +7384,7 @@
         </w:rPr>
         <w:t>Dificultad para comparar planes de gobierno</w:t>
       </w:r>
+      <w:bookmarkEnd w:id="72"/>
     </w:p>
     <w:p>
       <w:pPr>
@@ -6713,6 +7398,7 @@
           <w:bCs/>
         </w:rPr>
       </w:pPr>
+      <w:bookmarkStart w:id="73" w:name="_Toc228301692"/>
       <w:r>
         <w:rPr>
           <w:b w:val="0"/>
@@ -6720,6 +7406,7 @@
         </w:rPr>
         <w:t>Necesidad de visualizaciones claras y comprensibles</w:t>
       </w:r>
+      <w:bookmarkEnd w:id="73"/>
     </w:p>
     <w:p>
       <w:pPr>
@@ -6733,6 +7420,7 @@
           <w:bCs/>
         </w:rPr>
       </w:pPr>
+      <w:bookmarkStart w:id="74" w:name="_Toc228301693"/>
       <w:r>
         <w:rPr>
           <w:b w:val="0"/>
@@ -6740,6 +7428,7 @@
         </w:rPr>
         <w:t>Uso de herramientas interactivas para análisis de datos</w:t>
       </w:r>
+      <w:bookmarkEnd w:id="74"/>
     </w:p>
     <w:p>
       <w:pPr>
@@ -6753,6 +7442,7 @@
           <w:bCs/>
         </w:rPr>
       </w:pPr>
+      <w:bookmarkStart w:id="75" w:name="_Toc228301694"/>
       <w:r>
         <w:rPr>
           <w:b w:val="0"/>
@@ -6760,7 +7450,9 @@
         </w:rPr>
         <w:t>Acceso desde cualquier dispositivo con conexión a internet</w:t>
       </w:r>
-    </w:p>
+      <w:bookmarkEnd w:id="75"/>
+    </w:p>
+    <w:p/>
     <w:p>
       <w:pPr>
         <w:pStyle w:val="Ttulo2"/>
@@ -6770,15 +7462,17 @@
           <w:bCs/>
         </w:rPr>
       </w:pPr>
+      <w:bookmarkStart w:id="76" w:name="_Toc228301695"/>
       <w:r>
         <w:rPr>
           <w:b w:val="0"/>
           <w:bCs/>
         </w:rPr>
+        <w:lastRenderedPageBreak/>
         <w:t>Asimismo, se identificó que los usuarios requieren una plataforma que integre resultados electorales con el análisis de propuestas, permitiendo una mejor comprensión del contexto político y social.</w:t>
       </w:r>
-    </w:p>
-    <w:p/>
+      <w:bookmarkEnd w:id="76"/>
+    </w:p>
     <w:p>
       <w:pPr>
         <w:pStyle w:val="Ttulo1"/>
@@ -6787,11 +7481,11 @@
           <w:numId w:val="1"/>
         </w:numPr>
       </w:pPr>
-      <w:bookmarkStart w:id="13" w:name="_Toc228227810"/>
+      <w:bookmarkStart w:id="77" w:name="_Toc228301696"/>
       <w:r>
         <w:t>ANALISIS DE PROCESOS</w:t>
       </w:r>
-      <w:bookmarkEnd w:id="13"/>
+      <w:bookmarkEnd w:id="77"/>
       <w:r>
         <w:t xml:space="preserve"> </w:t>
       </w:r>
@@ -6804,7 +7498,7 @@
           <w:numId w:val="1"/>
         </w:numPr>
       </w:pPr>
-      <w:bookmarkStart w:id="14" w:name="_Toc228227811"/>
+      <w:bookmarkStart w:id="78" w:name="_Toc228301697"/>
       <w:r>
         <w:t xml:space="preserve">Diagrama del proceso actual </w:t>
       </w:r>
@@ -6814,160 +7508,164 @@
       <w:r>
         <w:t xml:space="preserve"> diagrama de actividades</w:t>
       </w:r>
-      <w:bookmarkEnd w:id="14"/>
-    </w:p>
-    <w:p/>
-    <w:p>
+      <w:bookmarkEnd w:id="78"/>
       <w:r>
         <w:rPr>
           <w:noProof/>
         </w:rPr>
-        <w:lastRenderedPageBreak/>
-        <w:drawing>
-          <wp:anchor distT="0" distB="0" distL="114300" distR="114300" simplePos="0" relativeHeight="251659264" behindDoc="1" locked="0" layoutInCell="1" allowOverlap="1" wp14:anchorId="6967D05C" wp14:editId="405583A5">
-            <wp:simplePos x="0" y="0"/>
-            <wp:positionH relativeFrom="margin">
-              <wp:posOffset>946298</wp:posOffset>
-            </wp:positionH>
-            <wp:positionV relativeFrom="paragraph">
-              <wp:posOffset>3061069</wp:posOffset>
-            </wp:positionV>
-            <wp:extent cx="3390900" cy="4359275"/>
-            <wp:effectExtent l="0" t="0" r="0" b="3175"/>
-            <wp:wrapTight wrapText="bothSides">
-              <wp:wrapPolygon edited="0">
-                <wp:start x="0" y="0"/>
-                <wp:lineTo x="0" y="21521"/>
-                <wp:lineTo x="21479" y="21521"/>
-                <wp:lineTo x="21479" y="0"/>
-                <wp:lineTo x="0" y="0"/>
-              </wp:wrapPolygon>
-            </wp:wrapTight>
-            <wp:docPr id="2" name="Imagen 2"/>
-            <wp:cNvGraphicFramePr>
-              <a:graphicFrameLocks xmlns:a="http://schemas.openxmlformats.org/drawingml/2006/main" noChangeAspect="1"/>
-            </wp:cNvGraphicFramePr>
-            <a:graphic xmlns:a="http://schemas.openxmlformats.org/drawingml/2006/main">
-              <a:graphicData uri="http://schemas.openxmlformats.org/drawingml/2006/picture">
-                <pic:pic xmlns:pic="http://schemas.openxmlformats.org/drawingml/2006/picture">
-                  <pic:nvPicPr>
-                    <pic:cNvPr id="0" name="Picture 2"/>
-                    <pic:cNvPicPr>
-                      <a:picLocks noChangeAspect="1" noChangeArrowheads="1"/>
-                    </pic:cNvPicPr>
-                  </pic:nvPicPr>
-                  <pic:blipFill>
-                    <a:blip r:embed="rId10">
-                      <a:extLst>
-                        <a:ext uri="{28A0092B-C50C-407E-A947-70E740481C1C}">
-                          <a14:useLocalDpi xmlns:a14="http://schemas.microsoft.com/office/drawing/2010/main" val="0"/>
-                        </a:ext>
-                      </a:extLst>
-                    </a:blip>
-                    <a:srcRect/>
-                    <a:stretch>
-                      <a:fillRect/>
-                    </a:stretch>
-                  </pic:blipFill>
-                  <pic:spPr bwMode="auto">
-                    <a:xfrm>
-                      <a:off x="0" y="0"/>
-                      <a:ext cx="3390900" cy="4359275"/>
-                    </a:xfrm>
-                    <a:prstGeom prst="rect">
-                      <a:avLst/>
-                    </a:prstGeom>
-                    <a:noFill/>
-                    <a:ln>
-                      <a:noFill/>
-                    </a:ln>
-                  </pic:spPr>
-                </pic:pic>
-              </a:graphicData>
-            </a:graphic>
-            <wp14:sizeRelH relativeFrom="page">
-              <wp14:pctWidth>0</wp14:pctWidth>
-            </wp14:sizeRelH>
-            <wp14:sizeRelV relativeFrom="page">
-              <wp14:pctHeight>0</wp14:pctHeight>
-            </wp14:sizeRelV>
-          </wp:anchor>
-        </w:drawing>
-      </w:r>
-      <w:r>
-        <w:rPr>
-          <w:noProof/>
-        </w:rPr>
-        <w:drawing>
-          <wp:anchor distT="0" distB="0" distL="114300" distR="114300" simplePos="0" relativeHeight="251658240" behindDoc="1" locked="0" layoutInCell="1" allowOverlap="1" wp14:anchorId="12577BBD" wp14:editId="04C35B3E">
-            <wp:simplePos x="0" y="0"/>
-            <wp:positionH relativeFrom="margin">
-              <wp:align>center</wp:align>
-            </wp:positionH>
-            <wp:positionV relativeFrom="paragraph">
-              <wp:posOffset>162</wp:posOffset>
-            </wp:positionV>
-            <wp:extent cx="2912745" cy="3057525"/>
-            <wp:effectExtent l="0" t="0" r="1905" b="9525"/>
-            <wp:wrapTight wrapText="bothSides">
-              <wp:wrapPolygon edited="0">
-                <wp:start x="0" y="0"/>
-                <wp:lineTo x="0" y="21533"/>
-                <wp:lineTo x="21473" y="21533"/>
-                <wp:lineTo x="21473" y="0"/>
-                <wp:lineTo x="0" y="0"/>
-              </wp:wrapPolygon>
-            </wp:wrapTight>
-            <wp:docPr id="3" name="Imagen 3"/>
-            <wp:cNvGraphicFramePr>
-              <a:graphicFrameLocks xmlns:a="http://schemas.openxmlformats.org/drawingml/2006/main" noChangeAspect="1"/>
-            </wp:cNvGraphicFramePr>
-            <a:graphic xmlns:a="http://schemas.openxmlformats.org/drawingml/2006/main">
-              <a:graphicData uri="http://schemas.openxmlformats.org/drawingml/2006/picture">
-                <pic:pic xmlns:pic="http://schemas.openxmlformats.org/drawingml/2006/picture">
-                  <pic:nvPicPr>
-                    <pic:cNvPr id="0" name="Picture 3"/>
-                    <pic:cNvPicPr>
-                      <a:picLocks noChangeAspect="1" noChangeArrowheads="1"/>
-                    </pic:cNvPicPr>
-                  </pic:nvPicPr>
-                  <pic:blipFill>
-                    <a:blip r:embed="rId11">
-                      <a:extLst>
-                        <a:ext uri="{28A0092B-C50C-407E-A947-70E740481C1C}">
-                          <a14:useLocalDpi xmlns:a14="http://schemas.microsoft.com/office/drawing/2010/main" val="0"/>
-                        </a:ext>
-                      </a:extLst>
-                    </a:blip>
-                    <a:srcRect/>
-                    <a:stretch>
-                      <a:fillRect/>
-                    </a:stretch>
-                  </pic:blipFill>
-                  <pic:spPr bwMode="auto">
-                    <a:xfrm>
-                      <a:off x="0" y="0"/>
-                      <a:ext cx="2912745" cy="3057525"/>
-                    </a:xfrm>
-                    <a:prstGeom prst="rect">
-                      <a:avLst/>
-                    </a:prstGeom>
-                    <a:noFill/>
-                    <a:ln>
-                      <a:noFill/>
-                    </a:ln>
-                  </pic:spPr>
-                </pic:pic>
-              </a:graphicData>
-            </a:graphic>
-            <wp14:sizeRelH relativeFrom="page">
-              <wp14:pctWidth>0</wp14:pctWidth>
-            </wp14:sizeRelH>
-            <wp14:sizeRelV relativeFrom="page">
-              <wp14:pctHeight>0</wp14:pctHeight>
-            </wp14:sizeRelV>
-          </wp:anchor>
-        </w:drawing>
+        <mc:AlternateContent>
+          <mc:Choice Requires="wpg">
+            <w:drawing>
+              <wp:anchor distT="0" distB="0" distL="114300" distR="114300" simplePos="0" relativeHeight="251658240" behindDoc="0" locked="0" layoutInCell="1" allowOverlap="1" wp14:anchorId="57A24B5B" wp14:editId="2AEBADA5">
+                <wp:simplePos x="0" y="0"/>
+                <wp:positionH relativeFrom="column">
+                  <wp:posOffset>947420</wp:posOffset>
+                </wp:positionH>
+                <wp:positionV relativeFrom="paragraph">
+                  <wp:posOffset>287020</wp:posOffset>
+                </wp:positionV>
+                <wp:extent cx="3243580" cy="6273165"/>
+                <wp:effectExtent l="0" t="0" r="0" b="0"/>
+                <wp:wrapTight wrapText="bothSides">
+                  <wp:wrapPolygon edited="0">
+                    <wp:start x="1649" y="0"/>
+                    <wp:lineTo x="1649" y="7346"/>
+                    <wp:lineTo x="0" y="8330"/>
+                    <wp:lineTo x="0" y="21515"/>
+                    <wp:lineTo x="21439" y="21515"/>
+                    <wp:lineTo x="21439" y="8330"/>
+                    <wp:lineTo x="20551" y="7346"/>
+                    <wp:lineTo x="20551" y="0"/>
+                    <wp:lineTo x="1649" y="0"/>
+                  </wp:wrapPolygon>
+                </wp:wrapTight>
+                <wp:docPr id="4" name="Grupo 4"/>
+                <wp:cNvGraphicFramePr/>
+                <a:graphic xmlns:a="http://schemas.openxmlformats.org/drawingml/2006/main">
+                  <a:graphicData uri="http://schemas.microsoft.com/office/word/2010/wordprocessingGroup">
+                    <wpg:wgp>
+                      <wpg:cNvGrpSpPr/>
+                      <wpg:grpSpPr>
+                        <a:xfrm>
+                          <a:off x="0" y="0"/>
+                          <a:ext cx="3243580" cy="6273165"/>
+                          <a:chOff x="0" y="0"/>
+                          <a:chExt cx="3390900" cy="7110426"/>
+                        </a:xfrm>
+                      </wpg:grpSpPr>
+                      <pic:pic xmlns:pic="http://schemas.openxmlformats.org/drawingml/2006/picture">
+                        <pic:nvPicPr>
+                          <pic:cNvPr id="3" name="Imagen 3"/>
+                          <pic:cNvPicPr>
+                            <a:picLocks noChangeAspect="1"/>
+                          </pic:cNvPicPr>
+                        </pic:nvPicPr>
+                        <pic:blipFill>
+                          <a:blip r:embed="rId10">
+                            <a:extLst>
+                              <a:ext uri="{28A0092B-C50C-407E-A947-70E740481C1C}">
+                                <a14:useLocalDpi xmlns:a14="http://schemas.microsoft.com/office/drawing/2010/main" val="0"/>
+                              </a:ext>
+                            </a:extLst>
+                          </a:blip>
+                          <a:srcRect/>
+                          <a:stretch>
+                            <a:fillRect/>
+                          </a:stretch>
+                        </pic:blipFill>
+                        <pic:spPr bwMode="auto">
+                          <a:xfrm>
+                            <a:off x="294198" y="0"/>
+                            <a:ext cx="2912745" cy="3057525"/>
+                          </a:xfrm>
+                          <a:prstGeom prst="rect">
+                            <a:avLst/>
+                          </a:prstGeom>
+                          <a:noFill/>
+                          <a:ln>
+                            <a:noFill/>
+                          </a:ln>
+                        </pic:spPr>
+                      </pic:pic>
+                      <pic:pic xmlns:pic="http://schemas.openxmlformats.org/drawingml/2006/picture">
+                        <pic:nvPicPr>
+                          <pic:cNvPr id="2" name="Imagen 2"/>
+                          <pic:cNvPicPr>
+                            <a:picLocks noChangeAspect="1"/>
+                          </pic:cNvPicPr>
+                        </pic:nvPicPr>
+                        <pic:blipFill>
+                          <a:blip r:embed="rId11">
+                            <a:extLst>
+                              <a:ext uri="{28A0092B-C50C-407E-A947-70E740481C1C}">
+                                <a14:useLocalDpi xmlns:a14="http://schemas.microsoft.com/office/drawing/2010/main" val="0"/>
+                              </a:ext>
+                            </a:extLst>
+                          </a:blip>
+                          <a:srcRect/>
+                          <a:stretch>
+                            <a:fillRect/>
+                          </a:stretch>
+                        </pic:blipFill>
+                        <pic:spPr bwMode="auto">
+                          <a:xfrm>
+                            <a:off x="0" y="2751151"/>
+                            <a:ext cx="3390900" cy="4359275"/>
+                          </a:xfrm>
+                          <a:prstGeom prst="rect">
+                            <a:avLst/>
+                          </a:prstGeom>
+                          <a:noFill/>
+                          <a:ln>
+                            <a:noFill/>
+                          </a:ln>
+                        </pic:spPr>
+                      </pic:pic>
+                    </wpg:wgp>
+                  </a:graphicData>
+                </a:graphic>
+                <wp14:sizeRelH relativeFrom="margin">
+                  <wp14:pctWidth>0</wp14:pctWidth>
+                </wp14:sizeRelH>
+                <wp14:sizeRelV relativeFrom="margin">
+                  <wp14:pctHeight>0</wp14:pctHeight>
+                </wp14:sizeRelV>
+              </wp:anchor>
+            </w:drawing>
+          </mc:Choice>
+          <mc:Fallback>
+            <w:pict>
+              <v:group w14:anchorId="1612512B" id="Grupo 4" o:spid="_x0000_s1026" style="position:absolute;margin-left:74.6pt;margin-top:22.6pt;width:255.4pt;height:493.95pt;z-index:251658240;mso-width-relative:margin;mso-height-relative:margin" coordsize="33909,71104" o:gfxdata="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">
+                <v:shapetype id="_x0000_t75" coordsize="21600,21600" o:spt="75" o:preferrelative="t" path="m@4@5l@4@11@9@11@9@5xe" filled="f" stroked="f">
+                  <v:stroke joinstyle="miter"/>
+                  <v:formulas>
+                    <v:f eqn="if lineDrawn pixelLineWidth 0"/>
+                    <v:f eqn="sum @0 1 0"/>
+                    <v:f eqn="sum 0 0 @1"/>
+                    <v:f eqn="prod @2 1 2"/>
+                    <v:f eqn="prod @3 21600 pixelWidth"/>
+                    <v:f eqn="prod @3 21600 pixelHeight"/>
+                    <v:f eqn="sum @0 0 1"/>
+                    <v:f eqn="prod @6 1 2"/>
+                    <v:f eqn="prod @7 21600 pixelWidth"/>
+                    <v:f eqn="sum @8 21600 0"/>
+                    <v:f eqn="prod @7 21600 pixelHeight"/>
+                    <v:f eqn="sum @10 21600 0"/>
+                  </v:formulas>
+                  <v:path o:extrusionok="f" gradientshapeok="t" o:connecttype="rect"/>
+                  <o:lock v:ext="edit" aspectratio="t"/>
+                </v:shapetype>
+                <v:shape id="Imagen 3" o:spid="_x0000_s1027" type="#_x0000_t75" style="position:absolute;left:2941;width:29128;height:30575;visibility:visible;mso-wrap-style:square" o:gfxdata="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">
+                  <v:imagedata r:id="rId12" o:title=""/>
+                </v:shape>
+                <v:shape id="Imagen 2" o:spid="_x0000_s1028" type="#_x0000_t75" style="position:absolute;top:27511;width:33909;height:43593;visibility:visible;mso-wrap-style:square" o:gfxdata="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">
+                  <v:imagedata r:id="rId13" o:title=""/>
+                </v:shape>
+                <w10:wrap type="tight"/>
+              </v:group>
+            </w:pict>
+          </mc:Fallback>
+        </mc:AlternateContent>
       </w:r>
     </w:p>
     <w:p/>
@@ -6993,8 +7691,6 @@
     <w:p/>
     <w:p/>
     <w:p/>
-    <w:p/>
-    <w:p/>
     <w:p>
       <w:r>
         <w:rPr>
@@ -7003,21 +7699,21 @@
         <mc:AlternateContent>
           <mc:Choice Requires="wps">
             <w:drawing>
-              <wp:anchor distT="0" distB="0" distL="114300" distR="114300" simplePos="0" relativeHeight="251661312" behindDoc="1" locked="0" layoutInCell="1" allowOverlap="1" wp14:anchorId="5C7C16ED" wp14:editId="0AD0F400">
+              <wp:anchor distT="0" distB="0" distL="114300" distR="114300" simplePos="0" relativeHeight="251660288" behindDoc="1" locked="0" layoutInCell="1" allowOverlap="1" wp14:anchorId="5C7C16ED" wp14:editId="2E71672A">
                 <wp:simplePos x="0" y="0"/>
                 <wp:positionH relativeFrom="column">
-                  <wp:posOffset>1110872</wp:posOffset>
+                  <wp:posOffset>1241646</wp:posOffset>
                 </wp:positionH>
                 <wp:positionV relativeFrom="paragraph">
-                  <wp:posOffset>10160</wp:posOffset>
+                  <wp:posOffset>-56</wp:posOffset>
                 </wp:positionV>
-                <wp:extent cx="3390900" cy="485775"/>
-                <wp:effectExtent l="0" t="0" r="0" b="9525"/>
+                <wp:extent cx="3390900" cy="309880"/>
+                <wp:effectExtent l="0" t="0" r="0" b="0"/>
                 <wp:wrapTight wrapText="bothSides">
                   <wp:wrapPolygon edited="0">
                     <wp:start x="0" y="0"/>
-                    <wp:lineTo x="0" y="21176"/>
-                    <wp:lineTo x="21479" y="21176"/>
+                    <wp:lineTo x="0" y="19918"/>
+                    <wp:lineTo x="21479" y="19918"/>
                     <wp:lineTo x="21479" y="0"/>
                     <wp:lineTo x="0" y="0"/>
                   </wp:wrapPolygon>
@@ -7031,7 +7727,7 @@
                       <wps:spPr>
                         <a:xfrm>
                           <a:off x="0" y="0"/>
-                          <a:ext cx="3390900" cy="485775"/>
+                          <a:ext cx="3390900" cy="309880"/>
                         </a:xfrm>
                         <a:prstGeom prst="rect">
                           <a:avLst/>
@@ -7134,18 +7830,7 @@
                                 <w:iCs w:val="0"/>
                                 <w:color w:val="auto"/>
                               </w:rPr>
-                              <w:t xml:space="preserve">: </w:t>
-                            </w:r>
-                            <w:r>
-                              <w:rPr>
-                                <w:rFonts w:ascii="Times New Roman" w:hAnsi="Times New Roman" w:cs="Times New Roman"/>
-                                <w:b/>
-                                <w:bCs/>
-                                <w:i w:val="0"/>
-                                <w:iCs w:val="0"/>
-                                <w:color w:val="auto"/>
-                              </w:rPr>
-                              <w:t>Diagrama de actividades del proceso actual</w:t>
+                              <w:t>: Diagrama de actividades del proceso actual</w:t>
                             </w:r>
                           </w:p>
                           <w:p>
@@ -7209,7 +7894,7 @@
                 <v:stroke joinstyle="miter"/>
                 <v:path gradientshapeok="t" o:connecttype="rect"/>
               </v:shapetype>
-              <v:shape id="Cuadro de texto 5" o:spid="_x0000_s1026" type="#_x0000_t202" style="position:absolute;margin-left:87.45pt;margin-top:.8pt;width:267pt;height:38.25pt;z-index:-251655168;visibility:visible;mso-wrap-style:square;mso-height-percent:0;mso-wrap-distance-left:9pt;mso-wrap-distance-top:0;mso-wrap-distance-right:9pt;mso-wrap-distance-bottom:0;mso-position-horizontal:absolute;mso-position-horizontal-relative:text;mso-position-vertical:absolute;mso-position-vertical-relative:text;mso-height-percent:0;mso-height-relative:margin;v-text-anchor:top" o:gfxdata="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" stroked="f">
+              <v:shape id="Cuadro de texto 5" o:spid="_x0000_s1026" type="#_x0000_t202" style="position:absolute;margin-left:97.75pt;margin-top:0;width:267pt;height:24.4pt;z-index:-251656192;visibility:visible;mso-wrap-style:square;mso-height-percent:0;mso-wrap-distance-left:9pt;mso-wrap-distance-top:0;mso-wrap-distance-right:9pt;mso-wrap-distance-bottom:0;mso-position-horizontal:absolute;mso-position-horizontal-relative:text;mso-position-vertical:absolute;mso-position-vertical-relative:text;mso-height-percent:0;mso-height-relative:margin;v-text-anchor:top" o:gfxdata="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" stroked="f">
                 <v:textbox inset="0,0,0,0">
                   <w:txbxContent>
                     <w:p>
@@ -7301,18 +7986,7 @@
                           <w:iCs w:val="0"/>
                           <w:color w:val="auto"/>
                         </w:rPr>
-                        <w:t xml:space="preserve">: </w:t>
-                      </w:r>
-                      <w:r>
-                        <w:rPr>
-                          <w:rFonts w:ascii="Times New Roman" w:hAnsi="Times New Roman" w:cs="Times New Roman"/>
-                          <w:b/>
-                          <w:bCs/>
-                          <w:i w:val="0"/>
-                          <w:iCs w:val="0"/>
-                          <w:color w:val="auto"/>
-                        </w:rPr>
-                        <w:t>Diagrama de actividades del proceso actual</w:t>
+                        <w:t>: Diagrama de actividades del proceso actual</w:t>
                       </w:r>
                     </w:p>
                     <w:p>
@@ -7364,7 +8038,6 @@
     </w:p>
     <w:p/>
     <w:p/>
-    <w:p/>
     <w:p>
       <w:pPr>
         <w:pStyle w:val="Ttulo2"/>
@@ -7373,82 +8046,138 @@
           <w:numId w:val="1"/>
         </w:numPr>
       </w:pPr>
-      <w:bookmarkStart w:id="15" w:name="_Toc228227812"/>
+      <w:bookmarkStart w:id="79" w:name="_Toc228301698"/>
       <w:r>
         <w:rPr>
           <w:noProof/>
         </w:rPr>
         <w:lastRenderedPageBreak/>
-        <w:drawing>
-          <wp:anchor distT="0" distB="0" distL="114300" distR="114300" simplePos="0" relativeHeight="251662336" behindDoc="1" locked="0" layoutInCell="1" allowOverlap="1" wp14:anchorId="59A7496F" wp14:editId="2644CB91">
-            <wp:simplePos x="0" y="0"/>
-            <wp:positionH relativeFrom="column">
-              <wp:posOffset>1711960</wp:posOffset>
-            </wp:positionH>
-            <wp:positionV relativeFrom="paragraph">
-              <wp:posOffset>245110</wp:posOffset>
-            </wp:positionV>
-            <wp:extent cx="2075815" cy="2884805"/>
-            <wp:effectExtent l="0" t="0" r="635" b="0"/>
-            <wp:wrapTight wrapText="bothSides">
-              <wp:wrapPolygon edited="0">
-                <wp:start x="0" y="0"/>
-                <wp:lineTo x="0" y="21396"/>
-                <wp:lineTo x="21408" y="21396"/>
-                <wp:lineTo x="21408" y="0"/>
-                <wp:lineTo x="0" y="0"/>
-              </wp:wrapPolygon>
-            </wp:wrapTight>
-            <wp:docPr id="8" name="Imagen 8"/>
-            <wp:cNvGraphicFramePr>
-              <a:graphicFrameLocks xmlns:a="http://schemas.openxmlformats.org/drawingml/2006/main" noChangeAspect="1"/>
-            </wp:cNvGraphicFramePr>
-            <a:graphic xmlns:a="http://schemas.openxmlformats.org/drawingml/2006/main">
-              <a:graphicData uri="http://schemas.openxmlformats.org/drawingml/2006/picture">
-                <pic:pic xmlns:pic="http://schemas.openxmlformats.org/drawingml/2006/picture">
-                  <pic:nvPicPr>
-                    <pic:cNvPr id="0" name="Picture 5"/>
-                    <pic:cNvPicPr>
-                      <a:picLocks noChangeAspect="1" noChangeArrowheads="1"/>
-                    </pic:cNvPicPr>
-                  </pic:nvPicPr>
-                  <pic:blipFill>
-                    <a:blip r:embed="rId12">
-                      <a:extLst>
-                        <a:ext uri="{28A0092B-C50C-407E-A947-70E740481C1C}">
-                          <a14:useLocalDpi xmlns:a14="http://schemas.microsoft.com/office/drawing/2010/main" val="0"/>
-                        </a:ext>
-                      </a:extLst>
-                    </a:blip>
-                    <a:srcRect/>
-                    <a:stretch>
-                      <a:fillRect/>
-                    </a:stretch>
-                  </pic:blipFill>
-                  <pic:spPr bwMode="auto">
-                    <a:xfrm>
-                      <a:off x="0" y="0"/>
-                      <a:ext cx="2075815" cy="2884805"/>
-                    </a:xfrm>
-                    <a:prstGeom prst="rect">
-                      <a:avLst/>
-                    </a:prstGeom>
-                    <a:noFill/>
-                    <a:ln>
-                      <a:noFill/>
-                    </a:ln>
-                  </pic:spPr>
-                </pic:pic>
-              </a:graphicData>
-            </a:graphic>
-            <wp14:sizeRelH relativeFrom="page">
-              <wp14:pctWidth>0</wp14:pctWidth>
-            </wp14:sizeRelH>
-            <wp14:sizeRelV relativeFrom="page">
-              <wp14:pctHeight>0</wp14:pctHeight>
-            </wp14:sizeRelV>
-          </wp:anchor>
-        </w:drawing>
+        <mc:AlternateContent>
+          <mc:Choice Requires="wpg">
+            <w:drawing>
+              <wp:anchor distT="0" distB="0" distL="114300" distR="114300" simplePos="0" relativeHeight="251663360" behindDoc="0" locked="0" layoutInCell="1" allowOverlap="1" wp14:anchorId="346A8E72" wp14:editId="321CDC45">
+                <wp:simplePos x="0" y="0"/>
+                <wp:positionH relativeFrom="column">
+                  <wp:posOffset>1710773</wp:posOffset>
+                </wp:positionH>
+                <wp:positionV relativeFrom="paragraph">
+                  <wp:posOffset>245193</wp:posOffset>
+                </wp:positionV>
+                <wp:extent cx="2182495" cy="5599043"/>
+                <wp:effectExtent l="0" t="0" r="8255" b="1905"/>
+                <wp:wrapTight wrapText="bothSides">
+                  <wp:wrapPolygon edited="0">
+                    <wp:start x="0" y="0"/>
+                    <wp:lineTo x="0" y="21534"/>
+                    <wp:lineTo x="21493" y="21534"/>
+                    <wp:lineTo x="21493" y="11171"/>
+                    <wp:lineTo x="20739" y="10583"/>
+                    <wp:lineTo x="20739" y="0"/>
+                    <wp:lineTo x="0" y="0"/>
+                  </wp:wrapPolygon>
+                </wp:wrapTight>
+                <wp:docPr id="6" name="Grupo 6"/>
+                <wp:cNvGraphicFramePr/>
+                <a:graphic xmlns:a="http://schemas.openxmlformats.org/drawingml/2006/main">
+                  <a:graphicData uri="http://schemas.microsoft.com/office/word/2010/wordprocessingGroup">
+                    <wpg:wgp>
+                      <wpg:cNvGrpSpPr/>
+                      <wpg:grpSpPr>
+                        <a:xfrm>
+                          <a:off x="0" y="0"/>
+                          <a:ext cx="2182495" cy="5599043"/>
+                          <a:chOff x="0" y="0"/>
+                          <a:chExt cx="2182495" cy="5599043"/>
+                        </a:xfrm>
+                      </wpg:grpSpPr>
+                      <pic:pic xmlns:pic="http://schemas.openxmlformats.org/drawingml/2006/picture">
+                        <pic:nvPicPr>
+                          <pic:cNvPr id="8" name="Imagen 8"/>
+                          <pic:cNvPicPr>
+                            <a:picLocks noChangeAspect="1"/>
+                          </pic:cNvPicPr>
+                        </pic:nvPicPr>
+                        <pic:blipFill>
+                          <a:blip r:embed="rId14">
+                            <a:extLst>
+                              <a:ext uri="{28A0092B-C50C-407E-A947-70E740481C1C}">
+                                <a14:useLocalDpi xmlns:a14="http://schemas.microsoft.com/office/drawing/2010/main" val="0"/>
+                              </a:ext>
+                            </a:extLst>
+                          </a:blip>
+                          <a:srcRect/>
+                          <a:stretch>
+                            <a:fillRect/>
+                          </a:stretch>
+                        </pic:blipFill>
+                        <pic:spPr bwMode="auto">
+                          <a:xfrm>
+                            <a:off x="0" y="0"/>
+                            <a:ext cx="2075815" cy="2884805"/>
+                          </a:xfrm>
+                          <a:prstGeom prst="rect">
+                            <a:avLst/>
+                          </a:prstGeom>
+                          <a:noFill/>
+                          <a:ln>
+                            <a:noFill/>
+                          </a:ln>
+                        </pic:spPr>
+                      </pic:pic>
+                      <pic:pic xmlns:pic="http://schemas.openxmlformats.org/drawingml/2006/picture">
+                        <pic:nvPicPr>
+                          <pic:cNvPr id="7" name="Imagen 7"/>
+                          <pic:cNvPicPr>
+                            <a:picLocks noChangeAspect="1"/>
+                          </pic:cNvPicPr>
+                        </pic:nvPicPr>
+                        <pic:blipFill>
+                          <a:blip r:embed="rId15">
+                            <a:extLst>
+                              <a:ext uri="{28A0092B-C50C-407E-A947-70E740481C1C}">
+                                <a14:useLocalDpi xmlns:a14="http://schemas.microsoft.com/office/drawing/2010/main" val="0"/>
+                              </a:ext>
+                            </a:extLst>
+                          </a:blip>
+                          <a:srcRect/>
+                          <a:stretch>
+                            <a:fillRect/>
+                          </a:stretch>
+                        </pic:blipFill>
+                        <pic:spPr bwMode="auto">
+                          <a:xfrm>
+                            <a:off x="0" y="2886323"/>
+                            <a:ext cx="2182495" cy="2712720"/>
+                          </a:xfrm>
+                          <a:prstGeom prst="rect">
+                            <a:avLst/>
+                          </a:prstGeom>
+                          <a:noFill/>
+                          <a:ln>
+                            <a:noFill/>
+                          </a:ln>
+                        </pic:spPr>
+                      </pic:pic>
+                    </wpg:wgp>
+                  </a:graphicData>
+                </a:graphic>
+              </wp:anchor>
+            </w:drawing>
+          </mc:Choice>
+          <mc:Fallback>
+            <w:pict>
+              <v:group w14:anchorId="71CCAF38" id="Grupo 6" o:spid="_x0000_s1026" style="position:absolute;margin-left:134.7pt;margin-top:19.3pt;width:171.85pt;height:440.85pt;z-index:251663360" coordsize="21824,55990" o:gfxdata="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">
+                <v:shape id="Imagen 8" o:spid="_x0000_s1027" type="#_x0000_t75" style="position:absolute;width:20758;height:28848;visibility:visible;mso-wrap-style:square" o:gfxdata="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">
+                  <v:imagedata r:id="rId16" o:title=""/>
+                </v:shape>
+                <v:shape id="Imagen 7" o:spid="_x0000_s1028" type="#_x0000_t75" style="position:absolute;top:28863;width:21824;height:27127;visibility:visible;mso-wrap-style:square" o:gfxdata="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">
+                  <v:imagedata r:id="rId17" o:title=""/>
+                </v:shape>
+                <w10:wrap type="tight"/>
+              </v:group>
+            </w:pict>
+          </mc:Fallback>
+        </mc:AlternateContent>
       </w:r>
       <w:r>
         <w:t xml:space="preserve">Diagrama de proceso propuesto </w:t>
@@ -7459,7 +8188,7 @@
       <w:r>
         <w:t xml:space="preserve"> diagrama de actividades inicial</w:t>
       </w:r>
-      <w:bookmarkEnd w:id="15"/>
+      <w:bookmarkEnd w:id="79"/>
       <w:r>
         <w:t xml:space="preserve"> </w:t>
       </w:r>
@@ -7498,81 +8227,6 @@
       <w:pPr>
         <w:pStyle w:val="Ttulo1"/>
       </w:pPr>
-      <w:r>
-        <w:rPr>
-          <w:noProof/>
-        </w:rPr>
-        <w:drawing>
-          <wp:anchor distT="0" distB="0" distL="114300" distR="114300" simplePos="0" relativeHeight="251663360" behindDoc="1" locked="0" layoutInCell="1" allowOverlap="1" wp14:anchorId="1BACD47D" wp14:editId="4949D61F">
-            <wp:simplePos x="0" y="0"/>
-            <wp:positionH relativeFrom="column">
-              <wp:posOffset>1711943</wp:posOffset>
-            </wp:positionH>
-            <wp:positionV relativeFrom="paragraph">
-              <wp:posOffset>374941</wp:posOffset>
-            </wp:positionV>
-            <wp:extent cx="2182495" cy="2712720"/>
-            <wp:effectExtent l="0" t="0" r="8255" b="0"/>
-            <wp:wrapTight wrapText="bothSides">
-              <wp:wrapPolygon edited="0">
-                <wp:start x="0" y="0"/>
-                <wp:lineTo x="0" y="21388"/>
-                <wp:lineTo x="21493" y="21388"/>
-                <wp:lineTo x="21493" y="0"/>
-                <wp:lineTo x="0" y="0"/>
-              </wp:wrapPolygon>
-            </wp:wrapTight>
-            <wp:docPr id="7" name="Imagen 7"/>
-            <wp:cNvGraphicFramePr>
-              <a:graphicFrameLocks xmlns:a="http://schemas.openxmlformats.org/drawingml/2006/main" noChangeAspect="1"/>
-            </wp:cNvGraphicFramePr>
-            <a:graphic xmlns:a="http://schemas.openxmlformats.org/drawingml/2006/main">
-              <a:graphicData uri="http://schemas.openxmlformats.org/drawingml/2006/picture">
-                <pic:pic xmlns:pic="http://schemas.openxmlformats.org/drawingml/2006/picture">
-                  <pic:nvPicPr>
-                    <pic:cNvPr id="0" name="Picture 4"/>
-                    <pic:cNvPicPr>
-                      <a:picLocks noChangeAspect="1" noChangeArrowheads="1"/>
-                    </pic:cNvPicPr>
-                  </pic:nvPicPr>
-                  <pic:blipFill>
-                    <a:blip r:embed="rId13">
-                      <a:extLst>
-                        <a:ext uri="{28A0092B-C50C-407E-A947-70E740481C1C}">
-                          <a14:useLocalDpi xmlns:a14="http://schemas.microsoft.com/office/drawing/2010/main" val="0"/>
-                        </a:ext>
-                      </a:extLst>
-                    </a:blip>
-                    <a:srcRect/>
-                    <a:stretch>
-                      <a:fillRect/>
-                    </a:stretch>
-                  </pic:blipFill>
-                  <pic:spPr bwMode="auto">
-                    <a:xfrm>
-                      <a:off x="0" y="0"/>
-                      <a:ext cx="2182495" cy="2712720"/>
-                    </a:xfrm>
-                    <a:prstGeom prst="rect">
-                      <a:avLst/>
-                    </a:prstGeom>
-                    <a:noFill/>
-                    <a:ln>
-                      <a:noFill/>
-                    </a:ln>
-                  </pic:spPr>
-                </pic:pic>
-              </a:graphicData>
-            </a:graphic>
-            <wp14:sizeRelH relativeFrom="page">
-              <wp14:pctWidth>0</wp14:pctWidth>
-            </wp14:sizeRelH>
-            <wp14:sizeRelV relativeFrom="page">
-              <wp14:pctHeight>0</wp14:pctHeight>
-            </wp14:sizeRelV>
-          </wp:anchor>
-        </w:drawing>
-      </w:r>
     </w:p>
     <w:p>
       <w:pPr>
@@ -7849,29 +8503,15 @@
           <w:bCs/>
         </w:rPr>
       </w:pPr>
+      <w:bookmarkStart w:id="80" w:name="_Toc228301700"/>
       <w:r>
         <w:rPr>
           <w:b w:val="0"/>
           <w:bCs/>
         </w:rPr>
-        <w:t xml:space="preserve">El proceso propuesto incorpora el uso de un </w:t>
-      </w:r>
-      <w:proofErr w:type="spellStart"/>
-      <w:r>
-        <w:rPr>
-          <w:b w:val="0"/>
-          <w:bCs/>
-        </w:rPr>
-        <w:t>dashboard</w:t>
-      </w:r>
-      <w:proofErr w:type="spellEnd"/>
-      <w:r>
-        <w:rPr>
-          <w:b w:val="0"/>
-          <w:bCs/>
-        </w:rPr>
-        <w:t xml:space="preserve"> interactivo que permite centralizar la información electoral y los planes de gobierno en un solo sistema. A través de herramientas de inteligencia de negocios, el usuario puede visualizar datos mediante gráficos dinámicos, aplicar filtros y comparar candidatos de manera rápida y eficiente. Esto reduce el tiempo de análisis, mejora la comprensión de la información y facilita la toma de decisiones informadas.</w:t>
-      </w:r>
+        <w:t>El proceso propuesto incorpora el uso de un dashboard interactivo que permite centralizar la información electoral y los planes de gobierno en un solo sistema. A través de herramientas de inteligencia de negocios, el usuario puede visualizar datos mediante gráficos dinámicos, aplicar filtros y comparar candidatos de manera rápida y eficiente. Esto reduce el tiempo de análisis, mejora la comprensión de la información y facilita la toma de decisiones informadas.</w:t>
+      </w:r>
+      <w:bookmarkEnd w:id="80"/>
     </w:p>
     <w:p/>
     <w:p/>
@@ -7884,11 +8524,11 @@
           <w:numId w:val="1"/>
         </w:numPr>
       </w:pPr>
-      <w:bookmarkStart w:id="16" w:name="_Toc228227813"/>
+      <w:bookmarkStart w:id="81" w:name="_Toc228301701"/>
       <w:r>
         <w:t>ESPECIFICACION DE REQUERIMIENTOS DE SOFTWARE</w:t>
       </w:r>
-      <w:bookmarkEnd w:id="16"/>
+      <w:bookmarkEnd w:id="81"/>
       <w:r>
         <w:t xml:space="preserve"> </w:t>
       </w:r>
@@ -7901,11 +8541,11 @@
           <w:numId w:val="1"/>
         </w:numPr>
       </w:pPr>
-      <w:bookmarkStart w:id="17" w:name="_Toc228227814"/>
+      <w:bookmarkStart w:id="82" w:name="_Toc228301702"/>
       <w:r>
         <w:t>Cuadro de requerimientos funcional inicial</w:t>
       </w:r>
-      <w:bookmarkEnd w:id="17"/>
+      <w:bookmarkEnd w:id="82"/>
     </w:p>
     <w:p>
       <w:r>
@@ -8909,12 +9549,12 @@
           <w:numId w:val="1"/>
         </w:numPr>
       </w:pPr>
-      <w:bookmarkStart w:id="18" w:name="_Toc228227815"/>
+      <w:bookmarkStart w:id="83" w:name="_Toc228301703"/>
       <w:r>
         <w:lastRenderedPageBreak/>
         <w:t>Cuadro de requerimiento no funcionales</w:t>
       </w:r>
-      <w:bookmarkEnd w:id="18"/>
+      <w:bookmarkEnd w:id="83"/>
     </w:p>
     <w:p>
       <w:r>
@@ -9838,15 +10478,20 @@
           <w:numId w:val="1"/>
         </w:numPr>
       </w:pPr>
-      <w:bookmarkStart w:id="19" w:name="_Toc228227816"/>
+      <w:bookmarkStart w:id="84" w:name="_Toc228301704"/>
       <w:r>
         <w:t>C</w:t>
       </w:r>
       <w:r>
         <w:t>uadro de requerimientos funcionales final</w:t>
       </w:r>
-      <w:bookmarkEnd w:id="19"/>
-    </w:p>
+      <w:bookmarkEnd w:id="84"/>
+    </w:p>
+    <w:p/>
+    <w:p/>
+    <w:p/>
+    <w:p/>
+    <w:p/>
     <w:p>
       <w:r>
         <w:fldChar w:fldCharType="begin"/>
@@ -9894,6 +10539,7 @@
                 <w:b/>
                 <w:bCs/>
               </w:rPr>
+              <w:lastRenderedPageBreak/>
               <w:t>Código</w:t>
             </w:r>
           </w:p>
@@ -10068,7 +10714,6 @@
               <w:rPr>
                 <w:rFonts w:ascii="Times New Roman" w:hAnsi="Times New Roman" w:cs="Times New Roman"/>
               </w:rPr>
-              <w:lastRenderedPageBreak/>
               <w:t>RF02</w:t>
             </w:r>
           </w:p>
@@ -10493,16 +11138,8 @@
               <w:rPr>
                 <w:rFonts w:ascii="Times New Roman" w:hAnsi="Times New Roman" w:cs="Times New Roman"/>
               </w:rPr>
-              <w:t xml:space="preserve">Interacción con </w:t>
-            </w:r>
-            <w:proofErr w:type="spellStart"/>
-            <w:r>
-              <w:rPr>
-                <w:rFonts w:ascii="Times New Roman" w:hAnsi="Times New Roman" w:cs="Times New Roman"/>
-              </w:rPr>
-              <w:t>dashboard</w:t>
-            </w:r>
-            <w:proofErr w:type="spellEnd"/>
+              <w:t>Interacción con dashboard</w:t>
+            </w:r>
           </w:p>
         </w:tc>
         <w:tc>
@@ -10520,21 +11157,7 @@
               <w:rPr>
                 <w:rFonts w:ascii="Times New Roman" w:hAnsi="Times New Roman" w:cs="Times New Roman"/>
               </w:rPr>
-              <w:t xml:space="preserve">El usuario podrá interactuar con el </w:t>
-            </w:r>
-            <w:proofErr w:type="spellStart"/>
-            <w:r>
-              <w:rPr>
-                <w:rFonts w:ascii="Times New Roman" w:hAnsi="Times New Roman" w:cs="Times New Roman"/>
-              </w:rPr>
-              <w:t>dashboard</w:t>
-            </w:r>
-            <w:proofErr w:type="spellEnd"/>
-            <w:r>
-              <w:rPr>
-                <w:rFonts w:ascii="Times New Roman" w:hAnsi="Times New Roman" w:cs="Times New Roman"/>
-              </w:rPr>
-              <w:t xml:space="preserve"> mediante clics, filtros y segmentación de datos</w:t>
+              <w:t>El usuario podrá interactuar con el dashboard mediante clics, filtros y segmentación de datos</w:t>
             </w:r>
           </w:p>
         </w:tc>
@@ -10748,13 +11371,11 @@
           <w:numId w:val="1"/>
         </w:numPr>
       </w:pPr>
-      <w:bookmarkStart w:id="20" w:name="_Toc228227817"/>
+      <w:bookmarkStart w:id="85" w:name="_Toc228301705"/>
       <w:r>
         <w:t>Reglas de negocio</w:t>
       </w:r>
-      <w:bookmarkEnd w:id="20"/>
-    </w:p>
-    <w:p>
+      <w:bookmarkEnd w:id="85"/>
       <w:r>
         <w:fldChar w:fldCharType="begin"/>
       </w:r>
@@ -10932,6 +11553,7 @@
               <w:rPr>
                 <w:rFonts w:ascii="Times New Roman" w:hAnsi="Times New Roman" w:cs="Times New Roman"/>
               </w:rPr>
+              <w:lastRenderedPageBreak/>
               <w:t>RN02</w:t>
             </w:r>
           </w:p>
@@ -11056,7 +11678,6 @@
               <w:rPr>
                 <w:rFonts w:ascii="Times New Roman" w:hAnsi="Times New Roman" w:cs="Times New Roman"/>
               </w:rPr>
-              <w:lastRenderedPageBreak/>
               <w:t>RN04</w:t>
             </w:r>
           </w:p>
@@ -11362,11 +11983,11 @@
           <w:numId w:val="1"/>
         </w:numPr>
       </w:pPr>
-      <w:bookmarkStart w:id="21" w:name="_Toc228227818"/>
+      <w:bookmarkStart w:id="86" w:name="_Toc228301706"/>
       <w:r>
         <w:t>FASE DE DESARROLLO</w:t>
       </w:r>
-      <w:bookmarkEnd w:id="21"/>
+      <w:bookmarkEnd w:id="86"/>
       <w:r>
         <w:t xml:space="preserve"> </w:t>
       </w:r>
@@ -11379,11 +12000,16 @@
           <w:numId w:val="1"/>
         </w:numPr>
       </w:pPr>
-      <w:bookmarkStart w:id="22" w:name="_Toc228227819"/>
+      <w:bookmarkStart w:id="87" w:name="_Toc228301707"/>
       <w:r>
         <w:t>Perfiles de usuario</w:t>
       </w:r>
-      <w:bookmarkEnd w:id="22"/>
+      <w:bookmarkEnd w:id="87"/>
+    </w:p>
+    <w:p>
+      <w:pPr>
+        <w:pStyle w:val="Ttulo2"/>
+      </w:pPr>
       <w:r>
         <w:fldChar w:fldCharType="begin"/>
       </w:r>
@@ -11635,18 +12261,8 @@
                 <w:b/>
                 <w:bCs/>
               </w:rPr>
-              <w:t xml:space="preserve">Administrador del </w:t>
-            </w:r>
-            <w:proofErr w:type="spellStart"/>
-            <w:r>
-              <w:rPr>
-                <w:rFonts w:ascii="Times New Roman" w:hAnsi="Times New Roman" w:cs="Times New Roman"/>
-                <w:b/>
-                <w:bCs/>
-              </w:rPr>
-              <w:t>dashboard</w:t>
-            </w:r>
-            <w:proofErr w:type="spellEnd"/>
+              <w:t>Administrador del dashboard</w:t>
+            </w:r>
           </w:p>
         </w:tc>
         <w:tc>
@@ -11683,21 +12299,7 @@
               <w:rPr>
                 <w:rFonts w:ascii="Times New Roman" w:hAnsi="Times New Roman" w:cs="Times New Roman"/>
               </w:rPr>
-              <w:t xml:space="preserve">Actualizar datos, mantener visualizaciones y verificar el correcto funcionamiento del </w:t>
-            </w:r>
-            <w:proofErr w:type="spellStart"/>
-            <w:r>
-              <w:rPr>
-                <w:rFonts w:ascii="Times New Roman" w:hAnsi="Times New Roman" w:cs="Times New Roman"/>
-              </w:rPr>
-              <w:t>dashboard</w:t>
-            </w:r>
-            <w:proofErr w:type="spellEnd"/>
-            <w:r>
-              <w:rPr>
-                <w:rFonts w:ascii="Times New Roman" w:hAnsi="Times New Roman" w:cs="Times New Roman"/>
-              </w:rPr>
-              <w:t>.</w:t>
+              <w:t>Actualizar datos, mantener visualizaciones y verificar el correcto funcionamiento del dashboard.</w:t>
             </w:r>
           </w:p>
         </w:tc>
@@ -11716,11 +12318,12 @@
           <w:numId w:val="1"/>
         </w:numPr>
       </w:pPr>
-      <w:bookmarkStart w:id="23" w:name="_Toc228227820"/>
-      <w:r>
+      <w:bookmarkStart w:id="88" w:name="_Toc228301708"/>
+      <w:r>
+        <w:lastRenderedPageBreak/>
         <w:t>Modelo conceptual</w:t>
       </w:r>
-      <w:bookmarkEnd w:id="23"/>
+      <w:bookmarkEnd w:id="88"/>
       <w:r>
         <w:t xml:space="preserve"> </w:t>
       </w:r>
@@ -11733,36 +12336,28 @@
           <w:numId w:val="1"/>
         </w:numPr>
       </w:pPr>
-      <w:bookmarkStart w:id="24" w:name="_Toc228227821"/>
-      <w:r>
-        <w:t>Diagrama de paquetes</w:t>
-      </w:r>
-      <w:bookmarkEnd w:id="24"/>
-    </w:p>
-    <w:p/>
-    <w:p/>
-    <w:p/>
-    <w:p/>
-    <w:p>
-      <w:r>
-        <w:lastRenderedPageBreak/>
+      <w:bookmarkStart w:id="89" w:name="_Toc228301709"/>
+      <w:r>
+        <w:rPr>
+          <w:noProof/>
+        </w:rPr>
         <w:drawing>
-          <wp:anchor distT="0" distB="0" distL="114300" distR="114300" simplePos="0" relativeHeight="251666432" behindDoc="1" locked="0" layoutInCell="1" allowOverlap="1" wp14:anchorId="0EA7B888" wp14:editId="735A8DDE">
+          <wp:anchor distT="0" distB="0" distL="114300" distR="114300" simplePos="0" relativeHeight="251666432" behindDoc="1" locked="0" layoutInCell="1" allowOverlap="1" wp14:anchorId="0EA7B888" wp14:editId="026ADA2C">
             <wp:simplePos x="0" y="0"/>
-            <wp:positionH relativeFrom="column">
-              <wp:posOffset>616447</wp:posOffset>
+            <wp:positionH relativeFrom="margin">
+              <wp:posOffset>278296</wp:posOffset>
             </wp:positionH>
             <wp:positionV relativeFrom="paragraph">
-              <wp:posOffset>68</wp:posOffset>
+              <wp:posOffset>339366</wp:posOffset>
             </wp:positionV>
-            <wp:extent cx="5400040" cy="2389505"/>
-            <wp:effectExtent l="0" t="0" r="0" b="0"/>
+            <wp:extent cx="5478145" cy="2423795"/>
+            <wp:effectExtent l="0" t="0" r="8255" b="0"/>
             <wp:wrapTight wrapText="bothSides">
               <wp:wrapPolygon edited="0">
                 <wp:start x="0" y="0"/>
-                <wp:lineTo x="0" y="21353"/>
-                <wp:lineTo x="21488" y="21353"/>
-                <wp:lineTo x="21488" y="0"/>
+                <wp:lineTo x="0" y="21391"/>
+                <wp:lineTo x="21557" y="21391"/>
+                <wp:lineTo x="21557" y="0"/>
                 <wp:lineTo x="0" y="0"/>
               </wp:wrapPolygon>
             </wp:wrapTight>
@@ -11778,7 +12373,7 @@
                     <pic:cNvPicPr/>
                   </pic:nvPicPr>
                   <pic:blipFill>
-                    <a:blip r:embed="rId14">
+                    <a:blip r:embed="rId18">
                       <a:extLst>
                         <a:ext uri="{28A0092B-C50C-407E-A947-70E740481C1C}">
                           <a14:useLocalDpi xmlns:a14="http://schemas.microsoft.com/office/drawing/2010/main" val="0"/>
@@ -11792,7 +12387,7 @@
                   <pic:spPr>
                     <a:xfrm>
                       <a:off x="0" y="0"/>
-                      <a:ext cx="5400040" cy="2389505"/>
+                      <a:ext cx="5478145" cy="2423795"/>
                     </a:xfrm>
                     <a:prstGeom prst="rect">
                       <a:avLst/>
@@ -11810,15 +12405,11 @@
           </wp:anchor>
         </w:drawing>
       </w:r>
-    </w:p>
-    <w:p/>
-    <w:p/>
-    <w:p/>
-    <w:p/>
-    <w:p/>
-    <w:p/>
-    <w:p/>
-    <w:p/>
+      <w:r>
+        <w:t>Diagrama de paquetes</w:t>
+      </w:r>
+      <w:bookmarkEnd w:id="89"/>
+    </w:p>
     <w:p>
       <w:r>
         <w:rPr>
@@ -11827,13 +12418,13 @@
         <mc:AlternateContent>
           <mc:Choice Requires="wps">
             <w:drawing>
-              <wp:anchor distT="0" distB="0" distL="114300" distR="114300" simplePos="0" relativeHeight="251668480" behindDoc="1" locked="0" layoutInCell="1" allowOverlap="1" wp14:anchorId="37A0BBE7" wp14:editId="5B1DC1C6">
+              <wp:anchor distT="0" distB="0" distL="114300" distR="114300" simplePos="0" relativeHeight="251668480" behindDoc="1" locked="0" layoutInCell="1" allowOverlap="1" wp14:anchorId="37A0BBE7" wp14:editId="3A334DD7">
                 <wp:simplePos x="0" y="0"/>
                 <wp:positionH relativeFrom="margin">
-                  <wp:align>right</wp:align>
+                  <wp:posOffset>1770601</wp:posOffset>
                 </wp:positionH>
                 <wp:positionV relativeFrom="paragraph">
-                  <wp:posOffset>10366</wp:posOffset>
+                  <wp:posOffset>2568685</wp:posOffset>
                 </wp:positionV>
                 <wp:extent cx="3390900" cy="485775"/>
                 <wp:effectExtent l="0" t="0" r="0" b="9525"/>
@@ -11984,7 +12575,7 @@
           </mc:Choice>
           <mc:Fallback>
             <w:pict>
-              <v:shape w14:anchorId="37A0BBE7" id="Cuadro de texto 13" o:spid="_x0000_s1028" type="#_x0000_t202" style="position:absolute;margin-left:215.8pt;margin-top:.8pt;width:267pt;height:38.25pt;z-index:-251648000;visibility:visible;mso-wrap-style:square;mso-height-percent:0;mso-wrap-distance-left:9pt;mso-wrap-distance-top:0;mso-wrap-distance-right:9pt;mso-wrap-distance-bottom:0;mso-position-horizontal:right;mso-position-horizontal-relative:margin;mso-position-vertical:absolute;mso-position-vertical-relative:text;mso-height-percent:0;mso-height-relative:margin;v-text-anchor:top" o:gfxdata="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" stroked="f">
+              <v:shape w14:anchorId="37A0BBE7" id="Cuadro de texto 13" o:spid="_x0000_s1028" type="#_x0000_t202" style="position:absolute;margin-left:139.4pt;margin-top:202.25pt;width:267pt;height:38.25pt;z-index:-251648000;visibility:visible;mso-wrap-style:square;mso-height-percent:0;mso-wrap-distance-left:9pt;mso-wrap-distance-top:0;mso-wrap-distance-right:9pt;mso-wrap-distance-bottom:0;mso-position-horizontal:absolute;mso-position-horizontal-relative:margin;mso-position-vertical:absolute;mso-position-vertical-relative:text;mso-height-percent:0;mso-height-relative:margin;v-text-anchor:top" o:gfxdata="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" stroked="f">
                 <v:textbox inset="0,0,0,0">
                   <w:txbxContent>
                     <w:p>
@@ -12102,6 +12693,7 @@
           <w:bCs/>
         </w:rPr>
       </w:pPr>
+      <w:bookmarkStart w:id="90" w:name="_Toc228301710"/>
       <w:r>
         <w:rPr>
           <w:b w:val="0"/>
@@ -12125,6 +12717,7 @@
         </w:rPr>
         <w:t xml:space="preserve"> interactivos.</w:t>
       </w:r>
+      <w:bookmarkEnd w:id="90"/>
     </w:p>
     <w:p/>
     <w:p>
@@ -12135,12 +12728,12 @@
           <w:numId w:val="1"/>
         </w:numPr>
       </w:pPr>
-      <w:bookmarkStart w:id="25" w:name="_Toc228227822"/>
+      <w:bookmarkStart w:id="91" w:name="_Toc228301711"/>
       <w:r>
         <w:lastRenderedPageBreak/>
         <w:t>Diagramas de casos de uso</w:t>
       </w:r>
-      <w:bookmarkEnd w:id="25"/>
+      <w:bookmarkEnd w:id="91"/>
       <w:r>
         <w:t xml:space="preserve"> </w:t>
       </w:r>
@@ -12150,6 +12743,9 @@
         <w:ind w:left="1416"/>
       </w:pPr>
       <w:r>
+        <w:rPr>
+          <w:noProof/>
+        </w:rPr>
         <w:drawing>
           <wp:inline distT="0" distB="0" distL="0" distR="0" wp14:anchorId="5EF9065B" wp14:editId="2E56DD0D">
             <wp:extent cx="4848225" cy="3970380"/>
@@ -12166,7 +12762,7 @@
                     <pic:cNvPicPr/>
                   </pic:nvPicPr>
                   <pic:blipFill rotWithShape="1">
-                    <a:blip r:embed="rId15"/>
+                    <a:blip r:embed="rId19"/>
                     <a:srcRect t="4176"/>
                     <a:stretch/>
                   </pic:blipFill>
@@ -12505,28 +13101,21 @@
           <w:bCs/>
         </w:rPr>
       </w:pPr>
+      <w:bookmarkStart w:id="92" w:name="_Toc228301712"/>
       <w:r>
         <w:rPr>
           <w:b w:val="0"/>
           <w:bCs/>
         </w:rPr>
-        <w:t xml:space="preserve">El diagrama de casos de uso del sistema </w:t>
-      </w:r>
-      <w:proofErr w:type="spellStart"/>
+        <w:t>El diagrama de casos de uso del sistema Dashboard de análisis electoral representa la interacción entre los actores y las funcionalidades principales del sistema. Se identifican tres actores: el Usuario General, el Analista de Datos y el Administrador.</w:t>
+      </w:r>
+      <w:bookmarkEnd w:id="92"/>
       <w:r>
         <w:rPr>
           <w:b w:val="0"/>
           <w:bCs/>
         </w:rPr>
-        <w:t>Dashboard</w:t>
-      </w:r>
-      <w:proofErr w:type="spellEnd"/>
-      <w:r>
-        <w:rPr>
-          <w:b w:val="0"/>
-          <w:bCs/>
-        </w:rPr>
-        <w:t xml:space="preserve"> de análisis electoral representa la interacción entre los actores y las funcionalidades principales del sistema. Se identifican tres actores: el Usuario General, el Analista de Datos y el Administrador. </w:t>
+        <w:t xml:space="preserve"> </w:t>
       </w:r>
       <w:r>
         <w:rPr>
@@ -12545,12 +13134,21 @@
           <w:bCs/>
         </w:rPr>
       </w:pPr>
+      <w:bookmarkStart w:id="93" w:name="_Toc228301713"/>
       <w:r>
         <w:rPr>
           <w:b w:val="0"/>
           <w:bCs/>
         </w:rPr>
-        <w:t xml:space="preserve">El Usuario General interactúa con el sistema para visualizar resultados electorales, filtrar información, consultar planes de gobierno, comparar candidatos y generar reportes visuales, lo que le permite comprender de manera sencilla la información electoral. </w:t>
+        <w:t>El Usuario General interactúa con el sistema para visualizar resultados electorales, filtrar información, consultar planes de gobierno, comparar candidatos y generar reportes visuales, lo que le permite comprender de manera sencilla la información electoral.</w:t>
+      </w:r>
+      <w:bookmarkEnd w:id="93"/>
+      <w:r>
+        <w:rPr>
+          <w:b w:val="0"/>
+          <w:bCs/>
+        </w:rPr>
+        <w:t xml:space="preserve"> </w:t>
       </w:r>
     </w:p>
     <w:p>
@@ -12562,6 +13160,7 @@
           <w:bCs/>
         </w:rPr>
       </w:pPr>
+      <w:bookmarkStart w:id="94" w:name="_Toc228301714"/>
       <w:r>
         <w:rPr>
           <w:b w:val="0"/>
@@ -12569,6 +13168,7 @@
         </w:rPr>
         <w:t>Por su parte, el Analista de Datos realiza funciones más especializadas, como la clasificación de propuestas por sector, la generación de indicadores y la evaluación del impacto y viabilidad de las propuestas, además de participar en procesos de consulta y comparación.</w:t>
       </w:r>
+      <w:bookmarkEnd w:id="94"/>
     </w:p>
     <w:p/>
     <w:p>
@@ -12595,8 +13195,17 @@
           <w:b w:val="0"/>
           <w:bCs/>
         </w:rPr>
-        <w:t xml:space="preserve"> El Administrador se encarga de la gestión de la información, incluyendo la clasificación de propuestas y el soporte en la generación de indicadores.</w:t>
-      </w:r>
+        <w:t xml:space="preserve"> </w:t>
+      </w:r>
+      <w:bookmarkStart w:id="95" w:name="_Toc228301715"/>
+      <w:r>
+        <w:rPr>
+          <w:b w:val="0"/>
+          <w:bCs/>
+        </w:rPr>
+        <w:t>El Administrador se encarga de la gestión de la información, incluyendo la clasificación de propuestas y el soporte en la generación de indicadores.</w:t>
+      </w:r>
+      <w:bookmarkEnd w:id="95"/>
     </w:p>
     <w:p>
       <w:pPr>
@@ -12616,6 +13225,7 @@
           <w:bCs/>
         </w:rPr>
       </w:pPr>
+      <w:bookmarkStart w:id="96" w:name="_Toc228301716"/>
       <w:r>
         <w:rPr>
           <w:b w:val="0"/>
@@ -12653,24 +13263,9 @@
           <w:b w:val="0"/>
           <w:bCs/>
         </w:rPr>
-        <w:t xml:space="preserve">&gt;&gt;, que representan funcionalidades opcionales o complementarias, como la interacción con el </w:t>
-      </w:r>
-      <w:proofErr w:type="spellStart"/>
-      <w:r>
-        <w:rPr>
-          <w:b w:val="0"/>
-          <w:bCs/>
-        </w:rPr>
-        <w:t>dashboard</w:t>
-      </w:r>
-      <w:proofErr w:type="spellEnd"/>
-      <w:r>
-        <w:rPr>
-          <w:b w:val="0"/>
-          <w:bCs/>
-        </w:rPr>
-        <w:t xml:space="preserve"> al aplicar filtros. En conjunto, el diagrama refleja de manera estructurada los requerimientos funcionales del sistema, evidenciando cómo cada actor participa en las diferentes operaciones que permiten el análisis y visualización de la información electoral.</w:t>
-      </w:r>
+        <w:t>&gt;&gt;, que representan funcionalidades opcionales o complementarias, como la interacción con el dashboard al aplicar filtros. En conjunto, el diagrama refleja de manera estructurada los requerimientos funcionales del sistema, evidenciando cómo cada actor participa en las diferentes operaciones que permiten el análisis y visualización de la información electoral.</w:t>
+      </w:r>
+      <w:bookmarkEnd w:id="96"/>
     </w:p>
     <w:p/>
     <w:p>
@@ -12681,11 +13276,11 @@
           <w:numId w:val="1"/>
         </w:numPr>
       </w:pPr>
-      <w:bookmarkStart w:id="26" w:name="_Toc228227823"/>
+      <w:bookmarkStart w:id="97" w:name="_Toc228301717"/>
       <w:r>
         <w:t>Escenario de casos de usos (narrativa)</w:t>
       </w:r>
-      <w:bookmarkEnd w:id="26"/>
+      <w:bookmarkEnd w:id="97"/>
     </w:p>
     <w:tbl>
       <w:tblPr>
@@ -12797,7 +13392,6 @@
                 <w:lang w:eastAsia="es-PE"/>
               </w:rPr>
             </w:pPr>
-            <w:proofErr w:type="gramStart"/>
             <w:r>
               <w:rPr>
                 <w:rFonts w:ascii="Times New Roman" w:eastAsia="Times New Roman" w:hAnsi="Times New Roman" w:cs="Times New Roman"/>
@@ -12806,18 +13400,7 @@
                 <w:color w:val="000000"/>
                 <w:lang w:eastAsia="es-PE"/>
               </w:rPr>
-              <w:t>Id</w:t>
-            </w:r>
-            <w:proofErr w:type="gramEnd"/>
-            <w:r>
-              <w:rPr>
-                <w:rFonts w:ascii="Times New Roman" w:eastAsia="Times New Roman" w:hAnsi="Times New Roman" w:cs="Times New Roman"/>
-                <w:b/>
-                <w:bCs/>
-                <w:color w:val="000000"/>
-                <w:lang w:eastAsia="es-PE"/>
-              </w:rPr>
-              <w:t xml:space="preserve"> Caso de Uso</w:t>
+              <w:t>Id Caso de Uso</w:t>
             </w:r>
           </w:p>
         </w:tc>
@@ -13476,25 +14059,7 @@
                 <w:color w:val="000000"/>
                 <w:lang w:eastAsia="es-PE"/>
               </w:rPr>
-              <w:t xml:space="preserve">Permitir al usuario visualizar los resultados de las Elecciones Generales Perú 2021 mediante gráficos interactivos, indicadores y visualizaciones dinámicas dentro del </w:t>
-            </w:r>
-            <w:proofErr w:type="spellStart"/>
-            <w:r>
-              <w:rPr>
-                <w:rFonts w:ascii="Times New Roman" w:eastAsia="Times New Roman" w:hAnsi="Times New Roman" w:cs="Times New Roman"/>
-                <w:color w:val="000000"/>
-                <w:lang w:eastAsia="es-PE"/>
-              </w:rPr>
-              <w:t>dashboard</w:t>
-            </w:r>
-            <w:proofErr w:type="spellEnd"/>
-            <w:r>
-              <w:rPr>
-                <w:rFonts w:ascii="Times New Roman" w:eastAsia="Times New Roman" w:hAnsi="Times New Roman" w:cs="Times New Roman"/>
-                <w:color w:val="000000"/>
-                <w:lang w:eastAsia="es-PE"/>
-              </w:rPr>
-              <w:t>.</w:t>
+              <w:t>Permitir al usuario visualizar los resultados de las Elecciones Generales Perú 2021 mediante gráficos interactivos, indicadores y visualizaciones dinámicas dentro del dashboard.</w:t>
             </w:r>
           </w:p>
         </w:tc>
@@ -13789,25 +14354,7 @@
                 <w:color w:val="000000"/>
                 <w:lang w:eastAsia="es-PE"/>
               </w:rPr>
-              <w:t xml:space="preserve">2. Los datos electorales deben estar cargados en el </w:t>
-            </w:r>
-            <w:proofErr w:type="spellStart"/>
-            <w:r>
-              <w:rPr>
-                <w:rFonts w:ascii="Times New Roman" w:eastAsia="Times New Roman" w:hAnsi="Times New Roman" w:cs="Times New Roman"/>
-                <w:color w:val="000000"/>
-                <w:lang w:eastAsia="es-PE"/>
-              </w:rPr>
-              <w:t>dashboard</w:t>
-            </w:r>
-            <w:proofErr w:type="spellEnd"/>
-            <w:r>
-              <w:rPr>
-                <w:rFonts w:ascii="Times New Roman" w:eastAsia="Times New Roman" w:hAnsi="Times New Roman" w:cs="Times New Roman"/>
-                <w:color w:val="000000"/>
-                <w:lang w:eastAsia="es-PE"/>
-              </w:rPr>
-              <w:t>.</w:t>
+              <w:t>2. Los datos electorales deben estar cargados en el dashboard.</w:t>
             </w:r>
           </w:p>
         </w:tc>
@@ -14295,25 +14842,7 @@
                 <w:color w:val="000000"/>
                 <w:lang w:eastAsia="es-PE"/>
               </w:rPr>
-              <w:t xml:space="preserve">1. Accede al </w:t>
-            </w:r>
-            <w:proofErr w:type="spellStart"/>
-            <w:r>
-              <w:rPr>
-                <w:rFonts w:ascii="Times New Roman" w:eastAsia="Times New Roman" w:hAnsi="Times New Roman" w:cs="Times New Roman"/>
-                <w:color w:val="000000"/>
-                <w:lang w:eastAsia="es-PE"/>
-              </w:rPr>
-              <w:t>dashboard</w:t>
-            </w:r>
-            <w:proofErr w:type="spellEnd"/>
-            <w:r>
-              <w:rPr>
-                <w:rFonts w:ascii="Times New Roman" w:eastAsia="Times New Roman" w:hAnsi="Times New Roman" w:cs="Times New Roman"/>
-                <w:color w:val="000000"/>
-                <w:lang w:eastAsia="es-PE"/>
-              </w:rPr>
-              <w:t xml:space="preserve"> electoral.</w:t>
+              <w:t>1. Accede al dashboard electoral.</w:t>
             </w:r>
           </w:p>
         </w:tc>
@@ -15116,7 +15645,7 @@
           <w:numId w:val="1"/>
         </w:numPr>
       </w:pPr>
-      <w:bookmarkStart w:id="27" w:name="_Toc228227824"/>
+      <w:bookmarkStart w:id="98" w:name="_Toc228301718"/>
       <w:r>
         <w:lastRenderedPageBreak/>
         <w:t xml:space="preserve">Modelo </w:t>
@@ -15125,7 +15654,7 @@
       <w:r>
         <w:t>logico</w:t>
       </w:r>
-      <w:bookmarkEnd w:id="27"/>
+      <w:bookmarkEnd w:id="98"/>
       <w:proofErr w:type="spellEnd"/>
     </w:p>
     <w:p>
@@ -15136,7 +15665,7 @@
           <w:numId w:val="1"/>
         </w:numPr>
       </w:pPr>
-      <w:bookmarkStart w:id="28" w:name="_Toc228227825"/>
+      <w:bookmarkStart w:id="99" w:name="_Toc228301719"/>
       <w:proofErr w:type="spellStart"/>
       <w:r>
         <w:t>Analisis</w:t>
@@ -15145,7 +15674,7 @@
       <w:r>
         <w:t xml:space="preserve"> de objetos</w:t>
       </w:r>
-      <w:bookmarkEnd w:id="28"/>
+      <w:bookmarkEnd w:id="99"/>
     </w:p>
     <w:p>
       <w:pPr>
@@ -15155,11 +15684,11 @@
           <w:numId w:val="1"/>
         </w:numPr>
       </w:pPr>
-      <w:bookmarkStart w:id="29" w:name="_Toc228227826"/>
+      <w:bookmarkStart w:id="100" w:name="_Toc228301720"/>
       <w:r>
         <w:t>Diagrama de actividades con objetos</w:t>
       </w:r>
-      <w:bookmarkEnd w:id="29"/>
+      <w:bookmarkEnd w:id="100"/>
     </w:p>
     <w:p>
       <w:pPr>
@@ -15169,11 +15698,11 @@
           <w:numId w:val="1"/>
         </w:numPr>
       </w:pPr>
-      <w:bookmarkStart w:id="30" w:name="_Toc228227827"/>
+      <w:bookmarkStart w:id="101" w:name="_Toc228301721"/>
       <w:r>
         <w:t>Diagrama de secuencia</w:t>
       </w:r>
-      <w:bookmarkEnd w:id="30"/>
+      <w:bookmarkEnd w:id="101"/>
     </w:p>
     <w:p>
       <w:pPr>
@@ -15183,11 +15712,11 @@
           <w:numId w:val="1"/>
         </w:numPr>
       </w:pPr>
-      <w:bookmarkStart w:id="31" w:name="_Toc228227828"/>
+      <w:bookmarkStart w:id="102" w:name="_Toc228301722"/>
       <w:r>
         <w:t>Diagrama de clases</w:t>
       </w:r>
-      <w:bookmarkEnd w:id="31"/>
+      <w:bookmarkEnd w:id="102"/>
       <w:r>
         <w:t xml:space="preserve"> </w:t>
       </w:r>
@@ -15200,11 +15729,11 @@
           <w:numId w:val="1"/>
         </w:numPr>
       </w:pPr>
-      <w:bookmarkStart w:id="32" w:name="_Toc228227829"/>
+      <w:bookmarkStart w:id="103" w:name="_Toc228301723"/>
       <w:r>
         <w:t>CONCLUCIONES</w:t>
       </w:r>
-      <w:bookmarkEnd w:id="32"/>
+      <w:bookmarkEnd w:id="103"/>
     </w:p>
     <w:p>
       <w:pPr>
@@ -15214,11 +15743,11 @@
           <w:numId w:val="1"/>
         </w:numPr>
       </w:pPr>
-      <w:bookmarkStart w:id="33" w:name="_Toc228227830"/>
+      <w:bookmarkStart w:id="104" w:name="_Toc228301724"/>
       <w:r>
         <w:t>RECOMENDACIONES</w:t>
       </w:r>
-      <w:bookmarkEnd w:id="33"/>
+      <w:bookmarkEnd w:id="104"/>
     </w:p>
     <w:p>
       <w:pPr>
@@ -15228,11 +15757,11 @@
           <w:numId w:val="1"/>
         </w:numPr>
       </w:pPr>
-      <w:bookmarkStart w:id="34" w:name="_Toc228227831"/>
+      <w:bookmarkStart w:id="105" w:name="_Toc228301725"/>
       <w:r>
         <w:t>BIBLIOGRAFIA</w:t>
       </w:r>
-      <w:bookmarkEnd w:id="34"/>
+      <w:bookmarkEnd w:id="105"/>
     </w:p>
     <w:p>
       <w:pPr>
@@ -15242,18 +15771,18 @@
           <w:numId w:val="1"/>
         </w:numPr>
       </w:pPr>
-      <w:bookmarkStart w:id="35" w:name="_Toc228227832"/>
+      <w:bookmarkStart w:id="106" w:name="_Toc228301726"/>
       <w:r>
         <w:t>WEBGRAFIA</w:t>
       </w:r>
-      <w:bookmarkEnd w:id="35"/>
+      <w:bookmarkEnd w:id="106"/>
       <w:r>
         <w:t xml:space="preserve"> </w:t>
       </w:r>
     </w:p>
     <w:sectPr>
-      <w:headerReference w:type="default" r:id="rId16"/>
-      <w:footerReference w:type="default" r:id="rId17"/>
+      <w:headerReference w:type="default" r:id="rId20"/>
+      <w:footerReference w:type="default" r:id="rId21"/>
       <w:pgSz w:w="11906" w:h="16838"/>
       <w:pgMar w:top="1417" w:right="1701" w:bottom="1417" w:left="1701" w:header="708" w:footer="708" w:gutter="0"/>
       <w:cols w:space="708"/>
@@ -15265,7 +15794,7 @@
 </file>
 
 <file path=word/endnotes.xml><?xml version="1.0" encoding="utf-8"?>
-<w:endnotes xmlns:wpc="http://schemas.microsoft.com/office/word/2010/wordprocessingCanvas" xmlns:cx="http://schemas.microsoft.com/office/drawing/2014/chartex" xmlns:cx1="http://schemas.microsoft.com/office/drawing/2015/9/8/chartex" xmlns:cx2="http://schemas.microsoft.com/office/drawing/2015/10/21/chartex" xmlns:cx3="http://schemas.microsoft.com/office/drawing/2016/5/9/chartex" xmlns:cx4="http://schemas.microsoft.com/office/drawing/2016/5/10/chartex" xmlns:cx5="http://schemas.microsoft.com/office/drawing/2016/5/11/chartex" xmlns:cx6="http://schemas.microsoft.com/office/drawing/2016/5/12/chartex" xmlns:cx7="http://schemas.microsoft.com/office/drawing/2016/5/13/chartex" xmlns:cx8="http://schemas.microsoft.com/office/drawing/2016/5/14/chartex" xmlns:mc="http://schemas.openxmlformats.org/markup-compatibility/2006" xmlns:aink="http://schemas.microsoft.com/office/drawing/2016/ink" xmlns:am3d="http://schemas.microsoft.com/office/drawing/2017/model3d" xmlns:o="urn:schemas-microsoft-com:office:office" xmlns:r="http://schemas.openxmlformats.org/officeDocument/2006/relationships" xmlns:m="http://schemas.openxmlformats.org/officeDocument/2006/math" xmlns:v="urn:schemas-microsoft-com:vml" xmlns:wp14="http://schemas.microsoft.com/office/word/2010/wordprocessingDrawing" xmlns:wp="http://schemas.openxmlformats.org/drawingml/2006/wordprocessingDrawing" xmlns:w10="urn:schemas-microsoft-com:office:word" xmlns:w="http://schemas.openxmlformats.org/wordprocessingml/2006/main" xmlns:w14="http://schemas.microsoft.com/office/word/2010/wordml" xmlns:w15="http://schemas.microsoft.com/office/word/2012/wordml" xmlns:w16cex="http://schemas.microsoft.com/office/word/2018/wordml/cex" xmlns:w16cid="http://schemas.microsoft.com/office/word/2016/wordml/cid" xmlns:w16="http://schemas.microsoft.com/office/word/2018/wordml" xmlns:w16sdtdh="http://schemas.microsoft.com/office/word/2020/wordml/sdtdatahash" xmlns:w16se="http://schemas.microsoft.com/office/word/2015/wordml/symex" xmlns:wpg="http://schemas.microsoft.com/office/word/2010/wordprocessingGroup" xmlns:wpi="http://schemas.microsoft.com/office/word/2010/wordprocessingInk" xmlns:wne="http://schemas.microsoft.com/office/word/2006/wordml" xmlns:wps="http://schemas.microsoft.com/office/word/2010/wordprocessingShape" mc:Ignorable="w14 w15 w16se w16cid w16 w16cex w16sdtdh wp14">
+<w:endnotes xmlns:wpc="http://schemas.microsoft.com/office/word/2010/wordprocessingCanvas" xmlns:cx="http://schemas.microsoft.com/office/drawing/2014/chartex" xmlns:cx1="http://schemas.microsoft.com/office/drawing/2015/9/8/chartex" xmlns:cx2="http://schemas.microsoft.com/office/drawing/2015/10/21/chartex" xmlns:cx3="http://schemas.microsoft.com/office/drawing/2016/5/9/chartex" xmlns:cx4="http://schemas.microsoft.com/office/drawing/2016/5/10/chartex" xmlns:cx5="http://schemas.microsoft.com/office/drawing/2016/5/11/chartex" xmlns:cx6="http://schemas.microsoft.com/office/drawing/2016/5/12/chartex" xmlns:cx7="http://schemas.microsoft.com/office/drawing/2016/5/13/chartex" xmlns:cx8="http://schemas.microsoft.com/office/drawing/2016/5/14/chartex" xmlns:mc="http://schemas.openxmlformats.org/markup-compatibility/2006" xmlns:aink="http://schemas.microsoft.com/office/drawing/2016/ink" xmlns:am3d="http://schemas.microsoft.com/office/drawing/2017/model3d" xmlns:o="urn:schemas-microsoft-com:office:office" xmlns:r="http://schemas.openxmlformats.org/officeDocument/2006/relationships" xmlns:m="http://schemas.openxmlformats.org/officeDocument/2006/math" xmlns:v="urn:schemas-microsoft-com:vml" xmlns:wp14="http://schemas.microsoft.com/office/word/2010/wordprocessingDrawing" xmlns:wp="http://schemas.openxmlformats.org/drawingml/2006/wordprocessingDrawing" xmlns:w10="urn:schemas-microsoft-com:office:word" xmlns:w="http://schemas.openxmlformats.org/wordprocessingml/2006/main" xmlns:w14="http://schemas.microsoft.com/office/word/2010/wordml" xmlns:w15="http://schemas.microsoft.com/office/word/2012/wordml" xmlns:w16cid="http://schemas.microsoft.com/office/word/2016/wordml/cid" xmlns:w16se="http://schemas.microsoft.com/office/word/2015/wordml/symex" xmlns:wpg="http://schemas.microsoft.com/office/word/2010/wordprocessingGroup" xmlns:wpi="http://schemas.microsoft.com/office/word/2010/wordprocessingInk" xmlns:wne="http://schemas.microsoft.com/office/word/2006/wordml" xmlns:wps="http://schemas.microsoft.com/office/word/2010/wordprocessingShape" mc:Ignorable="w14 w15 w16se w16cid wp14">
   <w:endnote w:type="separator" w:id="-1">
     <w:p>
       <w:pPr>
@@ -15290,7 +15819,7 @@
 </file>
 
 <file path=word/footer1.xml><?xml version="1.0" encoding="utf-8"?>
-<w:ftr xmlns:wpc="http://schemas.microsoft.com/office/word/2010/wordprocessingCanvas" xmlns:cx="http://schemas.microsoft.com/office/drawing/2014/chartex" xmlns:cx1="http://schemas.microsoft.com/office/drawing/2015/9/8/chartex" xmlns:cx2="http://schemas.microsoft.com/office/drawing/2015/10/21/chartex" xmlns:cx3="http://schemas.microsoft.com/office/drawing/2016/5/9/chartex" xmlns:cx4="http://schemas.microsoft.com/office/drawing/2016/5/10/chartex" xmlns:cx5="http://schemas.microsoft.com/office/drawing/2016/5/11/chartex" xmlns:cx6="http://schemas.microsoft.com/office/drawing/2016/5/12/chartex" xmlns:cx7="http://schemas.microsoft.com/office/drawing/2016/5/13/chartex" xmlns:cx8="http://schemas.microsoft.com/office/drawing/2016/5/14/chartex" xmlns:mc="http://schemas.openxmlformats.org/markup-compatibility/2006" xmlns:aink="http://schemas.microsoft.com/office/drawing/2016/ink" xmlns:am3d="http://schemas.microsoft.com/office/drawing/2017/model3d" xmlns:o="urn:schemas-microsoft-com:office:office" xmlns:r="http://schemas.openxmlformats.org/officeDocument/2006/relationships" xmlns:m="http://schemas.openxmlformats.org/officeDocument/2006/math" xmlns:v="urn:schemas-microsoft-com:vml" xmlns:wp14="http://schemas.microsoft.com/office/word/2010/wordprocessingDrawing" xmlns:wp="http://schemas.openxmlformats.org/drawingml/2006/wordprocessingDrawing" xmlns:w10="urn:schemas-microsoft-com:office:word" xmlns:w="http://schemas.openxmlformats.org/wordprocessingml/2006/main" xmlns:w14="http://schemas.microsoft.com/office/word/2010/wordml" xmlns:w15="http://schemas.microsoft.com/office/word/2012/wordml" xmlns:w16cex="http://schemas.microsoft.com/office/word/2018/wordml/cex" xmlns:w16cid="http://schemas.microsoft.com/office/word/2016/wordml/cid" xmlns:w16="http://schemas.microsoft.com/office/word/2018/wordml" xmlns:w16sdtdh="http://schemas.microsoft.com/office/word/2020/wordml/sdtdatahash" xmlns:w16se="http://schemas.microsoft.com/office/word/2015/wordml/symex" xmlns:wpg="http://schemas.microsoft.com/office/word/2010/wordprocessingGroup" xmlns:wpi="http://schemas.microsoft.com/office/word/2010/wordprocessingInk" xmlns:wne="http://schemas.microsoft.com/office/word/2006/wordml" xmlns:wps="http://schemas.microsoft.com/office/word/2010/wordprocessingShape" mc:Ignorable="w14 w15 w16se w16cid w16 w16cex w16sdtdh wp14">
+<w:ftr xmlns:wpc="http://schemas.microsoft.com/office/word/2010/wordprocessingCanvas" xmlns:cx="http://schemas.microsoft.com/office/drawing/2014/chartex" xmlns:cx1="http://schemas.microsoft.com/office/drawing/2015/9/8/chartex" xmlns:cx2="http://schemas.microsoft.com/office/drawing/2015/10/21/chartex" xmlns:cx3="http://schemas.microsoft.com/office/drawing/2016/5/9/chartex" xmlns:cx4="http://schemas.microsoft.com/office/drawing/2016/5/10/chartex" xmlns:cx5="http://schemas.microsoft.com/office/drawing/2016/5/11/chartex" xmlns:cx6="http://schemas.microsoft.com/office/drawing/2016/5/12/chartex" xmlns:cx7="http://schemas.microsoft.com/office/drawing/2016/5/13/chartex" xmlns:cx8="http://schemas.microsoft.com/office/drawing/2016/5/14/chartex" xmlns:mc="http://schemas.openxmlformats.org/markup-compatibility/2006" xmlns:aink="http://schemas.microsoft.com/office/drawing/2016/ink" xmlns:am3d="http://schemas.microsoft.com/office/drawing/2017/model3d" xmlns:o="urn:schemas-microsoft-com:office:office" xmlns:r="http://schemas.openxmlformats.org/officeDocument/2006/relationships" xmlns:m="http://schemas.openxmlformats.org/officeDocument/2006/math" xmlns:v="urn:schemas-microsoft-com:vml" xmlns:wp14="http://schemas.microsoft.com/office/word/2010/wordprocessingDrawing" xmlns:wp="http://schemas.openxmlformats.org/drawingml/2006/wordprocessingDrawing" xmlns:w10="urn:schemas-microsoft-com:office:word" xmlns:w="http://schemas.openxmlformats.org/wordprocessingml/2006/main" xmlns:w14="http://schemas.microsoft.com/office/word/2010/wordml" xmlns:w15="http://schemas.microsoft.com/office/word/2012/wordml" xmlns:w16cid="http://schemas.microsoft.com/office/word/2016/wordml/cid" xmlns:w16se="http://schemas.microsoft.com/office/word/2015/wordml/symex" xmlns:wpg="http://schemas.microsoft.com/office/word/2010/wordprocessingGroup" xmlns:wpi="http://schemas.microsoft.com/office/word/2010/wordprocessingInk" xmlns:wne="http://schemas.microsoft.com/office/word/2006/wordml" xmlns:wps="http://schemas.microsoft.com/office/word/2010/wordprocessingShape" mc:Ignorable="w14 w15 w16se w16cid wp14">
   <w:sdt>
     <w:sdtPr>
       <w:id w:val="-1014383162"/>
@@ -15299,7 +15828,6 @@
         <w:docPartUnique/>
       </w:docPartObj>
     </w:sdtPr>
-    <w:sdtEndPr/>
     <w:sdtContent>
       <w:p>
         <w:pPr>
@@ -15337,7 +15865,7 @@
 </file>
 
 <file path=word/footnotes.xml><?xml version="1.0" encoding="utf-8"?>
-<w:footnotes xmlns:wpc="http://schemas.microsoft.com/office/word/2010/wordprocessingCanvas" xmlns:cx="http://schemas.microsoft.com/office/drawing/2014/chartex" xmlns:cx1="http://schemas.microsoft.com/office/drawing/2015/9/8/chartex" xmlns:cx2="http://schemas.microsoft.com/office/drawing/2015/10/21/chartex" xmlns:cx3="http://schemas.microsoft.com/office/drawing/2016/5/9/chartex" xmlns:cx4="http://schemas.microsoft.com/office/drawing/2016/5/10/chartex" xmlns:cx5="http://schemas.microsoft.com/office/drawing/2016/5/11/chartex" xmlns:cx6="http://schemas.microsoft.com/office/drawing/2016/5/12/chartex" xmlns:cx7="http://schemas.microsoft.com/office/drawing/2016/5/13/chartex" xmlns:cx8="http://schemas.microsoft.com/office/drawing/2016/5/14/chartex" xmlns:mc="http://schemas.openxmlformats.org/markup-compatibility/2006" xmlns:aink="http://schemas.microsoft.com/office/drawing/2016/ink" xmlns:am3d="http://schemas.microsoft.com/office/drawing/2017/model3d" xmlns:o="urn:schemas-microsoft-com:office:office" xmlns:r="http://schemas.openxmlformats.org/officeDocument/2006/relationships" xmlns:m="http://schemas.openxmlformats.org/officeDocument/2006/math" xmlns:v="urn:schemas-microsoft-com:vml" xmlns:wp14="http://schemas.microsoft.com/office/word/2010/wordprocessingDrawing" xmlns:wp="http://schemas.openxmlformats.org/drawingml/2006/wordprocessingDrawing" xmlns:w10="urn:schemas-microsoft-com:office:word" xmlns:w="http://schemas.openxmlformats.org/wordprocessingml/2006/main" xmlns:w14="http://schemas.microsoft.com/office/word/2010/wordml" xmlns:w15="http://schemas.microsoft.com/office/word/2012/wordml" xmlns:w16cex="http://schemas.microsoft.com/office/word/2018/wordml/cex" xmlns:w16cid="http://schemas.microsoft.com/office/word/2016/wordml/cid" xmlns:w16="http://schemas.microsoft.com/office/word/2018/wordml" xmlns:w16sdtdh="http://schemas.microsoft.com/office/word/2020/wordml/sdtdatahash" xmlns:w16se="http://schemas.microsoft.com/office/word/2015/wordml/symex" xmlns:wpg="http://schemas.microsoft.com/office/word/2010/wordprocessingGroup" xmlns:wpi="http://schemas.microsoft.com/office/word/2010/wordprocessingInk" xmlns:wne="http://schemas.microsoft.com/office/word/2006/wordml" xmlns:wps="http://schemas.microsoft.com/office/word/2010/wordprocessingShape" mc:Ignorable="w14 w15 w16se w16cid w16 w16cex w16sdtdh wp14">
+<w:footnotes xmlns:wpc="http://schemas.microsoft.com/office/word/2010/wordprocessingCanvas" xmlns:cx="http://schemas.microsoft.com/office/drawing/2014/chartex" xmlns:cx1="http://schemas.microsoft.com/office/drawing/2015/9/8/chartex" xmlns:cx2="http://schemas.microsoft.com/office/drawing/2015/10/21/chartex" xmlns:cx3="http://schemas.microsoft.com/office/drawing/2016/5/9/chartex" xmlns:cx4="http://schemas.microsoft.com/office/drawing/2016/5/10/chartex" xmlns:cx5="http://schemas.microsoft.com/office/drawing/2016/5/11/chartex" xmlns:cx6="http://schemas.microsoft.com/office/drawing/2016/5/12/chartex" xmlns:cx7="http://schemas.microsoft.com/office/drawing/2016/5/13/chartex" xmlns:cx8="http://schemas.microsoft.com/office/drawing/2016/5/14/chartex" xmlns:mc="http://schemas.openxmlformats.org/markup-compatibility/2006" xmlns:aink="http://schemas.microsoft.com/office/drawing/2016/ink" xmlns:am3d="http://schemas.microsoft.com/office/drawing/2017/model3d" xmlns:o="urn:schemas-microsoft-com:office:office" xmlns:r="http://schemas.openxmlformats.org/officeDocument/2006/relationships" xmlns:m="http://schemas.openxmlformats.org/officeDocument/2006/math" xmlns:v="urn:schemas-microsoft-com:vml" xmlns:wp14="http://schemas.microsoft.com/office/word/2010/wordprocessingDrawing" xmlns:wp="http://schemas.openxmlformats.org/drawingml/2006/wordprocessingDrawing" xmlns:w10="urn:schemas-microsoft-com:office:word" xmlns:w="http://schemas.openxmlformats.org/wordprocessingml/2006/main" xmlns:w14="http://schemas.microsoft.com/office/word/2010/wordml" xmlns:w15="http://schemas.microsoft.com/office/word/2012/wordml" xmlns:w16cid="http://schemas.microsoft.com/office/word/2016/wordml/cid" xmlns:w16se="http://schemas.microsoft.com/office/word/2015/wordml/symex" xmlns:wpg="http://schemas.microsoft.com/office/word/2010/wordprocessingGroup" xmlns:wpi="http://schemas.microsoft.com/office/word/2010/wordprocessingInk" xmlns:wne="http://schemas.microsoft.com/office/word/2006/wordml" xmlns:wps="http://schemas.microsoft.com/office/word/2010/wordprocessingShape" mc:Ignorable="w14 w15 w16se w16cid wp14">
   <w:footnote w:type="separator" w:id="-1">
     <w:p>
       <w:pPr>
@@ -15362,7 +15890,7 @@
 </file>
 
 <file path=word/header1.xml><?xml version="1.0" encoding="utf-8"?>
-<w:hdr xmlns:wpc="http://schemas.microsoft.com/office/word/2010/wordprocessingCanvas" xmlns:cx="http://schemas.microsoft.com/office/drawing/2014/chartex" xmlns:cx1="http://schemas.microsoft.com/office/drawing/2015/9/8/chartex" xmlns:cx2="http://schemas.microsoft.com/office/drawing/2015/10/21/chartex" xmlns:cx3="http://schemas.microsoft.com/office/drawing/2016/5/9/chartex" xmlns:cx4="http://schemas.microsoft.com/office/drawing/2016/5/10/chartex" xmlns:cx5="http://schemas.microsoft.com/office/drawing/2016/5/11/chartex" xmlns:cx6="http://schemas.microsoft.com/office/drawing/2016/5/12/chartex" xmlns:cx7="http://schemas.microsoft.com/office/drawing/2016/5/13/chartex" xmlns:cx8="http://schemas.microsoft.com/office/drawing/2016/5/14/chartex" xmlns:mc="http://schemas.openxmlformats.org/markup-compatibility/2006" xmlns:aink="http://schemas.microsoft.com/office/drawing/2016/ink" xmlns:am3d="http://schemas.microsoft.com/office/drawing/2017/model3d" xmlns:o="urn:schemas-microsoft-com:office:office" xmlns:r="http://schemas.openxmlformats.org/officeDocument/2006/relationships" xmlns:m="http://schemas.openxmlformats.org/officeDocument/2006/math" xmlns:v="urn:schemas-microsoft-com:vml" xmlns:wp14="http://schemas.microsoft.com/office/word/2010/wordprocessingDrawing" xmlns:wp="http://schemas.openxmlformats.org/drawingml/2006/wordprocessingDrawing" xmlns:w10="urn:schemas-microsoft-com:office:word" xmlns:w="http://schemas.openxmlformats.org/wordprocessingml/2006/main" xmlns:w14="http://schemas.microsoft.com/office/word/2010/wordml" xmlns:w15="http://schemas.microsoft.com/office/word/2012/wordml" xmlns:w16cex="http://schemas.microsoft.com/office/word/2018/wordml/cex" xmlns:w16cid="http://schemas.microsoft.com/office/word/2016/wordml/cid" xmlns:w16="http://schemas.microsoft.com/office/word/2018/wordml" xmlns:w16sdtdh="http://schemas.microsoft.com/office/word/2020/wordml/sdtdatahash" xmlns:w16se="http://schemas.microsoft.com/office/word/2015/wordml/symex" xmlns:wpg="http://schemas.microsoft.com/office/word/2010/wordprocessingGroup" xmlns:wpi="http://schemas.microsoft.com/office/word/2010/wordprocessingInk" xmlns:wne="http://schemas.microsoft.com/office/word/2006/wordml" xmlns:wps="http://schemas.microsoft.com/office/word/2010/wordprocessingShape" mc:Ignorable="w14 w15 w16se w16cid w16 w16cex w16sdtdh wp14">
+<w:hdr xmlns:wpc="http://schemas.microsoft.com/office/word/2010/wordprocessingCanvas" xmlns:cx="http://schemas.microsoft.com/office/drawing/2014/chartex" xmlns:cx1="http://schemas.microsoft.com/office/drawing/2015/9/8/chartex" xmlns:cx2="http://schemas.microsoft.com/office/drawing/2015/10/21/chartex" xmlns:cx3="http://schemas.microsoft.com/office/drawing/2016/5/9/chartex" xmlns:cx4="http://schemas.microsoft.com/office/drawing/2016/5/10/chartex" xmlns:cx5="http://schemas.microsoft.com/office/drawing/2016/5/11/chartex" xmlns:cx6="http://schemas.microsoft.com/office/drawing/2016/5/12/chartex" xmlns:cx7="http://schemas.microsoft.com/office/drawing/2016/5/13/chartex" xmlns:cx8="http://schemas.microsoft.com/office/drawing/2016/5/14/chartex" xmlns:mc="http://schemas.openxmlformats.org/markup-compatibility/2006" xmlns:aink="http://schemas.microsoft.com/office/drawing/2016/ink" xmlns:am3d="http://schemas.microsoft.com/office/drawing/2017/model3d" xmlns:o="urn:schemas-microsoft-com:office:office" xmlns:r="http://schemas.openxmlformats.org/officeDocument/2006/relationships" xmlns:m="http://schemas.openxmlformats.org/officeDocument/2006/math" xmlns:v="urn:schemas-microsoft-com:vml" xmlns:wp14="http://schemas.microsoft.com/office/word/2010/wordprocessingDrawing" xmlns:wp="http://schemas.openxmlformats.org/drawingml/2006/wordprocessingDrawing" xmlns:w10="urn:schemas-microsoft-com:office:word" xmlns:w="http://schemas.openxmlformats.org/wordprocessingml/2006/main" xmlns:w14="http://schemas.microsoft.com/office/word/2010/wordml" xmlns:w15="http://schemas.microsoft.com/office/word/2012/wordml" xmlns:w16cid="http://schemas.microsoft.com/office/word/2016/wordml/cid" xmlns:w16se="http://schemas.microsoft.com/office/word/2015/wordml/symex" xmlns:wpg="http://schemas.microsoft.com/office/word/2010/wordprocessingGroup" xmlns:wpi="http://schemas.microsoft.com/office/word/2010/wordprocessingInk" xmlns:wne="http://schemas.microsoft.com/office/word/2006/wordml" xmlns:wps="http://schemas.microsoft.com/office/word/2010/wordprocessingShape" mc:Ignorable="w14 w15 w16se w16cid wp14">
   <w:p>
     <w:pPr>
       <w:pStyle w:val="Encabezado"/>
@@ -15382,7 +15910,7 @@
 </file>
 
 <file path=word/numbering.xml><?xml version="1.0" encoding="utf-8"?>
-<w:numbering xmlns:wpc="http://schemas.microsoft.com/office/word/2010/wordprocessingCanvas" xmlns:cx="http://schemas.microsoft.com/office/drawing/2014/chartex" xmlns:cx1="http://schemas.microsoft.com/office/drawing/2015/9/8/chartex" xmlns:cx2="http://schemas.microsoft.com/office/drawing/2015/10/21/chartex" xmlns:cx3="http://schemas.microsoft.com/office/drawing/2016/5/9/chartex" xmlns:cx4="http://schemas.microsoft.com/office/drawing/2016/5/10/chartex" xmlns:cx5="http://schemas.microsoft.com/office/drawing/2016/5/11/chartex" xmlns:cx6="http://schemas.microsoft.com/office/drawing/2016/5/12/chartex" xmlns:cx7="http://schemas.microsoft.com/office/drawing/2016/5/13/chartex" xmlns:cx8="http://schemas.microsoft.com/office/drawing/2016/5/14/chartex" xmlns:mc="http://schemas.openxmlformats.org/markup-compatibility/2006" xmlns:aink="http://schemas.microsoft.com/office/drawing/2016/ink" xmlns:am3d="http://schemas.microsoft.com/office/drawing/2017/model3d" xmlns:o="urn:schemas-microsoft-com:office:office" xmlns:r="http://schemas.openxmlformats.org/officeDocument/2006/relationships" xmlns:m="http://schemas.openxmlformats.org/officeDocument/2006/math" xmlns:v="urn:schemas-microsoft-com:vml" xmlns:wp14="http://schemas.microsoft.com/office/word/2010/wordprocessingDrawing" xmlns:wp="http://schemas.openxmlformats.org/drawingml/2006/wordprocessingDrawing" xmlns:w10="urn:schemas-microsoft-com:office:word" xmlns:w="http://schemas.openxmlformats.org/wordprocessingml/2006/main" xmlns:w14="http://schemas.microsoft.com/office/word/2010/wordml" xmlns:w15="http://schemas.microsoft.com/office/word/2012/wordml" xmlns:w16cex="http://schemas.microsoft.com/office/word/2018/wordml/cex" xmlns:w16cid="http://schemas.microsoft.com/office/word/2016/wordml/cid" xmlns:w16="http://schemas.microsoft.com/office/word/2018/wordml" xmlns:w16sdtdh="http://schemas.microsoft.com/office/word/2020/wordml/sdtdatahash" xmlns:w16se="http://schemas.microsoft.com/office/word/2015/wordml/symex" xmlns:wpg="http://schemas.microsoft.com/office/word/2010/wordprocessingGroup" xmlns:wpi="http://schemas.microsoft.com/office/word/2010/wordprocessingInk" xmlns:wne="http://schemas.microsoft.com/office/word/2006/wordml" xmlns:wps="http://schemas.microsoft.com/office/word/2010/wordprocessingShape" mc:Ignorable="w14 w15 w16se w16cid w16 w16cex w16sdtdh wp14">
+<w:numbering xmlns:wpc="http://schemas.microsoft.com/office/word/2010/wordprocessingCanvas" xmlns:cx="http://schemas.microsoft.com/office/drawing/2014/chartex" xmlns:cx1="http://schemas.microsoft.com/office/drawing/2015/9/8/chartex" xmlns:cx2="http://schemas.microsoft.com/office/drawing/2015/10/21/chartex" xmlns:cx3="http://schemas.microsoft.com/office/drawing/2016/5/9/chartex" xmlns:cx4="http://schemas.microsoft.com/office/drawing/2016/5/10/chartex" xmlns:cx5="http://schemas.microsoft.com/office/drawing/2016/5/11/chartex" xmlns:cx6="http://schemas.microsoft.com/office/drawing/2016/5/12/chartex" xmlns:cx7="http://schemas.microsoft.com/office/drawing/2016/5/13/chartex" xmlns:cx8="http://schemas.microsoft.com/office/drawing/2016/5/14/chartex" xmlns:mc="http://schemas.openxmlformats.org/markup-compatibility/2006" xmlns:aink="http://schemas.microsoft.com/office/drawing/2016/ink" xmlns:am3d="http://schemas.microsoft.com/office/drawing/2017/model3d" xmlns:o="urn:schemas-microsoft-com:office:office" xmlns:r="http://schemas.openxmlformats.org/officeDocument/2006/relationships" xmlns:m="http://schemas.openxmlformats.org/officeDocument/2006/math" xmlns:v="urn:schemas-microsoft-com:vml" xmlns:wp14="http://schemas.microsoft.com/office/word/2010/wordprocessingDrawing" xmlns:wp="http://schemas.openxmlformats.org/drawingml/2006/wordprocessingDrawing" xmlns:w10="urn:schemas-microsoft-com:office:word" xmlns:w="http://schemas.openxmlformats.org/wordprocessingml/2006/main" xmlns:w14="http://schemas.microsoft.com/office/word/2010/wordml" xmlns:w15="http://schemas.microsoft.com/office/word/2012/wordml" xmlns:w16cid="http://schemas.microsoft.com/office/word/2016/wordml/cid" xmlns:w16se="http://schemas.microsoft.com/office/word/2015/wordml/symex" xmlns:wpg="http://schemas.microsoft.com/office/word/2010/wordprocessingGroup" xmlns:wpi="http://schemas.microsoft.com/office/word/2010/wordprocessingInk" xmlns:wne="http://schemas.microsoft.com/office/word/2006/wordml" xmlns:wps="http://schemas.microsoft.com/office/word/2010/wordprocessingShape" mc:Ignorable="w14 w15 w16se w16cid wp14">
   <w:abstractNum w:abstractNumId="0" w15:restartNumberingAfterBreak="0">
     <w:nsid w:val="19A92225"/>
     <w:multiLevelType w:val="hybridMultilevel"/>
@@ -16316,7 +16844,7 @@
 </file>
 
 <file path=word/styles.xml><?xml version="1.0" encoding="utf-8"?>
-<w:styles xmlns:mc="http://schemas.openxmlformats.org/markup-compatibility/2006" xmlns:r="http://schemas.openxmlformats.org/officeDocument/2006/relationships" xmlns:w="http://schemas.openxmlformats.org/wordprocessingml/2006/main" xmlns:w14="http://schemas.microsoft.com/office/word/2010/wordml" xmlns:w15="http://schemas.microsoft.com/office/word/2012/wordml" xmlns:w16cex="http://schemas.microsoft.com/office/word/2018/wordml/cex" xmlns:w16cid="http://schemas.microsoft.com/office/word/2016/wordml/cid" xmlns:w16="http://schemas.microsoft.com/office/word/2018/wordml" xmlns:w16sdtdh="http://schemas.microsoft.com/office/word/2020/wordml/sdtdatahash" xmlns:w16se="http://schemas.microsoft.com/office/word/2015/wordml/symex" mc:Ignorable="w14 w15 w16se w16cid w16 w16cex w16sdtdh">
+<w:styles xmlns:mc="http://schemas.openxmlformats.org/markup-compatibility/2006" xmlns:r="http://schemas.openxmlformats.org/officeDocument/2006/relationships" xmlns:w="http://schemas.openxmlformats.org/wordprocessingml/2006/main" xmlns:w14="http://schemas.microsoft.com/office/word/2010/wordml" xmlns:w15="http://schemas.microsoft.com/office/word/2012/wordml" xmlns:w16cid="http://schemas.microsoft.com/office/word/2016/wordml/cid" xmlns:w16se="http://schemas.microsoft.com/office/word/2015/wordml/symex" mc:Ignorable="w14 w15 w16se w16cid">
   <w:docDefaults>
     <w:rPrDefault>
       <w:rPr>
@@ -16332,7 +16860,7 @@
       </w:pPr>
     </w:pPrDefault>
   </w:docDefaults>
-  <w:latentStyles w:defLockedState="0" w:defUIPriority="99" w:defSemiHidden="0" w:defUnhideWhenUsed="0" w:defQFormat="0" w:count="376">
+  <w:latentStyles w:defLockedState="0" w:defUIPriority="99" w:defSemiHidden="0" w:defUnhideWhenUsed="0" w:defQFormat="0" w:count="375">
     <w:lsdException w:name="Normal" w:uiPriority="0" w:qFormat="1"/>
     <w:lsdException w:name="heading 1" w:uiPriority="9" w:qFormat="1"/>
     <w:lsdException w:name="heading 2" w:semiHidden="1" w:uiPriority="9" w:unhideWhenUsed="1" w:qFormat="1"/>
@@ -16708,7 +17236,6 @@
     <w:lsdException w:name="Smart Hyperlink" w:semiHidden="1" w:unhideWhenUsed="1"/>
     <w:lsdException w:name="Hashtag" w:semiHidden="1" w:unhideWhenUsed="1"/>
     <w:lsdException w:name="Unresolved Mention" w:semiHidden="1" w:unhideWhenUsed="1"/>
-    <w:lsdException w:name="Smart Link" w:semiHidden="1" w:unhideWhenUsed="1"/>
   </w:latentStyles>
   <w:style w:type="paragraph" w:default="1" w:styleId="Normal">
     <w:name w:val="Normal"/>
@@ -16785,6 +17312,7 @@
   <w:style w:type="character" w:default="1" w:styleId="Fuentedeprrafopredeter">
     <w:name w:val="Default Paragraph Font"/>
     <w:uiPriority w:val="1"/>
+    <w:semiHidden/>
     <w:unhideWhenUsed/>
   </w:style>
   <w:style w:type="table" w:default="1" w:styleId="Tablanormal">
@@ -16807,6 +17335,45 @@
     <w:uiPriority w:val="99"/>
     <w:semiHidden/>
     <w:unhideWhenUsed/>
+  </w:style>
+  <w:style w:type="character" w:customStyle="1" w:styleId="Ttulo1Car">
+    <w:name w:val="Título 1 Car"/>
+    <w:basedOn w:val="Fuentedeprrafopredeter"/>
+    <w:link w:val="Ttulo1"/>
+    <w:uiPriority w:val="9"/>
+    <w:rsid w:val="003D7FD1"/>
+    <w:rPr>
+      <w:rFonts w:ascii="Times New Roman" w:eastAsiaTheme="majorEastAsia" w:hAnsi="Times New Roman" w:cstheme="majorBidi"/>
+      <w:b/>
+      <w:sz w:val="24"/>
+      <w:szCs w:val="32"/>
+    </w:rPr>
+  </w:style>
+  <w:style w:type="character" w:customStyle="1" w:styleId="Ttulo2Car">
+    <w:name w:val="Título 2 Car"/>
+    <w:basedOn w:val="Fuentedeprrafopredeter"/>
+    <w:link w:val="Ttulo2"/>
+    <w:uiPriority w:val="9"/>
+    <w:rsid w:val="003D7FD1"/>
+    <w:rPr>
+      <w:rFonts w:ascii="Times New Roman" w:eastAsiaTheme="majorEastAsia" w:hAnsi="Times New Roman" w:cstheme="majorBidi"/>
+      <w:b/>
+      <w:sz w:val="24"/>
+      <w:szCs w:val="26"/>
+    </w:rPr>
+  </w:style>
+  <w:style w:type="character" w:customStyle="1" w:styleId="Ttulo3Car">
+    <w:name w:val="Título 3 Car"/>
+    <w:basedOn w:val="Fuentedeprrafopredeter"/>
+    <w:link w:val="Ttulo3"/>
+    <w:uiPriority w:val="9"/>
+    <w:rsid w:val="003D7FD1"/>
+    <w:rPr>
+      <w:rFonts w:ascii="Times New Roman" w:eastAsiaTheme="majorEastAsia" w:hAnsi="Times New Roman" w:cstheme="majorBidi"/>
+      <w:b/>
+      <w:sz w:val="24"/>
+      <w:szCs w:val="24"/>
+    </w:rPr>
   </w:style>
   <w:style w:type="paragraph" w:customStyle="1" w:styleId="Default">
     <w:name w:val="Default"/>
@@ -16893,19 +17460,6 @@
     <w:link w:val="Piedepgina"/>
     <w:uiPriority w:val="99"/>
     <w:rsid w:val="0070130A"/>
-  </w:style>
-  <w:style w:type="character" w:customStyle="1" w:styleId="Ttulo1Car">
-    <w:name w:val="Título 1 Car"/>
-    <w:basedOn w:val="Fuentedeprrafopredeter"/>
-    <w:link w:val="Ttulo1"/>
-    <w:uiPriority w:val="9"/>
-    <w:rsid w:val="003D7FD1"/>
-    <w:rPr>
-      <w:rFonts w:ascii="Times New Roman" w:eastAsiaTheme="majorEastAsia" w:hAnsi="Times New Roman" w:cstheme="majorBidi"/>
-      <w:b/>
-      <w:sz w:val="24"/>
-      <w:szCs w:val="32"/>
-    </w:rPr>
   </w:style>
   <w:style w:type="paragraph" w:styleId="TtuloTDC">
     <w:name w:val="TOC Heading"/>
@@ -17004,32 +17558,6 @@
       <w:sz w:val="36"/>
       <w:szCs w:val="20"/>
       <w:lang w:val="en-US"/>
-    </w:rPr>
-  </w:style>
-  <w:style w:type="character" w:customStyle="1" w:styleId="Ttulo2Car">
-    <w:name w:val="Título 2 Car"/>
-    <w:basedOn w:val="Fuentedeprrafopredeter"/>
-    <w:link w:val="Ttulo2"/>
-    <w:uiPriority w:val="9"/>
-    <w:rsid w:val="003D7FD1"/>
-    <w:rPr>
-      <w:rFonts w:ascii="Times New Roman" w:eastAsiaTheme="majorEastAsia" w:hAnsi="Times New Roman" w:cstheme="majorBidi"/>
-      <w:b/>
-      <w:sz w:val="24"/>
-      <w:szCs w:val="26"/>
-    </w:rPr>
-  </w:style>
-  <w:style w:type="character" w:customStyle="1" w:styleId="Ttulo3Car">
-    <w:name w:val="Título 3 Car"/>
-    <w:basedOn w:val="Fuentedeprrafopredeter"/>
-    <w:link w:val="Ttulo3"/>
-    <w:uiPriority w:val="9"/>
-    <w:rsid w:val="003D7FD1"/>
-    <w:rPr>
-      <w:rFonts w:ascii="Times New Roman" w:eastAsiaTheme="majorEastAsia" w:hAnsi="Times New Roman" w:cstheme="majorBidi"/>
-      <w:b/>
-      <w:sz w:val="24"/>
-      <w:szCs w:val="24"/>
     </w:rPr>
   </w:style>
   <w:style w:type="character" w:styleId="Mencinsinresolver">
@@ -17375,7 +17903,7 @@
 </file>
 
 <file path=customXml/itemProps1.xml><?xml version="1.0" encoding="utf-8"?>
-<ds:datastoreItem xmlns:ds="http://schemas.openxmlformats.org/officeDocument/2006/customXml" ds:itemID="{33B99833-93B7-45F1-898F-44A6D8362578}">
+<ds:datastoreItem xmlns:ds="http://schemas.openxmlformats.org/officeDocument/2006/customXml" ds:itemID="{5DCCC765-388A-4041-AF37-2666EE626DFB}">
   <ds:schemaRefs>
     <ds:schemaRef ds:uri="http://schemas.openxmlformats.org/officeDocument/2006/bibliography"/>
   </ds:schemaRefs>

--- a/FD03-EPIS-Informe Especificación Requerimientos.docx
+++ b/FD03-EPIS-Informe Especificación Requerimientos.docx
@@ -297,7 +297,17 @@
           <w:sz w:val="32"/>
           <w:szCs w:val="32"/>
         </w:rPr>
-        <w:t>Perú 2021</w:t>
+        <w:t>Perú 202</w:t>
+      </w:r>
+      <w:r>
+        <w:rPr>
+          <w:rFonts w:ascii="Times New Roman" w:eastAsia="Arial" w:hAnsi="Times New Roman" w:cs="Times New Roman"/>
+          <w:b/>
+          <w:bCs/>
+          <w:sz w:val="32"/>
+          <w:szCs w:val="32"/>
+        </w:rPr>
+        <w:t>6</w:t>
       </w:r>
       <w:r>
         <w:rPr>
@@ -5778,7 +5788,37 @@
           <w:b w:val="0"/>
           <w:bCs/>
         </w:rPr>
-        <w:t xml:space="preserve">El presente documento describe de manera detallada los requerimientos del sistema denominado Dashboard de análisis electoral y evaluación de planes de gobierno - Perú 2021. El objetivo del sistema es facilitar el análisis de información electoral mediante herramientas de inteligencia de negocios, específicamente a través de </w:t>
+        <w:t xml:space="preserve">El presente documento describe de manera detallada los requerimientos del sistema denominado Dashboard de análisis electoral y evaluación de planes de gobierno - Perú </w:t>
+      </w:r>
+      <w:proofErr w:type="gramStart"/>
+      <w:r>
+        <w:rPr>
+          <w:b w:val="0"/>
+          <w:bCs/>
+        </w:rPr>
+        <w:t>202</w:t>
+      </w:r>
+      <w:r>
+        <w:rPr>
+          <w:b w:val="0"/>
+          <w:bCs/>
+        </w:rPr>
+        <w:t xml:space="preserve">6 </w:t>
+      </w:r>
+      <w:r>
+        <w:rPr>
+          <w:b w:val="0"/>
+          <w:bCs/>
+        </w:rPr>
+        <w:t>.</w:t>
+      </w:r>
+      <w:proofErr w:type="gramEnd"/>
+      <w:r>
+        <w:rPr>
+          <w:b w:val="0"/>
+          <w:bCs/>
+        </w:rPr>
+        <w:t xml:space="preserve"> El objetivo del sistema es facilitar el análisis de información electoral mediante herramientas de inteligencia de negocios, específicamente a través de </w:t>
       </w:r>
       <w:proofErr w:type="spellStart"/>
       <w:r>
@@ -6516,7 +6556,21 @@
           <w:b w:val="0"/>
           <w:bCs/>
         </w:rPr>
-        <w:t>El proyecto contempla el desarrollo de un dashboard interactivo basado en datos de las Elecciones Generales del Perú 2021.</w:t>
+        <w:t>El proyecto contempla el desarrollo de un dashboard interactivo basado en datos de las Elecciones Generales del Perú 202</w:t>
+      </w:r>
+      <w:r>
+        <w:rPr>
+          <w:b w:val="0"/>
+          <w:bCs/>
+        </w:rPr>
+        <w:t>6</w:t>
+      </w:r>
+      <w:r>
+        <w:rPr>
+          <w:b w:val="0"/>
+          <w:bCs/>
+        </w:rPr>
+        <w:t>.</w:t>
       </w:r>
       <w:bookmarkEnd w:id="34"/>
     </w:p>
@@ -6712,7 +6766,21 @@
           <w:b w:val="0"/>
           <w:bCs/>
         </w:rPr>
-        <w:t xml:space="preserve"> Perú 2021 es viable desde diferentes perspectivas, las cuales han sido analizadas en el estudio de factibilidad.</w:t>
+        <w:t xml:space="preserve"> Perú 202</w:t>
+      </w:r>
+      <w:r>
+        <w:rPr>
+          <w:b w:val="0"/>
+          <w:bCs/>
+        </w:rPr>
+        <w:t>6</w:t>
+      </w:r>
+      <w:r>
+        <w:rPr>
+          <w:b w:val="0"/>
+          <w:bCs/>
+        </w:rPr>
+        <w:t xml:space="preserve"> es viable desde diferentes perspectivas, las cuales han sido analizadas en el estudio de factibilidad.</w:t>
       </w:r>
       <w:bookmarkEnd w:id="43"/>
     </w:p>
@@ -16828,7 +16896,7 @@
         <w:trPr>
           <w:gridAfter w:val="1"/>
           <w:wAfter w:w="146" w:type="dxa"/>
-          <w:trHeight w:val="408"/>
+          <w:trHeight w:val="450"/>
         </w:trPr>
         <w:tc>
           <w:tcPr>
@@ -37892,6 +37960,9 @@
         <w:ind w:left="708"/>
       </w:pPr>
       <w:r>
+        <w:rPr>
+          <w:noProof/>
+        </w:rPr>
         <w:drawing>
           <wp:inline distT="0" distB="0" distL="0" distR="0" wp14:anchorId="19C4F0AC" wp14:editId="2CE5A448">
             <wp:extent cx="5400040" cy="3011170"/>
@@ -38097,6 +38168,9 @@
         <w:ind w:left="2832"/>
       </w:pPr>
       <w:r>
+        <w:rPr>
+          <w:noProof/>
+        </w:rPr>
         <w:lastRenderedPageBreak/>
         <w:drawing>
           <wp:inline distT="0" distB="0" distL="0" distR="0" wp14:anchorId="73C2BF53" wp14:editId="2457ABF9">
@@ -38464,6 +38538,9 @@
         <w:ind w:left="708"/>
       </w:pPr>
       <w:r>
+        <w:rPr>
+          <w:noProof/>
+        </w:rPr>
         <w:drawing>
           <wp:inline distT="0" distB="0" distL="0" distR="0" wp14:anchorId="60B65E3B" wp14:editId="3F2D8B41">
             <wp:extent cx="4762500" cy="5179723"/>
@@ -38616,18 +38693,7 @@
                                 <w:iCs w:val="0"/>
                                 <w:color w:val="auto"/>
                               </w:rPr>
-                              <w:t>Secuencia</w:t>
-                            </w:r>
-                            <w:r>
-                              <w:rPr>
-                                <w:rFonts w:ascii="Times New Roman" w:hAnsi="Times New Roman" w:cs="Times New Roman"/>
-                                <w:b/>
-                                <w:bCs/>
-                                <w:i w:val="0"/>
-                                <w:iCs w:val="0"/>
-                                <w:color w:val="auto"/>
-                              </w:rPr>
-                              <w:t xml:space="preserve"> </w:t>
+                              <w:t xml:space="preserve">Secuencia </w:t>
                             </w:r>
                           </w:p>
                           <w:p>
@@ -38967,6 +39033,9 @@
     </w:p>
     <w:p>
       <w:r>
+        <w:rPr>
+          <w:noProof/>
+        </w:rPr>
         <w:drawing>
           <wp:anchor distT="0" distB="0" distL="114300" distR="114300" simplePos="0" relativeHeight="251675648" behindDoc="1" locked="0" layoutInCell="1" allowOverlap="1" wp14:anchorId="77DEE2AC" wp14:editId="2CB6FE22">
             <wp:simplePos x="0" y="0"/>
@@ -39217,18 +39286,7 @@
                                 <w:iCs w:val="0"/>
                                 <w:color w:val="auto"/>
                               </w:rPr>
-                              <w:t>Clases</w:t>
-                            </w:r>
-                            <w:r>
-                              <w:rPr>
-                                <w:rFonts w:ascii="Times New Roman" w:hAnsi="Times New Roman" w:cs="Times New Roman"/>
-                                <w:b/>
-                                <w:bCs/>
-                                <w:i w:val="0"/>
-                                <w:iCs w:val="0"/>
-                                <w:color w:val="auto"/>
-                              </w:rPr>
-                              <w:t xml:space="preserve"> </w:t>
+                              <w:t xml:space="preserve">Clases </w:t>
                             </w:r>
                           </w:p>
                           <w:p>
@@ -40861,6 +40919,7 @@
     <w:lsdException w:name="HTML Sample" w:semiHidden="1" w:unhideWhenUsed="1"/>
     <w:lsdException w:name="HTML Typewriter" w:semiHidden="1" w:unhideWhenUsed="1"/>
     <w:lsdException w:name="HTML Variable" w:semiHidden="1" w:unhideWhenUsed="1"/>
+    <w:lsdException w:name="Normal Table" w:semiHidden="1" w:unhideWhenUsed="1"/>
     <w:lsdException w:name="annotation subject" w:semiHidden="1" w:unhideWhenUsed="1"/>
     <w:lsdException w:name="No List" w:semiHidden="1" w:unhideWhenUsed="1"/>
     <w:lsdException w:name="Outline List 1" w:semiHidden="1" w:unhideWhenUsed="1"/>
@@ -40907,8 +40966,10 @@
     <w:lsdException w:name="Table Subtle 2" w:semiHidden="1" w:unhideWhenUsed="1"/>
     <w:lsdException w:name="Table Web 1" w:semiHidden="1" w:unhideWhenUsed="1"/>
     <w:lsdException w:name="Table Web 2" w:semiHidden="1" w:unhideWhenUsed="1"/>
+    <w:lsdException w:name="Table Web 3" w:semiHidden="1" w:unhideWhenUsed="1"/>
     <w:lsdException w:name="Balloon Text" w:semiHidden="1" w:unhideWhenUsed="1"/>
     <w:lsdException w:name="Table Grid" w:uiPriority="39"/>
+    <w:lsdException w:name="Table Theme" w:semiHidden="1" w:unhideWhenUsed="1"/>
     <w:lsdException w:name="Placeholder Text" w:semiHidden="1"/>
     <w:lsdException w:name="No Spacing" w:uiPriority="1" w:qFormat="1"/>
     <w:lsdException w:name="Light Shading" w:uiPriority="60"/>
@@ -41205,6 +41266,7 @@
   <w:style w:type="character" w:default="1" w:styleId="Fuentedeprrafopredeter">
     <w:name w:val="Default Paragraph Font"/>
     <w:uiPriority w:val="1"/>
+    <w:semiHidden/>
     <w:unhideWhenUsed/>
   </w:style>
   <w:style w:type="table" w:default="1" w:styleId="Tablanormal">
